--- a/test/南钢调研总结.docx
+++ b/test/南钢调研总结.docx
@@ -3711,7 +3711,7 @@
         <w:spacing w:line="360" w:lineRule="auto"/>
         <w:ind w:firstLineChars="200" w:firstLine="480"/>
         <w:rPr>
-          <w:rFonts w:ascii="宋体" w:eastAsia="宋体" w:hAnsi="宋体"/>
+          <w:rFonts w:ascii="宋体" w:eastAsia="宋体" w:hAnsi="宋体" w:hint="eastAsia"/>
           <w:sz w:val="24"/>
           <w:szCs w:val="24"/>
         </w:rPr>
@@ -3827,210 +3827,15 @@
     <w:p>
       <w:pPr>
         <w:spacing w:line="360" w:lineRule="auto"/>
-        <w:ind w:firstLineChars="200" w:firstLine="480"/>
-        <w:rPr>
-          <w:rFonts w:ascii="宋体" w:eastAsia="宋体" w:hAnsi="宋体" w:hint="eastAsia"/>
-          <w:sz w:val="24"/>
-          <w:szCs w:val="24"/>
-        </w:rPr>
-      </w:pPr>
-      <w:r>
-        <w:rPr>
-          <w:rFonts w:ascii="宋体" w:eastAsia="宋体" w:hAnsi="宋体" w:hint="eastAsia"/>
-          <w:sz w:val="24"/>
-          <w:szCs w:val="24"/>
-        </w:rPr>
-        <w:t>1）</w:t>
-      </w:r>
-      <w:r>
-        <w:rPr>
-          <w:rFonts w:ascii="宋体" w:eastAsia="宋体" w:hAnsi="宋体" w:hint="eastAsia"/>
+        <w:ind w:firstLineChars="200" w:firstLine="482"/>
+        <w:rPr>
+          <w:rFonts w:ascii="宋体" w:eastAsia="宋体" w:hAnsi="宋体"/>
           <w:b/>
           <w:bCs/>
           <w:sz w:val="24"/>
           <w:szCs w:val="24"/>
         </w:rPr>
-        <w:t>资产构建与编目</w:t>
-      </w:r>
-      <w:r>
-        <w:rPr>
-          <w:rFonts w:ascii="宋体" w:eastAsia="宋体" w:hAnsi="宋体" w:hint="eastAsia"/>
-          <w:sz w:val="24"/>
-          <w:szCs w:val="24"/>
-        </w:rPr>
-        <w:t>：通过自动或手动方式，从各类数据源采集元数据</w:t>
-      </w:r>
-      <w:r>
-        <w:rPr>
-          <w:rFonts w:ascii="宋体" w:eastAsia="宋体" w:hAnsi="宋体" w:hint="eastAsia"/>
-          <w:sz w:val="24"/>
-          <w:szCs w:val="24"/>
-        </w:rPr>
-        <w:t>，例如</w:t>
-      </w:r>
-      <w:r>
-        <w:rPr>
-          <w:rFonts w:ascii="宋体" w:eastAsia="宋体" w:hAnsi="宋体" w:hint="eastAsia"/>
-          <w:sz w:val="24"/>
-          <w:szCs w:val="24"/>
-        </w:rPr>
-        <w:t>，</w:t>
-      </w:r>
-      <w:r>
-        <w:rPr>
-          <w:rFonts w:ascii="宋体" w:eastAsia="宋体" w:hAnsi="宋体" w:hint="eastAsia"/>
-          <w:sz w:val="24"/>
-          <w:szCs w:val="24"/>
-        </w:rPr>
-        <w:t>ODS层</w:t>
-      </w:r>
-      <w:r>
-        <w:rPr>
-          <w:rFonts w:ascii="宋体" w:eastAsia="宋体" w:hAnsi="宋体" w:hint="eastAsia"/>
-          <w:sz w:val="24"/>
-          <w:szCs w:val="24"/>
-        </w:rPr>
-        <w:t>的数据字段从上游来源同步元数据信息，DWD\DWS\ADS层的数据在数据开发人员进行数据建模的时候手动补充元数据信息</w:t>
-      </w:r>
-      <w:r>
-        <w:rPr>
-          <w:rFonts w:ascii="宋体" w:eastAsia="宋体" w:hAnsi="宋体" w:hint="eastAsia"/>
-          <w:sz w:val="24"/>
-          <w:szCs w:val="24"/>
-        </w:rPr>
-        <w:t>。</w:t>
-      </w:r>
-      <w:r>
-        <w:rPr>
-          <w:rFonts w:ascii="宋体" w:eastAsia="宋体" w:hAnsi="宋体" w:hint="eastAsia"/>
-          <w:sz w:val="24"/>
-          <w:szCs w:val="24"/>
-        </w:rPr>
-        <w:t>依据</w:t>
-      </w:r>
-      <w:r>
-        <w:rPr>
-          <w:rFonts w:ascii="宋体" w:eastAsia="宋体" w:hAnsi="宋体" w:hint="eastAsia"/>
-          <w:sz w:val="24"/>
-          <w:szCs w:val="24"/>
-        </w:rPr>
-        <w:t>DWD\DWS\ADS</w:t>
-      </w:r>
-      <w:r>
-        <w:rPr>
-          <w:rFonts w:ascii="宋体" w:eastAsia="宋体" w:hAnsi="宋体" w:hint="eastAsia"/>
-          <w:sz w:val="24"/>
-          <w:szCs w:val="24"/>
-        </w:rPr>
-        <w:t>等各</w:t>
-      </w:r>
-      <w:r>
-        <w:rPr>
-          <w:rFonts w:ascii="宋体" w:eastAsia="宋体" w:hAnsi="宋体" w:hint="eastAsia"/>
-          <w:sz w:val="24"/>
-          <w:szCs w:val="24"/>
-        </w:rPr>
-        <w:t>层</w:t>
-      </w:r>
-      <w:r>
-        <w:rPr>
-          <w:rFonts w:ascii="宋体" w:eastAsia="宋体" w:hAnsi="宋体" w:hint="eastAsia"/>
-          <w:sz w:val="24"/>
-          <w:szCs w:val="24"/>
-        </w:rPr>
-        <w:t>业务主题或部门等维度，构建分类目录。编目时会补全业务含义</w:t>
-      </w:r>
-      <w:r>
-        <w:rPr>
-          <w:rFonts w:ascii="宋体" w:eastAsia="宋体" w:hAnsi="宋体" w:hint="eastAsia"/>
-          <w:sz w:val="24"/>
-          <w:szCs w:val="24"/>
-        </w:rPr>
-        <w:t>（例如</w:t>
-      </w:r>
-      <w:r>
-        <w:rPr>
-          <w:rFonts w:ascii="宋体" w:eastAsia="宋体" w:hAnsi="宋体" w:hint="eastAsia"/>
-          <w:sz w:val="24"/>
-          <w:szCs w:val="24"/>
-        </w:rPr>
-        <w:t>，</w:t>
-      </w:r>
-      <w:r>
-        <w:rPr>
-          <w:rFonts w:ascii="宋体" w:eastAsia="宋体" w:hAnsi="宋体" w:hint="eastAsia"/>
-          <w:sz w:val="24"/>
-          <w:szCs w:val="24"/>
-        </w:rPr>
-        <w:t>字段中文含义</w:t>
-      </w:r>
-      <w:r>
-        <w:rPr>
-          <w:rFonts w:ascii="宋体" w:eastAsia="宋体" w:hAnsi="宋体" w:hint="eastAsia"/>
-          <w:sz w:val="24"/>
-          <w:szCs w:val="24"/>
-        </w:rPr>
-        <w:t>、</w:t>
-      </w:r>
-      <w:r>
-        <w:rPr>
-          <w:rFonts w:ascii="宋体" w:eastAsia="宋体" w:hAnsi="宋体" w:hint="eastAsia"/>
-          <w:sz w:val="24"/>
-          <w:szCs w:val="24"/>
-        </w:rPr>
-        <w:t>指标计算规则等）</w:t>
-      </w:r>
-      <w:r>
-        <w:rPr>
-          <w:rFonts w:ascii="宋体" w:eastAsia="宋体" w:hAnsi="宋体" w:hint="eastAsia"/>
-          <w:sz w:val="24"/>
-          <w:szCs w:val="24"/>
-        </w:rPr>
-        <w:t>和</w:t>
-      </w:r>
-      <w:r>
-        <w:rPr>
-          <w:rFonts w:ascii="宋体" w:eastAsia="宋体" w:hAnsi="宋体" w:hint="eastAsia"/>
-          <w:sz w:val="24"/>
-          <w:szCs w:val="24"/>
-        </w:rPr>
-        <w:t>管理属性</w:t>
-      </w:r>
-      <w:r>
-        <w:rPr>
-          <w:rFonts w:ascii="宋体" w:eastAsia="宋体" w:hAnsi="宋体" w:hint="eastAsia"/>
-          <w:sz w:val="24"/>
-          <w:szCs w:val="24"/>
-        </w:rPr>
-        <w:t>（例如，数据Owner、数据权限等）</w:t>
-      </w:r>
-      <w:r>
-        <w:rPr>
-          <w:rFonts w:ascii="宋体" w:eastAsia="宋体" w:hAnsi="宋体" w:hint="eastAsia"/>
-          <w:sz w:val="24"/>
-          <w:szCs w:val="24"/>
-        </w:rPr>
-        <w:t>等关键信息，形成标准化的资产清单。</w:t>
-      </w:r>
-    </w:p>
-    <w:p>
-      <w:pPr>
-        <w:spacing w:line="360" w:lineRule="auto"/>
-        <w:ind w:firstLineChars="200" w:firstLine="480"/>
-        <w:rPr>
-          <w:rFonts w:ascii="宋体" w:eastAsia="宋体" w:hAnsi="宋体" w:hint="eastAsia"/>
-          <w:sz w:val="24"/>
-          <w:szCs w:val="24"/>
-        </w:rPr>
-      </w:pPr>
-      <w:r>
-        <w:rPr>
-          <w:rFonts w:ascii="宋体" w:eastAsia="宋体" w:hAnsi="宋体" w:hint="eastAsia"/>
-          <w:sz w:val="24"/>
-          <w:szCs w:val="24"/>
-        </w:rPr>
-        <w:t>2）</w:t>
-      </w:r>
+      </w:pPr>
       <w:r>
         <w:rPr>
           <w:rFonts w:ascii="宋体" w:eastAsia="宋体" w:hAnsi="宋体" w:hint="eastAsia"/>
@@ -4039,34 +3844,7 @@
           <w:sz w:val="24"/>
           <w:szCs w:val="24"/>
         </w:rPr>
-        <w:t>资产发布与挂载</w:t>
-      </w:r>
-      <w:r>
-        <w:rPr>
-          <w:rFonts w:ascii="宋体" w:eastAsia="宋体" w:hAnsi="宋体" w:hint="eastAsia"/>
-          <w:sz w:val="24"/>
-          <w:szCs w:val="24"/>
-        </w:rPr>
-        <w:t>：已编目的数据资产需经过审核流程才能“上架”发布，并“挂载”到对应的目录下，关联其物理存储位置。对于不再适用的资产，也支持“下架”操作。</w:t>
-      </w:r>
-    </w:p>
-    <w:p>
-      <w:pPr>
-        <w:spacing w:line="360" w:lineRule="auto"/>
-        <w:ind w:firstLineChars="200" w:firstLine="480"/>
-        <w:rPr>
-          <w:rFonts w:ascii="宋体" w:eastAsia="宋体" w:hAnsi="宋体" w:hint="eastAsia"/>
-          <w:sz w:val="24"/>
-          <w:szCs w:val="24"/>
-        </w:rPr>
-      </w:pPr>
-      <w:r>
-        <w:rPr>
-          <w:rFonts w:ascii="宋体" w:eastAsia="宋体" w:hAnsi="宋体" w:hint="eastAsia"/>
-          <w:sz w:val="24"/>
-          <w:szCs w:val="24"/>
-        </w:rPr>
-        <w:t>3）</w:t>
+        <w:t>1.</w:t>
       </w:r>
       <w:r>
         <w:rPr>
@@ -4076,15 +3854,7 @@
           <w:sz w:val="24"/>
           <w:szCs w:val="24"/>
         </w:rPr>
-        <w:t>资产检索与发现</w:t>
-      </w:r>
-      <w:r>
-        <w:rPr>
-          <w:rFonts w:ascii="宋体" w:eastAsia="宋体" w:hAnsi="宋体" w:hint="eastAsia"/>
-          <w:sz w:val="24"/>
-          <w:szCs w:val="24"/>
-        </w:rPr>
-        <w:t>：提供多维度、智能化的搜索能力，业务人员可以通过关键词、目录导航等方式快速找到所需数据。资产详情页会清晰展示其业务、技术、管理及数据血缘等信息，帮助用户判断数据的可信度。</w:t>
+        <w:t>资产构建与编目</w:t>
       </w:r>
     </w:p>
     <w:p>
@@ -4092,36 +3862,310 @@
         <w:spacing w:line="360" w:lineRule="auto"/>
         <w:ind w:firstLineChars="200" w:firstLine="480"/>
         <w:rPr>
-          <w:rFonts w:ascii="宋体" w:eastAsia="宋体" w:hAnsi="宋体"/>
-          <w:sz w:val="24"/>
-          <w:szCs w:val="24"/>
-        </w:rPr>
-      </w:pPr>
-      <w:r>
-        <w:rPr>
-          <w:rFonts w:ascii="宋体" w:eastAsia="宋体" w:hAnsi="宋体" w:hint="eastAsia"/>
-          <w:sz w:val="24"/>
-          <w:szCs w:val="24"/>
-        </w:rPr>
-        <w:t>4）</w:t>
-      </w:r>
-      <w:r>
-        <w:rPr>
-          <w:rFonts w:ascii="宋体" w:eastAsia="宋体" w:hAnsi="宋体" w:hint="eastAsia"/>
+          <w:rFonts w:ascii="宋体" w:eastAsia="宋体" w:hAnsi="宋体" w:hint="eastAsia"/>
+          <w:sz w:val="24"/>
+          <w:szCs w:val="24"/>
+        </w:rPr>
+      </w:pPr>
+      <w:r>
+        <w:rPr>
+          <w:rFonts w:ascii="宋体" w:eastAsia="宋体" w:hAnsi="宋体" w:hint="eastAsia"/>
+          <w:sz w:val="24"/>
+          <w:szCs w:val="24"/>
+        </w:rPr>
+        <w:t>通过自动或手动方式，从各类数据源采集元数据</w:t>
+      </w:r>
+      <w:r>
+        <w:rPr>
+          <w:rFonts w:ascii="宋体" w:eastAsia="宋体" w:hAnsi="宋体" w:hint="eastAsia"/>
+          <w:sz w:val="24"/>
+          <w:szCs w:val="24"/>
+        </w:rPr>
+        <w:t>，例如</w:t>
+      </w:r>
+      <w:r>
+        <w:rPr>
+          <w:rFonts w:ascii="宋体" w:eastAsia="宋体" w:hAnsi="宋体" w:hint="eastAsia"/>
+          <w:sz w:val="24"/>
+          <w:szCs w:val="24"/>
+        </w:rPr>
+        <w:t>，</w:t>
+      </w:r>
+      <w:r>
+        <w:rPr>
+          <w:rFonts w:ascii="宋体" w:eastAsia="宋体" w:hAnsi="宋体" w:hint="eastAsia"/>
+          <w:sz w:val="24"/>
+          <w:szCs w:val="24"/>
+        </w:rPr>
+        <w:t>ODS层</w:t>
+      </w:r>
+      <w:r>
+        <w:rPr>
+          <w:rFonts w:ascii="宋体" w:eastAsia="宋体" w:hAnsi="宋体" w:hint="eastAsia"/>
+          <w:sz w:val="24"/>
+          <w:szCs w:val="24"/>
+        </w:rPr>
+        <w:t>的数据字段从上游来源同步元数据信息，DWD\DWS\ADS层的数据在数据开发人员进行数据建模的时候手动补充元数据信息</w:t>
+      </w:r>
+      <w:r>
+        <w:rPr>
+          <w:rFonts w:ascii="宋体" w:eastAsia="宋体" w:hAnsi="宋体" w:hint="eastAsia"/>
+          <w:sz w:val="24"/>
+          <w:szCs w:val="24"/>
+        </w:rPr>
+        <w:t>。</w:t>
+      </w:r>
+      <w:r>
+        <w:rPr>
+          <w:rFonts w:ascii="宋体" w:eastAsia="宋体" w:hAnsi="宋体" w:hint="eastAsia"/>
+          <w:sz w:val="24"/>
+          <w:szCs w:val="24"/>
+        </w:rPr>
+        <w:t>依据</w:t>
+      </w:r>
+      <w:r>
+        <w:rPr>
+          <w:rFonts w:ascii="宋体" w:eastAsia="宋体" w:hAnsi="宋体" w:hint="eastAsia"/>
+          <w:sz w:val="24"/>
+          <w:szCs w:val="24"/>
+        </w:rPr>
+        <w:t>DWD\DWS\ADS等各层</w:t>
+      </w:r>
+      <w:r>
+        <w:rPr>
+          <w:rFonts w:ascii="宋体" w:eastAsia="宋体" w:hAnsi="宋体" w:hint="eastAsia"/>
+          <w:sz w:val="24"/>
+          <w:szCs w:val="24"/>
+        </w:rPr>
+        <w:t>业务主题或部门等维度，构建分类目录。编目时会补全业务含义</w:t>
+      </w:r>
+      <w:r>
+        <w:rPr>
+          <w:rFonts w:ascii="宋体" w:eastAsia="宋体" w:hAnsi="宋体" w:hint="eastAsia"/>
+          <w:sz w:val="24"/>
+          <w:szCs w:val="24"/>
+        </w:rPr>
+        <w:t>（例如</w:t>
+      </w:r>
+      <w:r>
+        <w:rPr>
+          <w:rFonts w:ascii="宋体" w:eastAsia="宋体" w:hAnsi="宋体" w:hint="eastAsia"/>
+          <w:sz w:val="24"/>
+          <w:szCs w:val="24"/>
+        </w:rPr>
+        <w:t>，</w:t>
+      </w:r>
+      <w:r>
+        <w:rPr>
+          <w:rFonts w:ascii="宋体" w:eastAsia="宋体" w:hAnsi="宋体" w:hint="eastAsia"/>
+          <w:sz w:val="24"/>
+          <w:szCs w:val="24"/>
+        </w:rPr>
+        <w:t>字段中文含义</w:t>
+      </w:r>
+      <w:r>
+        <w:rPr>
+          <w:rFonts w:ascii="宋体" w:eastAsia="宋体" w:hAnsi="宋体" w:hint="eastAsia"/>
+          <w:sz w:val="24"/>
+          <w:szCs w:val="24"/>
+        </w:rPr>
+        <w:t>、</w:t>
+      </w:r>
+      <w:r>
+        <w:rPr>
+          <w:rFonts w:ascii="宋体" w:eastAsia="宋体" w:hAnsi="宋体" w:hint="eastAsia"/>
+          <w:sz w:val="24"/>
+          <w:szCs w:val="24"/>
+        </w:rPr>
+        <w:t>指标计算规则等）</w:t>
+      </w:r>
+      <w:r>
+        <w:rPr>
+          <w:rFonts w:ascii="宋体" w:eastAsia="宋体" w:hAnsi="宋体" w:hint="eastAsia"/>
+          <w:sz w:val="24"/>
+          <w:szCs w:val="24"/>
+        </w:rPr>
+        <w:t>和</w:t>
+      </w:r>
+      <w:r>
+        <w:rPr>
+          <w:rFonts w:ascii="宋体" w:eastAsia="宋体" w:hAnsi="宋体" w:hint="eastAsia"/>
+          <w:sz w:val="24"/>
+          <w:szCs w:val="24"/>
+        </w:rPr>
+        <w:t>管理属性</w:t>
+      </w:r>
+      <w:r>
+        <w:rPr>
+          <w:rFonts w:ascii="宋体" w:eastAsia="宋体" w:hAnsi="宋体" w:hint="eastAsia"/>
+          <w:sz w:val="24"/>
+          <w:szCs w:val="24"/>
+        </w:rPr>
+        <w:t>（例如，数据Owner、数据权限等）</w:t>
+      </w:r>
+      <w:r>
+        <w:rPr>
+          <w:rFonts w:ascii="宋体" w:eastAsia="宋体" w:hAnsi="宋体" w:hint="eastAsia"/>
+          <w:sz w:val="24"/>
+          <w:szCs w:val="24"/>
+        </w:rPr>
+        <w:t>等关键信息，形成标准化的资产清单。</w:t>
+      </w:r>
+    </w:p>
+    <w:p>
+      <w:pPr>
+        <w:spacing w:line="360" w:lineRule="auto"/>
+        <w:ind w:firstLineChars="200" w:firstLine="482"/>
+        <w:rPr>
+          <w:rFonts w:ascii="宋体" w:eastAsia="宋体" w:hAnsi="宋体"/>
           <w:b/>
           <w:bCs/>
           <w:sz w:val="24"/>
           <w:szCs w:val="24"/>
         </w:rPr>
+      </w:pPr>
+      <w:r>
+        <w:rPr>
+          <w:rFonts w:ascii="宋体" w:eastAsia="宋体" w:hAnsi="宋体" w:hint="eastAsia"/>
+          <w:b/>
+          <w:bCs/>
+          <w:sz w:val="24"/>
+          <w:szCs w:val="24"/>
+        </w:rPr>
+        <w:t>2.</w:t>
+      </w:r>
+      <w:r>
+        <w:rPr>
+          <w:rFonts w:ascii="宋体" w:eastAsia="宋体" w:hAnsi="宋体" w:hint="eastAsia"/>
+          <w:b/>
+          <w:bCs/>
+          <w:sz w:val="24"/>
+          <w:szCs w:val="24"/>
+        </w:rPr>
+        <w:t>资产发布与挂载</w:t>
+      </w:r>
+    </w:p>
+    <w:p>
+      <w:pPr>
+        <w:spacing w:line="360" w:lineRule="auto"/>
+        <w:ind w:firstLineChars="200" w:firstLine="480"/>
+        <w:rPr>
+          <w:rFonts w:ascii="宋体" w:eastAsia="宋体" w:hAnsi="宋体" w:hint="eastAsia"/>
+          <w:sz w:val="24"/>
+          <w:szCs w:val="24"/>
+        </w:rPr>
+      </w:pPr>
+      <w:r>
+        <w:rPr>
+          <w:rFonts w:ascii="宋体" w:eastAsia="宋体" w:hAnsi="宋体" w:hint="eastAsia"/>
+          <w:sz w:val="24"/>
+          <w:szCs w:val="24"/>
+        </w:rPr>
+        <w:t>已编目的数据资产需经过审核流程才能“上架”发布，并“挂载”到对应的目录下，关联其物理存储位置。对于不再适用的资产，也支持“下架”操作。</w:t>
+      </w:r>
+    </w:p>
+    <w:p>
+      <w:pPr>
+        <w:spacing w:line="360" w:lineRule="auto"/>
+        <w:ind w:firstLineChars="200" w:firstLine="482"/>
+        <w:rPr>
+          <w:rFonts w:ascii="宋体" w:eastAsia="宋体" w:hAnsi="宋体"/>
+          <w:b/>
+          <w:bCs/>
+          <w:sz w:val="24"/>
+          <w:szCs w:val="24"/>
+        </w:rPr>
+      </w:pPr>
+      <w:r>
+        <w:rPr>
+          <w:rFonts w:ascii="宋体" w:eastAsia="宋体" w:hAnsi="宋体" w:hint="eastAsia"/>
+          <w:b/>
+          <w:bCs/>
+          <w:sz w:val="24"/>
+          <w:szCs w:val="24"/>
+        </w:rPr>
+        <w:t>3.</w:t>
+      </w:r>
+      <w:r>
+        <w:rPr>
+          <w:rFonts w:ascii="宋体" w:eastAsia="宋体" w:hAnsi="宋体" w:hint="eastAsia"/>
+          <w:b/>
+          <w:bCs/>
+          <w:sz w:val="24"/>
+          <w:szCs w:val="24"/>
+        </w:rPr>
+        <w:t>资产检索与发现</w:t>
+      </w:r>
+    </w:p>
+    <w:p>
+      <w:pPr>
+        <w:spacing w:line="360" w:lineRule="auto"/>
+        <w:ind w:firstLineChars="200" w:firstLine="480"/>
+        <w:rPr>
+          <w:rFonts w:ascii="宋体" w:eastAsia="宋体" w:hAnsi="宋体" w:hint="eastAsia"/>
+          <w:sz w:val="24"/>
+          <w:szCs w:val="24"/>
+        </w:rPr>
+      </w:pPr>
+      <w:r>
+        <w:rPr>
+          <w:rFonts w:ascii="宋体" w:eastAsia="宋体" w:hAnsi="宋体" w:hint="eastAsia"/>
+          <w:sz w:val="24"/>
+          <w:szCs w:val="24"/>
+        </w:rPr>
+        <w:t>提供多维度、智能化的搜索能力，业务人员可以通过关键词、目录导航等方式快速找到所需数据。资产详情页会清晰展示其业务、技术、管理及数据血缘等信息，帮助用户判断数据的可信度。</w:t>
+      </w:r>
+    </w:p>
+    <w:p>
+      <w:pPr>
+        <w:spacing w:line="360" w:lineRule="auto"/>
+        <w:ind w:firstLineChars="200" w:firstLine="482"/>
+        <w:rPr>
+          <w:rFonts w:ascii="宋体" w:eastAsia="宋体" w:hAnsi="宋体"/>
+          <w:b/>
+          <w:bCs/>
+          <w:sz w:val="24"/>
+          <w:szCs w:val="24"/>
+        </w:rPr>
+      </w:pPr>
+      <w:r>
+        <w:rPr>
+          <w:rFonts w:ascii="宋体" w:eastAsia="宋体" w:hAnsi="宋体" w:hint="eastAsia"/>
+          <w:b/>
+          <w:bCs/>
+          <w:sz w:val="24"/>
+          <w:szCs w:val="24"/>
+        </w:rPr>
+        <w:t>4.</w:t>
+      </w:r>
+      <w:r>
+        <w:rPr>
+          <w:rFonts w:ascii="宋体" w:eastAsia="宋体" w:hAnsi="宋体" w:hint="eastAsia"/>
+          <w:b/>
+          <w:bCs/>
+          <w:sz w:val="24"/>
+          <w:szCs w:val="24"/>
+        </w:rPr>
         <w:t>资产申请与消费</w:t>
       </w:r>
-      <w:r>
-        <w:rPr>
-          <w:rFonts w:ascii="宋体" w:eastAsia="宋体" w:hAnsi="宋体" w:hint="eastAsia"/>
-          <w:sz w:val="24"/>
-          <w:szCs w:val="24"/>
-        </w:rPr>
-        <w:t>：用户发现所需资产后，可直接在线发起使用申请，经过审批流程后获得权限。获得授权后，便可在安全的环境下进行数据查询、分析或下载等操作。</w:t>
+    </w:p>
+    <w:p>
+      <w:pPr>
+        <w:spacing w:line="360" w:lineRule="auto"/>
+        <w:ind w:firstLineChars="200" w:firstLine="480"/>
+        <w:rPr>
+          <w:rFonts w:ascii="宋体" w:eastAsia="宋体" w:hAnsi="宋体" w:hint="eastAsia"/>
+          <w:sz w:val="24"/>
+          <w:szCs w:val="24"/>
+        </w:rPr>
+      </w:pPr>
+      <w:r>
+        <w:rPr>
+          <w:rFonts w:ascii="宋体" w:eastAsia="宋体" w:hAnsi="宋体" w:hint="eastAsia"/>
+          <w:sz w:val="24"/>
+          <w:szCs w:val="24"/>
+        </w:rPr>
+        <w:t>用户发现所需资产后，可直接在线发起使用申请，经过审批流程后获得权限。获得授权后，便可在安全的环境下进行数据查询、分析或下载等操作。</w:t>
       </w:r>
       <w:r>
         <w:rPr>
@@ -4139,11 +4183,14 @@
           <w:ilvl w:val="3"/>
           <w:numId w:val="1"/>
         </w:numPr>
-      </w:pPr>
-      <w:r>
         <w:rPr>
           <w:rFonts w:hint="eastAsia"/>
         </w:rPr>
+      </w:pPr>
+      <w:r>
+        <w:rPr>
+          <w:rFonts w:hint="eastAsia"/>
+        </w:rPr>
         <w:t>数据血缘</w:t>
       </w:r>
     </w:p>
@@ -4152,7 +4199,7 @@
         <w:spacing w:line="360" w:lineRule="auto"/>
         <w:ind w:firstLineChars="200" w:firstLine="480"/>
         <w:rPr>
-          <w:rFonts w:ascii="宋体" w:eastAsia="宋体" w:hAnsi="宋体"/>
+          <w:rFonts w:ascii="宋体" w:eastAsia="宋体" w:hAnsi="宋体" w:hint="eastAsia"/>
           <w:sz w:val="24"/>
           <w:szCs w:val="24"/>
         </w:rPr>
@@ -4268,6 +4315,37 @@
     <w:p>
       <w:pPr>
         <w:spacing w:line="360" w:lineRule="auto"/>
+        <w:ind w:firstLineChars="200" w:firstLine="482"/>
+        <w:rPr>
+          <w:rFonts w:ascii="宋体" w:eastAsia="宋体" w:hAnsi="宋体"/>
+          <w:sz w:val="24"/>
+          <w:szCs w:val="24"/>
+        </w:rPr>
+      </w:pPr>
+      <w:r>
+        <w:rPr>
+          <w:rFonts w:ascii="宋体" w:eastAsia="宋体" w:hAnsi="宋体" w:hint="eastAsia"/>
+          <w:b/>
+          <w:bCs/>
+          <w:sz w:val="24"/>
+          <w:szCs w:val="24"/>
+        </w:rPr>
+        <w:t>1.</w:t>
+      </w:r>
+      <w:r>
+        <w:rPr>
+          <w:rFonts w:ascii="宋体" w:eastAsia="宋体" w:hAnsi="宋体" w:hint="eastAsia"/>
+          <w:b/>
+          <w:bCs/>
+          <w:sz w:val="24"/>
+          <w:szCs w:val="24"/>
+        </w:rPr>
+        <w:t>血缘采集</w:t>
+      </w:r>
+    </w:p>
+    <w:p>
+      <w:pPr>
+        <w:spacing w:line="360" w:lineRule="auto"/>
         <w:ind w:firstLineChars="200" w:firstLine="480"/>
         <w:rPr>
           <w:rFonts w:ascii="宋体" w:eastAsia="宋体" w:hAnsi="宋体" w:hint="eastAsia"/>
@@ -4281,15 +4359,38 @@
           <w:sz w:val="24"/>
           <w:szCs w:val="24"/>
         </w:rPr>
-        <w:t>1）</w:t>
-      </w:r>
-      <w:r>
-        <w:rPr>
-          <w:rFonts w:ascii="宋体" w:eastAsia="宋体" w:hAnsi="宋体" w:hint="eastAsia"/>
-          <w:sz w:val="24"/>
-          <w:szCs w:val="24"/>
-        </w:rPr>
-        <w:t>血缘采集：自动从数据集成工具、SQL任务、ETL脚本等来源捕获数据流转信息。</w:t>
+        <w:t>自动从数据集成工具、SQL任务、ETL脚本等来源捕获数据流转信息。</w:t>
+      </w:r>
+    </w:p>
+    <w:p>
+      <w:pPr>
+        <w:spacing w:line="360" w:lineRule="auto"/>
+        <w:ind w:firstLineChars="200" w:firstLine="482"/>
+        <w:rPr>
+          <w:rFonts w:ascii="宋体" w:eastAsia="宋体" w:hAnsi="宋体"/>
+          <w:sz w:val="24"/>
+          <w:szCs w:val="24"/>
+        </w:rPr>
+      </w:pPr>
+      <w:r>
+        <w:rPr>
+          <w:rFonts w:ascii="宋体" w:eastAsia="宋体" w:hAnsi="宋体" w:hint="eastAsia"/>
+          <w:b/>
+          <w:bCs/>
+          <w:sz w:val="24"/>
+          <w:szCs w:val="24"/>
+        </w:rPr>
+        <w:t>2.</w:t>
+      </w:r>
+      <w:r>
+        <w:rPr>
+          <w:rFonts w:ascii="宋体" w:eastAsia="宋体" w:hAnsi="宋体" w:hint="eastAsia"/>
+          <w:b/>
+          <w:bCs/>
+          <w:sz w:val="24"/>
+          <w:szCs w:val="24"/>
+        </w:rPr>
+        <w:t>血缘解析</w:t>
       </w:r>
     </w:p>
     <w:p>
@@ -4308,15 +4409,38 @@
           <w:sz w:val="24"/>
           <w:szCs w:val="24"/>
         </w:rPr>
-        <w:t>2）</w:t>
-      </w:r>
-      <w:r>
-        <w:rPr>
-          <w:rFonts w:ascii="宋体" w:eastAsia="宋体" w:hAnsi="宋体" w:hint="eastAsia"/>
-          <w:sz w:val="24"/>
-          <w:szCs w:val="24"/>
-        </w:rPr>
-        <w:t>血缘解析：通过智能引擎（如SQL解析器）分析采集到的信息，自动构建数据间的依赖关系。</w:t>
+        <w:t>通过智能引擎（如SQL解析器）分析采集到的信息，自动构建数据间的依赖关系。</w:t>
+      </w:r>
+    </w:p>
+    <w:p>
+      <w:pPr>
+        <w:spacing w:line="360" w:lineRule="auto"/>
+        <w:ind w:firstLineChars="200" w:firstLine="482"/>
+        <w:rPr>
+          <w:rFonts w:ascii="宋体" w:eastAsia="宋体" w:hAnsi="宋体"/>
+          <w:sz w:val="24"/>
+          <w:szCs w:val="24"/>
+        </w:rPr>
+      </w:pPr>
+      <w:r>
+        <w:rPr>
+          <w:rFonts w:ascii="宋体" w:eastAsia="宋体" w:hAnsi="宋体" w:hint="eastAsia"/>
+          <w:b/>
+          <w:bCs/>
+          <w:sz w:val="24"/>
+          <w:szCs w:val="24"/>
+        </w:rPr>
+        <w:t>3.</w:t>
+      </w:r>
+      <w:r>
+        <w:rPr>
+          <w:rFonts w:ascii="宋体" w:eastAsia="宋体" w:hAnsi="宋体" w:hint="eastAsia"/>
+          <w:b/>
+          <w:bCs/>
+          <w:sz w:val="24"/>
+          <w:szCs w:val="24"/>
+        </w:rPr>
+        <w:t>人工补录与校正</w:t>
       </w:r>
     </w:p>
     <w:p>
@@ -4335,15 +4459,38 @@
           <w:sz w:val="24"/>
           <w:szCs w:val="24"/>
         </w:rPr>
-        <w:t>3）</w:t>
-      </w:r>
-      <w:r>
-        <w:rPr>
-          <w:rFonts w:ascii="宋体" w:eastAsia="宋体" w:hAnsi="宋体" w:hint="eastAsia"/>
-          <w:sz w:val="24"/>
-          <w:szCs w:val="24"/>
-        </w:rPr>
-        <w:t>人工补录与校正：提供手动维护功能，允许用户补充自动解析无法覆盖的复杂业务逻辑或历史任务，实现“自动+手动”双轨协同，保证血缘图谱的完整性。</w:t>
+        <w:t>提供手动维护功能，允许用户补充自动解析无法覆盖的复杂业务逻辑或历史任务，实现“自动+手动”双轨协同，保证血缘图谱的完整性。</w:t>
+      </w:r>
+    </w:p>
+    <w:p>
+      <w:pPr>
+        <w:spacing w:line="360" w:lineRule="auto"/>
+        <w:ind w:firstLineChars="200" w:firstLine="482"/>
+        <w:rPr>
+          <w:rFonts w:ascii="宋体" w:eastAsia="宋体" w:hAnsi="宋体"/>
+          <w:sz w:val="24"/>
+          <w:szCs w:val="24"/>
+        </w:rPr>
+      </w:pPr>
+      <w:r>
+        <w:rPr>
+          <w:rFonts w:ascii="宋体" w:eastAsia="宋体" w:hAnsi="宋体" w:hint="eastAsia"/>
+          <w:b/>
+          <w:bCs/>
+          <w:sz w:val="24"/>
+          <w:szCs w:val="24"/>
+        </w:rPr>
+        <w:t>4.</w:t>
+      </w:r>
+      <w:r>
+        <w:rPr>
+          <w:rFonts w:ascii="宋体" w:eastAsia="宋体" w:hAnsi="宋体" w:hint="eastAsia"/>
+          <w:b/>
+          <w:bCs/>
+          <w:sz w:val="24"/>
+          <w:szCs w:val="24"/>
+        </w:rPr>
+        <w:t>血缘存储</w:t>
       </w:r>
     </w:p>
     <w:p>
@@ -4362,15 +4509,40 @@
           <w:sz w:val="24"/>
           <w:szCs w:val="24"/>
         </w:rPr>
-        <w:t>4）</w:t>
-      </w:r>
-      <w:r>
-        <w:rPr>
-          <w:rFonts w:ascii="宋体" w:eastAsia="宋体" w:hAnsi="宋体" w:hint="eastAsia"/>
-          <w:sz w:val="24"/>
-          <w:szCs w:val="24"/>
-        </w:rPr>
-        <w:t>血缘存储：将解析和校正后的血缘关系存储在图数据库等高效存储系统中，便于快速查询和分析。</w:t>
+        <w:t>将解析和校正后的血缘关系存储在图数据库等高效存储系统中，便于快速查询和分析。</w:t>
+      </w:r>
+    </w:p>
+    <w:p>
+      <w:pPr>
+        <w:spacing w:line="360" w:lineRule="auto"/>
+        <w:ind w:firstLineChars="200" w:firstLine="482"/>
+        <w:rPr>
+          <w:rFonts w:ascii="宋体" w:eastAsia="宋体" w:hAnsi="宋体"/>
+          <w:b/>
+          <w:bCs/>
+          <w:sz w:val="24"/>
+          <w:szCs w:val="24"/>
+        </w:rPr>
+      </w:pPr>
+      <w:r>
+        <w:rPr>
+          <w:rFonts w:ascii="宋体" w:eastAsia="宋体" w:hAnsi="宋体" w:hint="eastAsia"/>
+          <w:b/>
+          <w:bCs/>
+          <w:sz w:val="24"/>
+          <w:szCs w:val="24"/>
+        </w:rPr>
+        <w:t>5.</w:t>
+      </w:r>
+      <w:r>
+        <w:rPr>
+          <w:rFonts w:ascii="宋体" w:eastAsia="宋体" w:hAnsi="宋体" w:hint="eastAsia"/>
+          <w:b/>
+          <w:bCs/>
+          <w:sz w:val="24"/>
+          <w:szCs w:val="24"/>
+        </w:rPr>
+        <w:t>血缘可视化</w:t>
       </w:r>
     </w:p>
     <w:p>
@@ -4389,15 +4561,40 @@
           <w:sz w:val="24"/>
           <w:szCs w:val="24"/>
         </w:rPr>
-        <w:t>5）</w:t>
-      </w:r>
-      <w:r>
-        <w:rPr>
-          <w:rFonts w:ascii="宋体" w:eastAsia="宋体" w:hAnsi="宋体" w:hint="eastAsia"/>
-          <w:sz w:val="24"/>
-          <w:szCs w:val="24"/>
-        </w:rPr>
-        <w:t>血缘可视化：以图形化方式（如数据流向图、接线图）直观展示数据的全链路流转路径。</w:t>
+        <w:t>以图形化方式（如数据流向图、接线图）直观展示数据的全链路流转路径。</w:t>
+      </w:r>
+    </w:p>
+    <w:p>
+      <w:pPr>
+        <w:spacing w:line="360" w:lineRule="auto"/>
+        <w:ind w:firstLineChars="200" w:firstLine="482"/>
+        <w:rPr>
+          <w:rFonts w:ascii="宋体" w:eastAsia="宋体" w:hAnsi="宋体"/>
+          <w:b/>
+          <w:bCs/>
+          <w:sz w:val="24"/>
+          <w:szCs w:val="24"/>
+        </w:rPr>
+      </w:pPr>
+      <w:r>
+        <w:rPr>
+          <w:rFonts w:ascii="宋体" w:eastAsia="宋体" w:hAnsi="宋体" w:hint="eastAsia"/>
+          <w:b/>
+          <w:bCs/>
+          <w:sz w:val="24"/>
+          <w:szCs w:val="24"/>
+        </w:rPr>
+        <w:t>6.</w:t>
+      </w:r>
+      <w:r>
+        <w:rPr>
+          <w:rFonts w:ascii="宋体" w:eastAsia="宋体" w:hAnsi="宋体" w:hint="eastAsia"/>
+          <w:b/>
+          <w:bCs/>
+          <w:sz w:val="24"/>
+          <w:szCs w:val="24"/>
+        </w:rPr>
+        <w:t>血缘分析与应用</w:t>
       </w:r>
     </w:p>
     <w:p>
@@ -4405,26 +4602,18 @@
         <w:spacing w:line="360" w:lineRule="auto"/>
         <w:ind w:firstLineChars="200" w:firstLine="480"/>
         <w:rPr>
-          <w:rFonts w:ascii="宋体" w:eastAsia="宋体" w:hAnsi="宋体"/>
-          <w:sz w:val="24"/>
-          <w:szCs w:val="24"/>
-        </w:rPr>
-      </w:pPr>
-      <w:r>
-        <w:rPr>
-          <w:rFonts w:ascii="宋体" w:eastAsia="宋体" w:hAnsi="宋体" w:hint="eastAsia"/>
-          <w:sz w:val="24"/>
-          <w:szCs w:val="24"/>
-        </w:rPr>
-        <w:t>6）</w:t>
-      </w:r>
-      <w:r>
-        <w:rPr>
-          <w:rFonts w:ascii="宋体" w:eastAsia="宋体" w:hAnsi="宋体" w:hint="eastAsia"/>
-          <w:sz w:val="24"/>
-          <w:szCs w:val="24"/>
-        </w:rPr>
-        <w:t>血缘分析与应用：提供影响分析（评估上游变更影响）、数据溯源（定位异常根源）、价值评估（分析数据热度）等高级功能。</w:t>
+          <w:rFonts w:ascii="宋体" w:eastAsia="宋体" w:hAnsi="宋体" w:hint="eastAsia"/>
+          <w:sz w:val="24"/>
+          <w:szCs w:val="24"/>
+        </w:rPr>
+      </w:pPr>
+      <w:r>
+        <w:rPr>
+          <w:rFonts w:ascii="宋体" w:eastAsia="宋体" w:hAnsi="宋体" w:hint="eastAsia"/>
+          <w:sz w:val="24"/>
+          <w:szCs w:val="24"/>
+        </w:rPr>
+        <w:t>提供影响分析（评估上游变更影响）、数据溯源（定位异常根源）、价值评估（分析数据热度）等高级功能。</w:t>
       </w:r>
     </w:p>
     <w:p>
@@ -4434,11 +4623,14 @@
           <w:ilvl w:val="3"/>
           <w:numId w:val="1"/>
         </w:numPr>
-      </w:pPr>
-      <w:r>
         <w:rPr>
           <w:rFonts w:hint="eastAsia"/>
         </w:rPr>
+      </w:pPr>
+      <w:r>
+        <w:rPr>
+          <w:rFonts w:hint="eastAsia"/>
+        </w:rPr>
         <w:t>数据标准</w:t>
       </w:r>
     </w:p>
@@ -4466,18 +4658,27 @@
         <w:spacing w:line="360" w:lineRule="auto"/>
         <w:ind w:firstLineChars="200" w:firstLine="480"/>
         <w:rPr>
-          <w:rFonts w:ascii="宋体" w:eastAsia="宋体" w:hAnsi="宋体"/>
-          <w:sz w:val="24"/>
-          <w:szCs w:val="24"/>
-        </w:rPr>
-      </w:pPr>
-      <w:r>
-        <w:rPr>
-          <w:rFonts w:ascii="宋体" w:eastAsia="宋体" w:hAnsi="宋体" w:hint="eastAsia"/>
-          <w:sz w:val="24"/>
-          <w:szCs w:val="24"/>
-        </w:rPr>
-        <w:t>从更严谨的定义来看，数据标准是由一组属性规定其定义、标识、表示和允许值的数据单元，是不可再分的最小数据单元。其中，标识符、数据类型、表示格式、值域是数据交换的基础，用于描述表的字段元信息，规范字段所存储的数据信息。</w:t>
+          <w:rFonts w:ascii="宋体" w:eastAsia="宋体" w:hAnsi="宋体" w:hint="eastAsia"/>
+          <w:sz w:val="24"/>
+          <w:szCs w:val="24"/>
+        </w:rPr>
+      </w:pPr>
+      <w:r>
+        <w:rPr>
+          <w:rFonts w:ascii="宋体" w:eastAsia="宋体" w:hAnsi="宋体" w:hint="eastAsia"/>
+          <w:sz w:val="24"/>
+          <w:szCs w:val="24"/>
+        </w:rPr>
+        <w:t>从更严谨的定义来看，数据标准是由一组属性规定其定义、标识、表示和</w:t>
+      </w:r>
+      <w:r>
+        <w:rPr>
+          <w:rFonts w:ascii="宋体" w:eastAsia="宋体" w:hAnsi="宋体" w:hint="eastAsia"/>
+          <w:sz w:val="24"/>
+          <w:szCs w:val="24"/>
+        </w:rPr>
+        <w:lastRenderedPageBreak/>
+        <w:t>允许值的数据单元，是不可再分的最小数据单元。其中，标识符、数据类型、表示格式、值域是数据交换的基础，用于描述表的字段元信息，规范字段所存储的数据信息。</w:t>
       </w:r>
       <w:r>
         <w:rPr>
@@ -4501,7 +4702,7 @@
         <w:spacing w:line="360" w:lineRule="auto"/>
         <w:ind w:firstLineChars="200" w:firstLine="480"/>
         <w:rPr>
-          <w:rFonts w:ascii="宋体" w:eastAsia="宋体" w:hAnsi="宋体"/>
+          <w:rFonts w:ascii="宋体" w:eastAsia="宋体" w:hAnsi="宋体" w:hint="eastAsia"/>
           <w:sz w:val="24"/>
           <w:szCs w:val="24"/>
         </w:rPr>
@@ -4658,7 +4859,7 @@
               <w:widowControl/>
               <w:jc w:val="center"/>
               <w:rPr>
-                <w:rFonts w:ascii="微软雅黑" w:eastAsia="微软雅黑" w:hAnsi="微软雅黑" w:cs="宋体"/>
+                <w:rFonts w:ascii="微软雅黑" w:eastAsia="微软雅黑" w:hAnsi="微软雅黑" w:cs="宋体" w:hint="eastAsia"/>
                 <w:b/>
                 <w:bCs/>
                 <w:color w:val="4472C4" w:themeColor="accent1"/>
@@ -6088,11 +6289,14 @@
           <w:ilvl w:val="3"/>
           <w:numId w:val="1"/>
         </w:numPr>
-      </w:pPr>
-      <w:r>
         <w:rPr>
           <w:rFonts w:hint="eastAsia"/>
         </w:rPr>
+      </w:pPr>
+      <w:r>
+        <w:rPr>
+          <w:rFonts w:hint="eastAsia"/>
+        </w:rPr>
         <w:t>数据质量</w:t>
       </w:r>
       <w:r>
@@ -6107,7 +6311,7 @@
         <w:spacing w:line="360" w:lineRule="auto"/>
         <w:ind w:firstLineChars="200" w:firstLine="480"/>
         <w:rPr>
-          <w:rFonts w:ascii="宋体" w:eastAsia="宋体" w:hAnsi="宋体"/>
+          <w:rFonts w:ascii="宋体" w:eastAsia="宋体" w:hAnsi="宋体" w:hint="eastAsia"/>
           <w:sz w:val="24"/>
           <w:szCs w:val="24"/>
         </w:rPr>
@@ -6134,7 +6338,7 @@
         <w:spacing w:line="360" w:lineRule="auto"/>
         <w:ind w:firstLineChars="200" w:firstLine="480"/>
         <w:rPr>
-          <w:rFonts w:ascii="宋体" w:eastAsia="宋体" w:hAnsi="宋体"/>
+          <w:rFonts w:ascii="宋体" w:eastAsia="宋体" w:hAnsi="宋体" w:hint="eastAsia"/>
           <w:sz w:val="24"/>
           <w:szCs w:val="24"/>
         </w:rPr>
@@ -6161,7 +6365,7 @@
         <w:spacing w:line="360" w:lineRule="auto"/>
         <w:ind w:firstLineChars="200" w:firstLine="482"/>
         <w:rPr>
-          <w:rFonts w:ascii="宋体" w:eastAsia="宋体" w:hAnsi="宋体"/>
+          <w:rFonts w:ascii="宋体" w:eastAsia="宋体" w:hAnsi="宋体" w:hint="eastAsia"/>
           <w:sz w:val="24"/>
           <w:szCs w:val="24"/>
         </w:rPr>
@@ -6174,7 +6378,7 @@
           <w:sz w:val="24"/>
           <w:szCs w:val="24"/>
         </w:rPr>
-        <w:t>1）</w:t>
+        <w:t>1.</w:t>
       </w:r>
       <w:r>
         <w:rPr>
@@ -6202,7 +6406,7 @@
         <w:spacing w:line="360" w:lineRule="auto"/>
         <w:ind w:firstLineChars="200" w:firstLine="480"/>
         <w:rPr>
-          <w:rFonts w:ascii="宋体" w:eastAsia="宋体" w:hAnsi="宋体"/>
+          <w:rFonts w:ascii="宋体" w:eastAsia="宋体" w:hAnsi="宋体" w:hint="eastAsia"/>
           <w:sz w:val="24"/>
           <w:szCs w:val="24"/>
         </w:rPr>
@@ -6261,7 +6465,7 @@
         <w:spacing w:line="360" w:lineRule="auto"/>
         <w:ind w:firstLineChars="200" w:firstLine="480"/>
         <w:rPr>
-          <w:rFonts w:ascii="宋体" w:eastAsia="宋体" w:hAnsi="宋体"/>
+          <w:rFonts w:ascii="宋体" w:eastAsia="宋体" w:hAnsi="宋体" w:hint="eastAsia"/>
           <w:sz w:val="24"/>
           <w:szCs w:val="24"/>
         </w:rPr>
@@ -6280,7 +6484,23 @@
           <w:sz w:val="24"/>
           <w:szCs w:val="24"/>
         </w:rPr>
-        <w:t>：a）</w:t>
+        <w:t>：</w:t>
+      </w:r>
+      <w:r>
+        <w:rPr>
+          <w:rFonts w:ascii="宋体" w:eastAsia="宋体" w:hAnsi="宋体" w:hint="eastAsia"/>
+          <w:sz w:val="24"/>
+          <w:szCs w:val="24"/>
+        </w:rPr>
+        <w:t>1</w:t>
+      </w:r>
+      <w:r>
+        <w:rPr>
+          <w:rFonts w:ascii="宋体" w:eastAsia="宋体" w:hAnsi="宋体" w:hint="eastAsia"/>
+          <w:sz w:val="24"/>
+          <w:szCs w:val="24"/>
+        </w:rPr>
+        <w:t>）</w:t>
       </w:r>
       <w:r>
         <w:rPr>
@@ -6312,7 +6532,15 @@
           <w:sz w:val="24"/>
           <w:szCs w:val="24"/>
         </w:rPr>
-        <w:t>b）</w:t>
+        <w:t>2</w:t>
+      </w:r>
+      <w:r>
+        <w:rPr>
+          <w:rFonts w:ascii="宋体" w:eastAsia="宋体" w:hAnsi="宋体" w:hint="eastAsia"/>
+          <w:sz w:val="24"/>
+          <w:szCs w:val="24"/>
+        </w:rPr>
+        <w:t>）</w:t>
       </w:r>
       <w:r>
         <w:rPr>
@@ -6344,7 +6572,15 @@
           <w:sz w:val="24"/>
           <w:szCs w:val="24"/>
         </w:rPr>
-        <w:t>c）</w:t>
+        <w:t>3</w:t>
+      </w:r>
+      <w:r>
+        <w:rPr>
+          <w:rFonts w:ascii="宋体" w:eastAsia="宋体" w:hAnsi="宋体" w:hint="eastAsia"/>
+          <w:sz w:val="24"/>
+          <w:szCs w:val="24"/>
+        </w:rPr>
+        <w:t>）</w:t>
       </w:r>
       <w:r>
         <w:rPr>
@@ -6360,7 +6596,15 @@
           <w:sz w:val="24"/>
           <w:szCs w:val="24"/>
         </w:rPr>
-        <w:t>d）</w:t>
+        <w:t>4</w:t>
+      </w:r>
+      <w:r>
+        <w:rPr>
+          <w:rFonts w:ascii="宋体" w:eastAsia="宋体" w:hAnsi="宋体" w:hint="eastAsia"/>
+          <w:sz w:val="24"/>
+          <w:szCs w:val="24"/>
+        </w:rPr>
+        <w:t>）</w:t>
       </w:r>
       <w:r>
         <w:rPr>
@@ -6376,7 +6620,7 @@
         <w:spacing w:line="360" w:lineRule="auto"/>
         <w:ind w:firstLineChars="200" w:firstLine="480"/>
         <w:rPr>
-          <w:rFonts w:ascii="宋体" w:eastAsia="宋体" w:hAnsi="宋体"/>
+          <w:rFonts w:ascii="宋体" w:eastAsia="宋体" w:hAnsi="宋体" w:hint="eastAsia"/>
           <w:sz w:val="24"/>
           <w:szCs w:val="24"/>
         </w:rPr>
@@ -6418,7 +6662,7 @@
       <w:pPr>
         <w:spacing w:line="360" w:lineRule="auto"/>
         <w:rPr>
-          <w:rFonts w:ascii="宋体" w:eastAsia="宋体" w:hAnsi="宋体"/>
+          <w:rFonts w:ascii="宋体" w:eastAsia="宋体" w:hAnsi="宋体" w:hint="eastAsia"/>
           <w:sz w:val="24"/>
           <w:szCs w:val="24"/>
         </w:rPr>
@@ -6478,7 +6722,7 @@
         <w:spacing w:line="360" w:lineRule="auto"/>
         <w:ind w:firstLineChars="200" w:firstLine="480"/>
         <w:rPr>
-          <w:rFonts w:ascii="宋体" w:eastAsia="宋体" w:hAnsi="宋体"/>
+          <w:rFonts w:ascii="宋体" w:eastAsia="宋体" w:hAnsi="宋体" w:hint="eastAsia"/>
           <w:sz w:val="24"/>
           <w:szCs w:val="24"/>
         </w:rPr>
@@ -6504,7 +6748,7 @@
       <w:pPr>
         <w:spacing w:line="360" w:lineRule="auto"/>
         <w:rPr>
-          <w:rFonts w:ascii="宋体" w:eastAsia="宋体" w:hAnsi="宋体"/>
+          <w:rFonts w:ascii="宋体" w:eastAsia="宋体" w:hAnsi="宋体" w:hint="eastAsia"/>
           <w:sz w:val="24"/>
           <w:szCs w:val="24"/>
         </w:rPr>
@@ -6620,7 +6864,7 @@
           <w:sz w:val="24"/>
           <w:szCs w:val="24"/>
         </w:rPr>
-        <w:t>2）数据</w:t>
+        <w:t>2.</w:t>
       </w:r>
       <w:r>
         <w:rPr>
@@ -6630,236 +6874,8 @@
           <w:sz w:val="24"/>
           <w:szCs w:val="24"/>
         </w:rPr>
-        <w:t>质量任务管理</w:t>
-      </w:r>
-    </w:p>
-    <w:p>
-      <w:pPr>
-        <w:spacing w:line="360" w:lineRule="auto"/>
-        <w:ind w:firstLineChars="200" w:firstLine="480"/>
-        <w:rPr>
-          <w:rFonts w:ascii="宋体" w:eastAsia="宋体" w:hAnsi="宋体" w:hint="eastAsia"/>
-          <w:sz w:val="24"/>
-          <w:szCs w:val="24"/>
-        </w:rPr>
-      </w:pPr>
-      <w:r>
-        <w:rPr>
-          <w:rFonts w:ascii="宋体" w:eastAsia="宋体" w:hAnsi="宋体" w:hint="eastAsia"/>
-          <w:sz w:val="24"/>
-          <w:szCs w:val="24"/>
-        </w:rPr>
-        <w:t>定义好</w:t>
-      </w:r>
-      <w:r>
-        <w:rPr>
-          <w:rFonts w:ascii="宋体" w:eastAsia="宋体" w:hAnsi="宋体" w:hint="eastAsia"/>
-          <w:sz w:val="24"/>
-          <w:szCs w:val="24"/>
-        </w:rPr>
-        <w:t>数据质量校验</w:t>
-      </w:r>
-      <w:r>
-        <w:rPr>
-          <w:rFonts w:ascii="宋体" w:eastAsia="宋体" w:hAnsi="宋体" w:hint="eastAsia"/>
-          <w:sz w:val="24"/>
-          <w:szCs w:val="24"/>
-        </w:rPr>
-        <w:t>规则后，需要通过任务来执行。</w:t>
-      </w:r>
-      <w:r>
-        <w:rPr>
-          <w:rFonts w:ascii="宋体" w:eastAsia="宋体" w:hAnsi="宋体"/>
-          <w:sz w:val="24"/>
-          <w:szCs w:val="24"/>
-        </w:rPr>
-        <w:t>数据质量任务管理</w:t>
-      </w:r>
-      <w:r>
-        <w:rPr>
-          <w:rFonts w:ascii="宋体" w:eastAsia="宋体" w:hAnsi="宋体" w:hint="eastAsia"/>
-          <w:sz w:val="24"/>
-          <w:szCs w:val="24"/>
-        </w:rPr>
-        <w:t>模块</w:t>
-      </w:r>
-      <w:r>
-        <w:rPr>
-          <w:rFonts w:ascii="宋体" w:eastAsia="宋体" w:hAnsi="宋体" w:hint="eastAsia"/>
-          <w:sz w:val="24"/>
-          <w:szCs w:val="24"/>
-        </w:rPr>
-        <w:t>负责任务的创建</w:t>
-      </w:r>
-      <w:r>
-        <w:rPr>
-          <w:rFonts w:ascii="宋体" w:eastAsia="宋体" w:hAnsi="宋体" w:hint="eastAsia"/>
-          <w:sz w:val="24"/>
-          <w:szCs w:val="24"/>
-        </w:rPr>
-        <w:t>和执行</w:t>
-      </w:r>
-      <w:r>
-        <w:rPr>
-          <w:rFonts w:ascii="宋体" w:eastAsia="宋体" w:hAnsi="宋体" w:hint="eastAsia"/>
-          <w:sz w:val="24"/>
-          <w:szCs w:val="24"/>
-        </w:rPr>
-        <w:t>。</w:t>
-      </w:r>
-    </w:p>
-    <w:p>
-      <w:pPr>
-        <w:spacing w:line="360" w:lineRule="auto"/>
-        <w:ind w:firstLineChars="200" w:firstLine="480"/>
-        <w:rPr>
-          <w:rFonts w:ascii="宋体" w:eastAsia="宋体" w:hAnsi="宋体"/>
-          <w:sz w:val="24"/>
-          <w:szCs w:val="24"/>
-        </w:rPr>
-      </w:pPr>
-      <w:r>
-        <w:rPr>
-          <w:rFonts w:ascii="宋体" w:eastAsia="宋体" w:hAnsi="宋体"/>
-          <w:sz w:val="24"/>
-          <w:szCs w:val="24"/>
-        </w:rPr>
-        <w:t>系统通常内置通用规则，也支持用户根据业务需求自定义复杂规则。内置规则：覆盖基础检查，如空值检查、格式校验（如日期、邮箱格式）、范围校验、枚举值校验等。自定义规则：提供扩展机制，满足特定业务逻辑，例如“订单金额必须大于0”。</w:t>
-      </w:r>
-    </w:p>
-    <w:p>
-      <w:pPr>
-        <w:spacing w:line="360" w:lineRule="auto"/>
-        <w:ind w:firstLineChars="200" w:firstLine="480"/>
-        <w:rPr>
-          <w:rFonts w:ascii="宋体" w:eastAsia="宋体" w:hAnsi="宋体"/>
-          <w:sz w:val="24"/>
-          <w:szCs w:val="24"/>
-        </w:rPr>
-      </w:pPr>
-      <w:r>
-        <w:rPr>
-          <w:rFonts w:ascii="宋体" w:eastAsia="宋体" w:hAnsi="宋体" w:hint="eastAsia"/>
-          <w:sz w:val="24"/>
-          <w:szCs w:val="24"/>
-        </w:rPr>
-        <w:t>创建</w:t>
-      </w:r>
-      <w:r>
-        <w:rPr>
-          <w:rFonts w:ascii="宋体" w:eastAsia="宋体" w:hAnsi="宋体" w:hint="eastAsia"/>
-          <w:sz w:val="24"/>
-          <w:szCs w:val="24"/>
-        </w:rPr>
-        <w:t>数据质量校验任务</w:t>
-      </w:r>
-      <w:r>
-        <w:rPr>
-          <w:rFonts w:ascii="宋体" w:eastAsia="宋体" w:hAnsi="宋体" w:hint="eastAsia"/>
-          <w:sz w:val="24"/>
-          <w:szCs w:val="24"/>
-        </w:rPr>
-        <w:t>的时候，</w:t>
-      </w:r>
-      <w:r>
-        <w:rPr>
-          <w:rFonts w:ascii="宋体" w:eastAsia="宋体" w:hAnsi="宋体" w:hint="eastAsia"/>
-          <w:sz w:val="24"/>
-          <w:szCs w:val="24"/>
-        </w:rPr>
-        <w:t>用户</w:t>
-      </w:r>
-      <w:r>
-        <w:rPr>
-          <w:rFonts w:ascii="宋体" w:eastAsia="宋体" w:hAnsi="宋体" w:hint="eastAsia"/>
-          <w:sz w:val="24"/>
-          <w:szCs w:val="24"/>
-        </w:rPr>
-        <w:t>可以</w:t>
-      </w:r>
-      <w:r>
-        <w:rPr>
-          <w:rFonts w:ascii="宋体" w:eastAsia="宋体" w:hAnsi="宋体" w:hint="eastAsia"/>
-          <w:sz w:val="24"/>
-          <w:szCs w:val="24"/>
-        </w:rPr>
-        <w:t>通过图形化界面</w:t>
-      </w:r>
-      <w:r>
-        <w:rPr>
-          <w:rFonts w:ascii="宋体" w:eastAsia="宋体" w:hAnsi="宋体" w:hint="eastAsia"/>
-          <w:sz w:val="24"/>
-          <w:szCs w:val="24"/>
-        </w:rPr>
-        <w:t>选择内置规则，也可以通过SQL查询自定义规则。</w:t>
-      </w:r>
-      <w:r>
-        <w:rPr>
-          <w:rFonts w:ascii="宋体" w:eastAsia="宋体" w:hAnsi="宋体" w:hint="eastAsia"/>
-          <w:sz w:val="24"/>
-          <w:szCs w:val="24"/>
-        </w:rPr>
-        <w:t>通常三步即可完成：</w:t>
-      </w:r>
-      <w:r>
-        <w:rPr>
-          <w:rFonts w:ascii="宋体" w:eastAsia="宋体" w:hAnsi="宋体" w:hint="eastAsia"/>
-          <w:sz w:val="24"/>
-          <w:szCs w:val="24"/>
-        </w:rPr>
-        <w:t>a）</w:t>
-      </w:r>
-      <w:r>
-        <w:rPr>
-          <w:rFonts w:ascii="宋体" w:eastAsia="宋体" w:hAnsi="宋体" w:hint="eastAsia"/>
-          <w:sz w:val="24"/>
-          <w:szCs w:val="24"/>
-        </w:rPr>
-        <w:t>配置基础信息</w:t>
-      </w:r>
-      <w:r>
-        <w:rPr>
-          <w:rFonts w:ascii="宋体" w:eastAsia="宋体" w:hAnsi="宋体" w:hint="eastAsia"/>
-          <w:sz w:val="24"/>
-          <w:szCs w:val="24"/>
-        </w:rPr>
-        <w:t>；b）</w:t>
-      </w:r>
-      <w:r>
-        <w:rPr>
-          <w:rFonts w:ascii="宋体" w:eastAsia="宋体" w:hAnsi="宋体" w:hint="eastAsia"/>
-          <w:sz w:val="24"/>
-          <w:szCs w:val="24"/>
-        </w:rPr>
-        <w:t>选择稽查对象（数据表）</w:t>
-      </w:r>
-      <w:r>
-        <w:rPr>
-          <w:rFonts w:ascii="宋体" w:eastAsia="宋体" w:hAnsi="宋体" w:hint="eastAsia"/>
-          <w:sz w:val="24"/>
-          <w:szCs w:val="24"/>
-        </w:rPr>
-        <w:t>c）</w:t>
-      </w:r>
-      <w:r>
-        <w:rPr>
-          <w:rFonts w:ascii="宋体" w:eastAsia="宋体" w:hAnsi="宋体" w:hint="eastAsia"/>
-          <w:sz w:val="24"/>
-          <w:szCs w:val="24"/>
-        </w:rPr>
-        <w:t>设置稽查规则。</w:t>
-      </w:r>
-    </w:p>
-    <w:p>
-      <w:pPr>
-        <w:spacing w:line="360" w:lineRule="auto"/>
-        <w:ind w:firstLineChars="200" w:firstLine="482"/>
-        <w:rPr>
-          <w:rFonts w:ascii="宋体" w:eastAsia="宋体" w:hAnsi="宋体"/>
-          <w:sz w:val="24"/>
-          <w:szCs w:val="24"/>
-        </w:rPr>
-      </w:pPr>
+        <w:t>数据</w:t>
+      </w:r>
       <w:r>
         <w:rPr>
           <w:rFonts w:ascii="宋体" w:eastAsia="宋体" w:hAnsi="宋体" w:hint="eastAsia"/>
@@ -6868,8 +6884,228 @@
           <w:sz w:val="24"/>
           <w:szCs w:val="24"/>
         </w:rPr>
-        <w:t>3</w:t>
-      </w:r>
+        <w:t>质量任务管理</w:t>
+      </w:r>
+    </w:p>
+    <w:p>
+      <w:pPr>
+        <w:spacing w:line="360" w:lineRule="auto"/>
+        <w:ind w:firstLineChars="200" w:firstLine="480"/>
+        <w:rPr>
+          <w:rFonts w:ascii="宋体" w:eastAsia="宋体" w:hAnsi="宋体" w:hint="eastAsia"/>
+          <w:sz w:val="24"/>
+          <w:szCs w:val="24"/>
+        </w:rPr>
+      </w:pPr>
+      <w:r>
+        <w:rPr>
+          <w:rFonts w:ascii="宋体" w:eastAsia="宋体" w:hAnsi="宋体" w:hint="eastAsia"/>
+          <w:sz w:val="24"/>
+          <w:szCs w:val="24"/>
+        </w:rPr>
+        <w:t>定义好</w:t>
+      </w:r>
+      <w:r>
+        <w:rPr>
+          <w:rFonts w:ascii="宋体" w:eastAsia="宋体" w:hAnsi="宋体" w:hint="eastAsia"/>
+          <w:sz w:val="24"/>
+          <w:szCs w:val="24"/>
+        </w:rPr>
+        <w:t>数据质量校验</w:t>
+      </w:r>
+      <w:r>
+        <w:rPr>
+          <w:rFonts w:ascii="宋体" w:eastAsia="宋体" w:hAnsi="宋体" w:hint="eastAsia"/>
+          <w:sz w:val="24"/>
+          <w:szCs w:val="24"/>
+        </w:rPr>
+        <w:t>规则后，需要通过任务来执行。</w:t>
+      </w:r>
+      <w:r>
+        <w:rPr>
+          <w:rFonts w:ascii="宋体" w:eastAsia="宋体" w:hAnsi="宋体"/>
+          <w:sz w:val="24"/>
+          <w:szCs w:val="24"/>
+        </w:rPr>
+        <w:t>数据质量任务管理</w:t>
+      </w:r>
+      <w:r>
+        <w:rPr>
+          <w:rFonts w:ascii="宋体" w:eastAsia="宋体" w:hAnsi="宋体" w:hint="eastAsia"/>
+          <w:sz w:val="24"/>
+          <w:szCs w:val="24"/>
+        </w:rPr>
+        <w:t>模块</w:t>
+      </w:r>
+      <w:r>
+        <w:rPr>
+          <w:rFonts w:ascii="宋体" w:eastAsia="宋体" w:hAnsi="宋体" w:hint="eastAsia"/>
+          <w:sz w:val="24"/>
+          <w:szCs w:val="24"/>
+        </w:rPr>
+        <w:t>负责任务的创建</w:t>
+      </w:r>
+      <w:r>
+        <w:rPr>
+          <w:rFonts w:ascii="宋体" w:eastAsia="宋体" w:hAnsi="宋体" w:hint="eastAsia"/>
+          <w:sz w:val="24"/>
+          <w:szCs w:val="24"/>
+        </w:rPr>
+        <w:t>和执行</w:t>
+      </w:r>
+      <w:r>
+        <w:rPr>
+          <w:rFonts w:ascii="宋体" w:eastAsia="宋体" w:hAnsi="宋体" w:hint="eastAsia"/>
+          <w:sz w:val="24"/>
+          <w:szCs w:val="24"/>
+        </w:rPr>
+        <w:t>。</w:t>
+      </w:r>
+    </w:p>
+    <w:p>
+      <w:pPr>
+        <w:spacing w:line="360" w:lineRule="auto"/>
+        <w:ind w:firstLineChars="200" w:firstLine="480"/>
+        <w:rPr>
+          <w:rFonts w:ascii="宋体" w:eastAsia="宋体" w:hAnsi="宋体" w:hint="eastAsia"/>
+          <w:sz w:val="24"/>
+          <w:szCs w:val="24"/>
+        </w:rPr>
+      </w:pPr>
+      <w:r>
+        <w:rPr>
+          <w:rFonts w:ascii="宋体" w:eastAsia="宋体" w:hAnsi="宋体"/>
+          <w:sz w:val="24"/>
+          <w:szCs w:val="24"/>
+        </w:rPr>
+        <w:t>系统通常内置通用规则，也支持用户根据业务需求自定义复杂规则。内置规则：覆盖基础检查，如空值检查、格式校验（如日期、邮箱格式）、范围校验、枚举值校验等。自定义规则：提供扩展机制，满足特定业务逻辑，例如“订单金额必须大于0”。</w:t>
+      </w:r>
+    </w:p>
+    <w:p>
+      <w:pPr>
+        <w:spacing w:line="360" w:lineRule="auto"/>
+        <w:ind w:firstLineChars="200" w:firstLine="480"/>
+        <w:rPr>
+          <w:rFonts w:ascii="宋体" w:eastAsia="宋体" w:hAnsi="宋体" w:hint="eastAsia"/>
+          <w:sz w:val="24"/>
+          <w:szCs w:val="24"/>
+        </w:rPr>
+      </w:pPr>
+      <w:r>
+        <w:rPr>
+          <w:rFonts w:ascii="宋体" w:eastAsia="宋体" w:hAnsi="宋体" w:hint="eastAsia"/>
+          <w:sz w:val="24"/>
+          <w:szCs w:val="24"/>
+        </w:rPr>
+        <w:t>创建</w:t>
+      </w:r>
+      <w:r>
+        <w:rPr>
+          <w:rFonts w:ascii="宋体" w:eastAsia="宋体" w:hAnsi="宋体" w:hint="eastAsia"/>
+          <w:sz w:val="24"/>
+          <w:szCs w:val="24"/>
+        </w:rPr>
+        <w:t>数据质量校验任务的时候，</w:t>
+      </w:r>
+      <w:r>
+        <w:rPr>
+          <w:rFonts w:ascii="宋体" w:eastAsia="宋体" w:hAnsi="宋体" w:hint="eastAsia"/>
+          <w:sz w:val="24"/>
+          <w:szCs w:val="24"/>
+        </w:rPr>
+        <w:t>用户</w:t>
+      </w:r>
+      <w:r>
+        <w:rPr>
+          <w:rFonts w:ascii="宋体" w:eastAsia="宋体" w:hAnsi="宋体" w:hint="eastAsia"/>
+          <w:sz w:val="24"/>
+          <w:szCs w:val="24"/>
+        </w:rPr>
+        <w:t>可以</w:t>
+      </w:r>
+      <w:r>
+        <w:rPr>
+          <w:rFonts w:ascii="宋体" w:eastAsia="宋体" w:hAnsi="宋体" w:hint="eastAsia"/>
+          <w:sz w:val="24"/>
+          <w:szCs w:val="24"/>
+        </w:rPr>
+        <w:t>通过图形化界面</w:t>
+      </w:r>
+      <w:r>
+        <w:rPr>
+          <w:rFonts w:ascii="宋体" w:eastAsia="宋体" w:hAnsi="宋体" w:hint="eastAsia"/>
+          <w:sz w:val="24"/>
+          <w:szCs w:val="24"/>
+        </w:rPr>
+        <w:t>选择内置规则，也可以通过SQL查询自定义规则。</w:t>
+      </w:r>
+      <w:r>
+        <w:rPr>
+          <w:rFonts w:ascii="宋体" w:eastAsia="宋体" w:hAnsi="宋体" w:hint="eastAsia"/>
+          <w:sz w:val="24"/>
+          <w:szCs w:val="24"/>
+        </w:rPr>
+        <w:t>通常三步即可完成：</w:t>
+      </w:r>
+      <w:r>
+        <w:rPr>
+          <w:rFonts w:ascii="宋体" w:eastAsia="宋体" w:hAnsi="宋体" w:hint="eastAsia"/>
+          <w:sz w:val="24"/>
+          <w:szCs w:val="24"/>
+        </w:rPr>
+        <w:t>a）</w:t>
+      </w:r>
+      <w:r>
+        <w:rPr>
+          <w:rFonts w:ascii="宋体" w:eastAsia="宋体" w:hAnsi="宋体" w:hint="eastAsia"/>
+          <w:sz w:val="24"/>
+          <w:szCs w:val="24"/>
+        </w:rPr>
+        <w:t>配置基础信息</w:t>
+      </w:r>
+      <w:r>
+        <w:rPr>
+          <w:rFonts w:ascii="宋体" w:eastAsia="宋体" w:hAnsi="宋体" w:hint="eastAsia"/>
+          <w:sz w:val="24"/>
+          <w:szCs w:val="24"/>
+        </w:rPr>
+        <w:t>；b）</w:t>
+      </w:r>
+      <w:r>
+        <w:rPr>
+          <w:rFonts w:ascii="宋体" w:eastAsia="宋体" w:hAnsi="宋体" w:hint="eastAsia"/>
+          <w:sz w:val="24"/>
+          <w:szCs w:val="24"/>
+        </w:rPr>
+        <w:t>选择稽查对象（数据表）</w:t>
+      </w:r>
+      <w:r>
+        <w:rPr>
+          <w:rFonts w:ascii="宋体" w:eastAsia="宋体" w:hAnsi="宋体" w:hint="eastAsia"/>
+          <w:sz w:val="24"/>
+          <w:szCs w:val="24"/>
+        </w:rPr>
+        <w:t>c）</w:t>
+      </w:r>
+      <w:r>
+        <w:rPr>
+          <w:rFonts w:ascii="宋体" w:eastAsia="宋体" w:hAnsi="宋体" w:hint="eastAsia"/>
+          <w:sz w:val="24"/>
+          <w:szCs w:val="24"/>
+        </w:rPr>
+        <w:t>设置稽查规则。</w:t>
+      </w:r>
+    </w:p>
+    <w:p>
+      <w:pPr>
+        <w:spacing w:line="360" w:lineRule="auto"/>
+        <w:ind w:firstLineChars="200" w:firstLine="482"/>
+        <w:rPr>
+          <w:rFonts w:ascii="宋体" w:eastAsia="宋体" w:hAnsi="宋体" w:hint="eastAsia"/>
+          <w:sz w:val="24"/>
+          <w:szCs w:val="24"/>
+        </w:rPr>
+      </w:pPr>
       <w:r>
         <w:rPr>
           <w:rFonts w:ascii="宋体" w:eastAsia="宋体" w:hAnsi="宋体" w:hint="eastAsia"/>
@@ -6878,7 +7114,7 @@
           <w:sz w:val="24"/>
           <w:szCs w:val="24"/>
         </w:rPr>
-        <w:t>）数据</w:t>
+        <w:t>3.</w:t>
       </w:r>
       <w:r>
         <w:rPr>
@@ -6888,118 +7124,9 @@
           <w:sz w:val="24"/>
           <w:szCs w:val="24"/>
         </w:rPr>
-        <w:t>质量监控与报告</w:t>
-      </w:r>
-    </w:p>
-    <w:p>
-      <w:pPr>
-        <w:spacing w:line="360" w:lineRule="auto"/>
-        <w:ind w:firstLineChars="200" w:firstLine="480"/>
-        <w:rPr>
-          <w:rFonts w:ascii="宋体" w:eastAsia="宋体" w:hAnsi="宋体" w:hint="eastAsia"/>
-          <w:sz w:val="24"/>
-          <w:szCs w:val="24"/>
-        </w:rPr>
-      </w:pPr>
-      <w:r>
-        <w:rPr>
-          <w:rFonts w:ascii="宋体" w:eastAsia="宋体" w:hAnsi="宋体"/>
-          <w:sz w:val="24"/>
-          <w:szCs w:val="24"/>
-        </w:rPr>
-        <w:t>数据质量监控与报告</w:t>
-      </w:r>
-      <w:r>
-        <w:rPr>
-          <w:rFonts w:ascii="宋体" w:eastAsia="宋体" w:hAnsi="宋体" w:hint="eastAsia"/>
-          <w:sz w:val="24"/>
-          <w:szCs w:val="24"/>
-        </w:rPr>
-        <w:t>模块，可以在用户</w:t>
-      </w:r>
-      <w:r>
-        <w:rPr>
-          <w:rFonts w:ascii="宋体" w:eastAsia="宋体" w:hAnsi="宋体" w:hint="eastAsia"/>
-          <w:sz w:val="24"/>
-          <w:szCs w:val="24"/>
-        </w:rPr>
-        <w:t>执行</w:t>
-      </w:r>
-      <w:r>
-        <w:rPr>
-          <w:rFonts w:ascii="宋体" w:eastAsia="宋体" w:hAnsi="宋体" w:hint="eastAsia"/>
-          <w:sz w:val="24"/>
-          <w:szCs w:val="24"/>
-        </w:rPr>
-        <w:t>数据质量校验任务</w:t>
-      </w:r>
-      <w:r>
-        <w:rPr>
-          <w:rFonts w:ascii="宋体" w:eastAsia="宋体" w:hAnsi="宋体" w:hint="eastAsia"/>
-          <w:sz w:val="24"/>
-          <w:szCs w:val="24"/>
-        </w:rPr>
-        <w:t>后，</w:t>
-      </w:r>
-      <w:r>
-        <w:rPr>
-          <w:rFonts w:ascii="宋体" w:eastAsia="宋体" w:hAnsi="宋体" w:hint="eastAsia"/>
-          <w:sz w:val="24"/>
-          <w:szCs w:val="24"/>
-        </w:rPr>
-        <w:t>可视化展示质量状况，生成分析报告</w:t>
-      </w:r>
-      <w:r>
-        <w:rPr>
-          <w:rFonts w:ascii="宋体" w:eastAsia="宋体" w:hAnsi="宋体" w:hint="eastAsia"/>
-          <w:sz w:val="24"/>
-          <w:szCs w:val="24"/>
-        </w:rPr>
-        <w:t>。</w:t>
-      </w:r>
-    </w:p>
-    <w:p>
-      <w:pPr>
-        <w:spacing w:line="360" w:lineRule="auto"/>
-        <w:ind w:firstLineChars="200" w:firstLine="480"/>
-        <w:rPr>
-          <w:rFonts w:ascii="宋体" w:eastAsia="宋体" w:hAnsi="宋体" w:hint="eastAsia"/>
-          <w:sz w:val="24"/>
-          <w:szCs w:val="24"/>
-        </w:rPr>
-      </w:pPr>
-      <w:r>
-        <w:rPr>
-          <w:rFonts w:ascii="宋体" w:eastAsia="宋体" w:hAnsi="宋体" w:hint="eastAsia"/>
-          <w:sz w:val="24"/>
-          <w:szCs w:val="24"/>
-        </w:rPr>
-        <w:t>全景治理视图：任务列表页会集中展示每个任务的关键信息，如覆盖表数量、规则数量、执行策略和状态等。</w:t>
-      </w:r>
-    </w:p>
-    <w:p>
-      <w:pPr>
-        <w:spacing w:line="360" w:lineRule="auto"/>
-        <w:ind w:firstLineChars="200" w:firstLine="480"/>
-        <w:rPr>
-          <w:rFonts w:ascii="宋体" w:eastAsia="宋体" w:hAnsi="宋体" w:hint="eastAsia"/>
-          <w:sz w:val="24"/>
-          <w:szCs w:val="24"/>
-        </w:rPr>
-      </w:pPr>
-      <w:r>
-        <w:rPr>
-          <w:rFonts w:ascii="宋体" w:eastAsia="宋体" w:hAnsi="宋体" w:hint="eastAsia"/>
-          <w:sz w:val="24"/>
-          <w:szCs w:val="24"/>
-        </w:rPr>
-        <w:t>可视化报告：系统自动生成详细的质量分析报告，通过图表综合评估数据的完整性、准确性等指标。报告可帮助用户快速识别问题域，为优化提供依据。</w:t>
-      </w:r>
-    </w:p>
-    <w:p>
-      <w:pPr>
-        <w:spacing w:line="360" w:lineRule="auto"/>
-        <w:ind w:firstLineChars="200" w:firstLine="482"/>
+        <w:t>数据</w:t>
+      </w:r>
+      <w:r>
         <w:rPr>
           <w:rFonts w:ascii="宋体" w:eastAsia="宋体" w:hAnsi="宋体" w:hint="eastAsia"/>
           <w:b/>
@@ -7007,8 +7134,118 @@
           <w:sz w:val="24"/>
           <w:szCs w:val="24"/>
         </w:rPr>
-      </w:pPr>
-      <w:r>
+        <w:t>质量监控与报告</w:t>
+      </w:r>
+    </w:p>
+    <w:p>
+      <w:pPr>
+        <w:spacing w:line="360" w:lineRule="auto"/>
+        <w:ind w:firstLineChars="200" w:firstLine="480"/>
+        <w:rPr>
+          <w:rFonts w:ascii="宋体" w:eastAsia="宋体" w:hAnsi="宋体" w:hint="eastAsia"/>
+          <w:sz w:val="24"/>
+          <w:szCs w:val="24"/>
+        </w:rPr>
+      </w:pPr>
+      <w:r>
+        <w:rPr>
+          <w:rFonts w:ascii="宋体" w:eastAsia="宋体" w:hAnsi="宋体"/>
+          <w:sz w:val="24"/>
+          <w:szCs w:val="24"/>
+        </w:rPr>
+        <w:t>数据质量监控与报告</w:t>
+      </w:r>
+      <w:r>
+        <w:rPr>
+          <w:rFonts w:ascii="宋体" w:eastAsia="宋体" w:hAnsi="宋体" w:hint="eastAsia"/>
+          <w:sz w:val="24"/>
+          <w:szCs w:val="24"/>
+        </w:rPr>
+        <w:t>模块，可以在用户</w:t>
+      </w:r>
+      <w:r>
+        <w:rPr>
+          <w:rFonts w:ascii="宋体" w:eastAsia="宋体" w:hAnsi="宋体" w:hint="eastAsia"/>
+          <w:sz w:val="24"/>
+          <w:szCs w:val="24"/>
+        </w:rPr>
+        <w:t>执行</w:t>
+      </w:r>
+      <w:r>
+        <w:rPr>
+          <w:rFonts w:ascii="宋体" w:eastAsia="宋体" w:hAnsi="宋体" w:hint="eastAsia"/>
+          <w:sz w:val="24"/>
+          <w:szCs w:val="24"/>
+        </w:rPr>
+        <w:t>数据质量校验任务</w:t>
+      </w:r>
+      <w:r>
+        <w:rPr>
+          <w:rFonts w:ascii="宋体" w:eastAsia="宋体" w:hAnsi="宋体" w:hint="eastAsia"/>
+          <w:sz w:val="24"/>
+          <w:szCs w:val="24"/>
+        </w:rPr>
+        <w:t>后，</w:t>
+      </w:r>
+      <w:r>
+        <w:rPr>
+          <w:rFonts w:ascii="宋体" w:eastAsia="宋体" w:hAnsi="宋体" w:hint="eastAsia"/>
+          <w:sz w:val="24"/>
+          <w:szCs w:val="24"/>
+        </w:rPr>
+        <w:t>可视化展示质量状况，生成分析报告</w:t>
+      </w:r>
+      <w:r>
+        <w:rPr>
+          <w:rFonts w:ascii="宋体" w:eastAsia="宋体" w:hAnsi="宋体" w:hint="eastAsia"/>
+          <w:sz w:val="24"/>
+          <w:szCs w:val="24"/>
+        </w:rPr>
+        <w:t>。</w:t>
+      </w:r>
+    </w:p>
+    <w:p>
+      <w:pPr>
+        <w:spacing w:line="360" w:lineRule="auto"/>
+        <w:ind w:firstLineChars="200" w:firstLine="480"/>
+        <w:rPr>
+          <w:rFonts w:ascii="宋体" w:eastAsia="宋体" w:hAnsi="宋体" w:hint="eastAsia"/>
+          <w:sz w:val="24"/>
+          <w:szCs w:val="24"/>
+        </w:rPr>
+      </w:pPr>
+      <w:r>
+        <w:rPr>
+          <w:rFonts w:ascii="宋体" w:eastAsia="宋体" w:hAnsi="宋体" w:hint="eastAsia"/>
+          <w:sz w:val="24"/>
+          <w:szCs w:val="24"/>
+        </w:rPr>
+        <w:t>全景治理视图：任务列表页会集中展示每个任务的关键信息，如覆盖表数量、规则数量、执行策略和状态等。</w:t>
+      </w:r>
+    </w:p>
+    <w:p>
+      <w:pPr>
+        <w:spacing w:line="360" w:lineRule="auto"/>
+        <w:ind w:firstLineChars="200" w:firstLine="480"/>
+        <w:rPr>
+          <w:rFonts w:ascii="宋体" w:eastAsia="宋体" w:hAnsi="宋体" w:hint="eastAsia"/>
+          <w:sz w:val="24"/>
+          <w:szCs w:val="24"/>
+        </w:rPr>
+      </w:pPr>
+      <w:r>
+        <w:rPr>
+          <w:rFonts w:ascii="宋体" w:eastAsia="宋体" w:hAnsi="宋体" w:hint="eastAsia"/>
+          <w:sz w:val="24"/>
+          <w:szCs w:val="24"/>
+        </w:rPr>
+        <w:t>可视化报告：系统自动生成详细的质量分析报告，通过图表综合评估数据的完整性、准确性等指标。报告可帮助用户快速识别问题域，为优化提供依据。</w:t>
+      </w:r>
+    </w:p>
+    <w:p>
+      <w:pPr>
+        <w:spacing w:line="360" w:lineRule="auto"/>
+        <w:ind w:firstLineChars="200" w:firstLine="482"/>
         <w:rPr>
           <w:rFonts w:ascii="宋体" w:eastAsia="宋体" w:hAnsi="宋体" w:hint="eastAsia"/>
           <w:b/>
@@ -7016,8 +7253,7 @@
           <w:sz w:val="24"/>
           <w:szCs w:val="24"/>
         </w:rPr>
-        <w:t>4</w:t>
-      </w:r>
+      </w:pPr>
       <w:r>
         <w:rPr>
           <w:rFonts w:ascii="宋体" w:eastAsia="宋体" w:hAnsi="宋体" w:hint="eastAsia"/>
@@ -7026,7 +7262,7 @@
           <w:sz w:val="24"/>
           <w:szCs w:val="24"/>
         </w:rPr>
-        <w:t>）数据质量</w:t>
+        <w:t>4.</w:t>
       </w:r>
       <w:r>
         <w:rPr>
@@ -7036,6 +7272,16 @@
           <w:sz w:val="24"/>
           <w:szCs w:val="24"/>
         </w:rPr>
+        <w:t>数据质量</w:t>
+      </w:r>
+      <w:r>
+        <w:rPr>
+          <w:rFonts w:ascii="宋体" w:eastAsia="宋体" w:hAnsi="宋体" w:hint="eastAsia"/>
+          <w:b/>
+          <w:bCs/>
+          <w:sz w:val="24"/>
+          <w:szCs w:val="24"/>
+        </w:rPr>
         <w:t>告警与问题修复</w:t>
       </w:r>
     </w:p>
@@ -7089,6 +7335,14 @@
         </w:rPr>
         <w:t>治理闭环</w:t>
       </w:r>
+      <w:r>
+        <w:rPr>
+          <w:rFonts w:ascii="宋体" w:eastAsia="宋体" w:hAnsi="宋体" w:hint="eastAsia"/>
+          <w:sz w:val="24"/>
+          <w:szCs w:val="24"/>
+        </w:rPr>
+        <w:t>。</w:t>
+      </w:r>
     </w:p>
     <w:p>
       <w:pPr>
@@ -7133,18 +7387,18 @@
         <w:spacing w:line="360" w:lineRule="auto"/>
         <w:ind w:firstLineChars="200" w:firstLine="480"/>
         <w:rPr>
-          <w:rFonts w:ascii="宋体" w:eastAsia="宋体" w:hAnsi="宋体"/>
-          <w:sz w:val="24"/>
-          <w:szCs w:val="24"/>
-        </w:rPr>
-      </w:pPr>
-      <w:r>
-        <w:rPr>
-          <w:rFonts w:ascii="宋体" w:eastAsia="宋体" w:hAnsi="宋体" w:hint="eastAsia"/>
-          <w:sz w:val="24"/>
-          <w:szCs w:val="24"/>
-        </w:rPr>
-        <w:t>问题修复：提供可视化方式修改问题数据，或将问题数据导出并分发至对应业务部门进行人工校正。</w:t>
+          <w:rFonts w:ascii="宋体" w:eastAsia="宋体" w:hAnsi="宋体" w:hint="eastAsia"/>
+          <w:sz w:val="24"/>
+          <w:szCs w:val="24"/>
+        </w:rPr>
+      </w:pPr>
+      <w:r>
+        <w:rPr>
+          <w:rFonts w:ascii="宋体" w:eastAsia="宋体" w:hAnsi="宋体" w:hint="eastAsia"/>
+          <w:sz w:val="24"/>
+          <w:szCs w:val="24"/>
+        </w:rPr>
+        <w:t>问题修复：提供可视化方式修改问题数据，将问题数据导出并分发至对应业务部门进行人工校正。</w:t>
       </w:r>
     </w:p>
     <w:p>
@@ -7154,11 +7408,14 @@
           <w:ilvl w:val="2"/>
           <w:numId w:val="1"/>
         </w:numPr>
-      </w:pPr>
-      <w:r>
         <w:rPr>
           <w:rFonts w:hint="eastAsia"/>
         </w:rPr>
+      </w:pPr>
+      <w:r>
+        <w:rPr>
+          <w:rFonts w:hint="eastAsia"/>
+        </w:rPr>
         <w:t>数据应用</w:t>
       </w:r>
       <w:r>
@@ -7173,7 +7430,7 @@
         <w:spacing w:line="360" w:lineRule="auto"/>
         <w:ind w:firstLineChars="200" w:firstLine="480"/>
         <w:rPr>
-          <w:rFonts w:ascii="宋体" w:eastAsia="宋体" w:hAnsi="宋体"/>
+          <w:rFonts w:ascii="宋体" w:eastAsia="宋体" w:hAnsi="宋体" w:hint="eastAsia"/>
           <w:sz w:val="24"/>
           <w:szCs w:val="24"/>
         </w:rPr>
@@ -7192,36 +7449,152 @@
           <w:sz w:val="24"/>
           <w:szCs w:val="24"/>
         </w:rPr>
-        <w:t>模块直接面向业务人员，提供丰富的数据消费工具，降低数据使用门槛，推动业务数据化与决策智能化。</w:t>
-      </w:r>
-    </w:p>
-    <w:p>
-      <w:pPr>
-        <w:tabs>
-          <w:tab w:val="num" w:pos="720"/>
-        </w:tabs>
+        <w:t>模块直接面向</w:t>
+      </w:r>
+      <w:r>
+        <w:rPr>
+          <w:rFonts w:ascii="宋体" w:eastAsia="宋体" w:hAnsi="宋体" w:hint="eastAsia"/>
+          <w:sz w:val="24"/>
+          <w:szCs w:val="24"/>
+        </w:rPr>
+        <w:t>不同层级的</w:t>
+      </w:r>
+      <w:r>
+        <w:rPr>
+          <w:rFonts w:ascii="宋体" w:eastAsia="宋体" w:hAnsi="宋体"/>
+          <w:sz w:val="24"/>
+          <w:szCs w:val="24"/>
+        </w:rPr>
+        <w:t>业务人员，提供丰富的数据消费工具，降低数据使用门槛，推动业务数据化与决策智能化。</w:t>
+      </w:r>
+      <w:r>
+        <w:rPr>
+          <w:rFonts w:ascii="宋体" w:eastAsia="宋体" w:hAnsi="宋体" w:hint="eastAsia"/>
+          <w:sz w:val="24"/>
+          <w:szCs w:val="24"/>
+        </w:rPr>
+        <w:t>下文中主要介绍一下在线监控看板</w:t>
+      </w:r>
+      <w:r>
+        <w:rPr>
+          <w:rFonts w:ascii="宋体" w:eastAsia="宋体" w:hAnsi="宋体" w:hint="eastAsia"/>
+          <w:sz w:val="24"/>
+          <w:szCs w:val="24"/>
+        </w:rPr>
+        <w:t>可以参考</w:t>
+      </w:r>
+      <w:r>
+        <w:rPr>
+          <w:rFonts w:ascii="宋体" w:eastAsia="宋体" w:hAnsi="宋体" w:hint="eastAsia"/>
+          <w:sz w:val="24"/>
+          <w:szCs w:val="24"/>
+        </w:rPr>
+        <w:t>的实现方式。</w:t>
+      </w:r>
+    </w:p>
+    <w:p>
+      <w:pPr>
+        <w:pStyle w:val="4"/>
+        <w:numPr>
+          <w:ilvl w:val="3"/>
+          <w:numId w:val="1"/>
+        </w:numPr>
+        <w:rPr>
+          <w:rFonts w:hint="eastAsia"/>
+        </w:rPr>
+      </w:pPr>
+      <w:r>
+        <w:rPr>
+          <w:rFonts w:hint="eastAsia"/>
+        </w:rPr>
+        <w:t>在线监控看板</w:t>
+      </w:r>
+    </w:p>
+    <w:p>
+      <w:pPr>
         <w:spacing w:line="360" w:lineRule="auto"/>
         <w:ind w:firstLineChars="200" w:firstLine="480"/>
         <w:rPr>
-          <w:rFonts w:ascii="宋体" w:eastAsia="宋体" w:hAnsi="宋体"/>
-          <w:sz w:val="24"/>
-          <w:szCs w:val="24"/>
-        </w:rPr>
-      </w:pPr>
-      <w:r>
-        <w:rPr>
-          <w:rFonts w:ascii="宋体" w:eastAsia="宋体" w:hAnsi="宋体"/>
-          <w:sz w:val="24"/>
-          <w:szCs w:val="24"/>
-        </w:rPr>
-        <w:t>自助分析与BI：提供敏捷BI、可视化报表、数字孪生大屏等工具，支持运营和产品人员进行无代码/低代码的自助取数与多维分析。</w:t>
-      </w:r>
-    </w:p>
-    <w:p>
-      <w:pPr>
-        <w:tabs>
-          <w:tab w:val="num" w:pos="720"/>
-        </w:tabs>
+          <w:rFonts w:ascii="宋体" w:eastAsia="宋体" w:hAnsi="宋体" w:hint="eastAsia"/>
+          <w:sz w:val="24"/>
+          <w:szCs w:val="24"/>
+        </w:rPr>
+      </w:pPr>
+      <w:r>
+        <w:rPr>
+          <w:rFonts w:ascii="宋体" w:eastAsia="宋体" w:hAnsi="宋体" w:hint="eastAsia"/>
+          <w:sz w:val="24"/>
+          <w:szCs w:val="24"/>
+        </w:rPr>
+        <w:t>在线监控看板</w:t>
+      </w:r>
+      <w:r>
+        <w:rPr>
+          <w:rFonts w:ascii="宋体" w:eastAsia="宋体" w:hAnsi="宋体" w:hint="eastAsia"/>
+          <w:sz w:val="24"/>
+          <w:szCs w:val="24"/>
+        </w:rPr>
+        <w:t>可以</w:t>
+      </w:r>
+      <w:r>
+        <w:rPr>
+          <w:rFonts w:ascii="宋体" w:eastAsia="宋体" w:hAnsi="宋体" w:hint="eastAsia"/>
+          <w:sz w:val="24"/>
+          <w:szCs w:val="24"/>
+        </w:rPr>
+        <w:t>对工艺参数</w:t>
+      </w:r>
+      <w:r>
+        <w:rPr>
+          <w:rFonts w:ascii="宋体" w:eastAsia="宋体" w:hAnsi="宋体" w:hint="eastAsia"/>
+          <w:sz w:val="24"/>
+          <w:szCs w:val="24"/>
+        </w:rPr>
+        <w:t>等数据</w:t>
+      </w:r>
+      <w:r>
+        <w:rPr>
+          <w:rFonts w:ascii="宋体" w:eastAsia="宋体" w:hAnsi="宋体" w:hint="eastAsia"/>
+          <w:sz w:val="24"/>
+          <w:szCs w:val="24"/>
+        </w:rPr>
+        <w:t>进行在线监控</w:t>
+      </w:r>
+      <w:r>
+        <w:rPr>
+          <w:rFonts w:ascii="宋体" w:eastAsia="宋体" w:hAnsi="宋体" w:hint="eastAsia"/>
+          <w:sz w:val="24"/>
+          <w:szCs w:val="24"/>
+        </w:rPr>
+        <w:t>，</w:t>
+      </w:r>
+      <w:r>
+        <w:rPr>
+          <w:rFonts w:ascii="宋体" w:eastAsia="宋体" w:hAnsi="宋体" w:hint="eastAsia"/>
+          <w:sz w:val="24"/>
+          <w:szCs w:val="24"/>
+        </w:rPr>
+        <w:t>这里主要讨论一下</w:t>
+      </w:r>
+      <w:r>
+        <w:rPr>
+          <w:rFonts w:ascii="宋体" w:eastAsia="宋体" w:hAnsi="宋体" w:hint="eastAsia"/>
+          <w:sz w:val="24"/>
+          <w:szCs w:val="24"/>
+        </w:rPr>
+        <w:t>可以参考的工具</w:t>
+      </w:r>
+      <w:r>
+        <w:rPr>
+          <w:rFonts w:ascii="宋体" w:eastAsia="宋体" w:hAnsi="宋体" w:hint="eastAsia"/>
+          <w:sz w:val="24"/>
+          <w:szCs w:val="24"/>
+        </w:rPr>
+        <w:t>方案。</w:t>
+      </w:r>
+    </w:p>
+    <w:p>
+      <w:pPr>
         <w:spacing w:line="360" w:lineRule="auto"/>
         <w:ind w:firstLineChars="200" w:firstLine="480"/>
         <w:rPr>
@@ -7232,11 +7605,327 @@
       </w:pPr>
       <w:r>
         <w:rPr>
-          <w:rFonts w:ascii="宋体" w:eastAsia="宋体" w:hAnsi="宋体"/>
-          <w:sz w:val="24"/>
-          <w:szCs w:val="24"/>
-        </w:rPr>
-        <w:t>业务智能赋能：将数据能力嵌入具体业务场景，如用户画像与精准营销平台、个性化推荐系统、实时风控反欺诈等，直接驱动业务创新与增长。</w:t>
+          <w:rFonts w:ascii="宋体" w:eastAsia="宋体" w:hAnsi="宋体" w:hint="eastAsia"/>
+          <w:sz w:val="24"/>
+          <w:szCs w:val="24"/>
+        </w:rPr>
+        <w:t>假设工艺参数数据存储在</w:t>
+      </w:r>
+      <w:r>
+        <w:rPr>
+          <w:rFonts w:ascii="宋体" w:eastAsia="宋体" w:hAnsi="宋体"/>
+          <w:sz w:val="24"/>
+          <w:szCs w:val="24"/>
+        </w:rPr>
+        <w:t>TDengine</w:t>
+      </w:r>
+      <w:r>
+        <w:rPr>
+          <w:rFonts w:ascii="宋体" w:eastAsia="宋体" w:hAnsi="宋体" w:hint="eastAsia"/>
+          <w:sz w:val="24"/>
+          <w:szCs w:val="24"/>
+        </w:rPr>
+        <w:t>数据库</w:t>
+      </w:r>
+      <w:r>
+        <w:rPr>
+          <w:rFonts w:ascii="宋体" w:eastAsia="宋体" w:hAnsi="宋体" w:hint="eastAsia"/>
+          <w:sz w:val="24"/>
+          <w:szCs w:val="24"/>
+        </w:rPr>
+        <w:t>或者Doris</w:t>
+      </w:r>
+      <w:r>
+        <w:rPr>
+          <w:rFonts w:ascii="宋体" w:eastAsia="宋体" w:hAnsi="宋体" w:hint="eastAsia"/>
+          <w:sz w:val="24"/>
+          <w:szCs w:val="24"/>
+        </w:rPr>
+        <w:t>数据库里面，</w:t>
+      </w:r>
+      <w:r>
+        <w:rPr>
+          <w:rFonts w:ascii="宋体" w:eastAsia="宋体" w:hAnsi="宋体" w:hint="eastAsia"/>
+          <w:sz w:val="24"/>
+          <w:szCs w:val="24"/>
+        </w:rPr>
+        <w:t>可以通过</w:t>
+      </w:r>
+      <w:r>
+        <w:rPr>
+          <w:rFonts w:ascii="宋体" w:eastAsia="宋体" w:hAnsi="宋体"/>
+          <w:sz w:val="24"/>
+          <w:szCs w:val="24"/>
+        </w:rPr>
+        <w:t>Grafana</w:t>
+      </w:r>
+      <w:r>
+        <w:rPr>
+          <w:rFonts w:ascii="宋体" w:eastAsia="宋体" w:hAnsi="宋体" w:hint="eastAsia"/>
+          <w:sz w:val="24"/>
+          <w:szCs w:val="24"/>
+        </w:rPr>
+        <w:t>的</w:t>
+      </w:r>
+      <w:r>
+        <w:rPr>
+          <w:rFonts w:ascii="宋体" w:eastAsia="宋体" w:hAnsi="宋体"/>
+          <w:sz w:val="24"/>
+          <w:szCs w:val="24"/>
+        </w:rPr>
+        <w:t>Dashboard</w:t>
+      </w:r>
+      <w:r>
+        <w:rPr>
+          <w:rFonts w:ascii="宋体" w:eastAsia="宋体" w:hAnsi="宋体" w:hint="eastAsia"/>
+          <w:sz w:val="24"/>
+          <w:szCs w:val="24"/>
+        </w:rPr>
+        <w:t>作为在线的可视化监控看板。以Doris数据源为例，使用</w:t>
+      </w:r>
+      <w:r>
+        <w:rPr>
+          <w:rFonts w:ascii="宋体" w:eastAsia="宋体" w:hAnsi="宋体"/>
+          <w:sz w:val="24"/>
+          <w:szCs w:val="24"/>
+        </w:rPr>
+        <w:t>Grafana</w:t>
+      </w:r>
+      <w:r>
+        <w:rPr>
+          <w:rFonts w:ascii="宋体" w:eastAsia="宋体" w:hAnsi="宋体" w:hint="eastAsia"/>
+          <w:sz w:val="24"/>
+          <w:szCs w:val="24"/>
+        </w:rPr>
+        <w:t>创建在线监控看板的主要步骤如下：</w:t>
+      </w:r>
+    </w:p>
+    <w:p>
+      <w:pPr>
+        <w:spacing w:line="360" w:lineRule="auto"/>
+        <w:ind w:firstLineChars="200" w:firstLine="482"/>
+        <w:rPr>
+          <w:rFonts w:ascii="宋体" w:eastAsia="宋体" w:hAnsi="宋体" w:hint="eastAsia"/>
+          <w:b/>
+          <w:bCs/>
+          <w:sz w:val="24"/>
+          <w:szCs w:val="24"/>
+        </w:rPr>
+      </w:pPr>
+      <w:r>
+        <w:rPr>
+          <w:rFonts w:ascii="宋体" w:eastAsia="宋体" w:hAnsi="宋体" w:hint="eastAsia"/>
+          <w:b/>
+          <w:bCs/>
+          <w:sz w:val="24"/>
+          <w:szCs w:val="24"/>
+        </w:rPr>
+        <w:t>1.</w:t>
+      </w:r>
+      <w:r>
+        <w:rPr>
+          <w:rFonts w:ascii="宋体" w:eastAsia="宋体" w:hAnsi="宋体"/>
+          <w:b/>
+          <w:bCs/>
+          <w:sz w:val="24"/>
+          <w:szCs w:val="24"/>
+        </w:rPr>
+        <w:t>在 Grafana 中添加 MySQL 数据源</w:t>
+      </w:r>
+    </w:p>
+    <w:p>
+      <w:pPr>
+        <w:spacing w:line="360" w:lineRule="auto"/>
+        <w:ind w:firstLineChars="200" w:firstLine="480"/>
+        <w:rPr>
+          <w:rFonts w:ascii="宋体" w:eastAsia="宋体" w:hAnsi="宋体" w:hint="eastAsia"/>
+          <w:sz w:val="24"/>
+          <w:szCs w:val="24"/>
+        </w:rPr>
+      </w:pPr>
+      <w:r>
+        <w:rPr>
+          <w:rFonts w:ascii="宋体" w:eastAsia="宋体" w:hAnsi="宋体" w:hint="eastAsia"/>
+          <w:sz w:val="24"/>
+          <w:szCs w:val="24"/>
+        </w:rPr>
+        <w:t>Doris 兼容 MySQL 协议，因此可以直接使用 MySQL 数据源。在 Grafana 左侧菜单，点击 Connections &gt; Data sources &gt; Add data source；选择 MySQL，并填写 Doris 的连接信息。</w:t>
+      </w:r>
+    </w:p>
+    <w:p>
+      <w:pPr>
+        <w:spacing w:line="360" w:lineRule="auto"/>
+        <w:ind w:firstLineChars="200" w:firstLine="482"/>
+        <w:rPr>
+          <w:rFonts w:ascii="宋体" w:eastAsia="宋体" w:hAnsi="宋体" w:hint="eastAsia"/>
+          <w:b/>
+          <w:bCs/>
+          <w:sz w:val="24"/>
+          <w:szCs w:val="24"/>
+        </w:rPr>
+      </w:pPr>
+      <w:r>
+        <w:rPr>
+          <w:rFonts w:ascii="宋体" w:eastAsia="宋体" w:hAnsi="宋体" w:hint="eastAsia"/>
+          <w:b/>
+          <w:bCs/>
+          <w:sz w:val="24"/>
+          <w:szCs w:val="24"/>
+        </w:rPr>
+        <w:t>2.</w:t>
+      </w:r>
+      <w:r>
+        <w:rPr>
+          <w:rFonts w:ascii="宋体" w:eastAsia="宋体" w:hAnsi="宋体"/>
+          <w:b/>
+          <w:bCs/>
+          <w:sz w:val="24"/>
+          <w:szCs w:val="24"/>
+        </w:rPr>
+        <w:t>创建或导入 Dashboard</w:t>
+      </w:r>
+    </w:p>
+    <w:p>
+      <w:pPr>
+        <w:spacing w:line="360" w:lineRule="auto"/>
+        <w:ind w:firstLineChars="200" w:firstLine="480"/>
+        <w:rPr>
+          <w:rFonts w:ascii="宋体" w:eastAsia="宋体" w:hAnsi="宋体" w:hint="eastAsia"/>
+          <w:sz w:val="24"/>
+          <w:szCs w:val="24"/>
+        </w:rPr>
+      </w:pPr>
+      <w:r>
+        <w:rPr>
+          <w:rFonts w:ascii="宋体" w:eastAsia="宋体" w:hAnsi="宋体"/>
+          <w:sz w:val="24"/>
+          <w:szCs w:val="24"/>
+        </w:rPr>
+        <w:t>创建自定义 Dashboard：新建 Panel 后，在数据源中选择</w:t>
+      </w:r>
+      <w:r>
+        <w:rPr>
+          <w:rFonts w:ascii="宋体" w:eastAsia="宋体" w:hAnsi="宋体" w:hint="eastAsia"/>
+          <w:sz w:val="24"/>
+          <w:szCs w:val="24"/>
+        </w:rPr>
+        <w:t>上一步</w:t>
+      </w:r>
+      <w:r>
+        <w:rPr>
+          <w:rFonts w:ascii="宋体" w:eastAsia="宋体" w:hAnsi="宋体"/>
+          <w:sz w:val="24"/>
+          <w:szCs w:val="24"/>
+        </w:rPr>
+        <w:t>配置的“MySQL-Doris”，然后编写 SQL 查询语句来获取数据</w:t>
+      </w:r>
+      <w:r>
+        <w:rPr>
+          <w:rFonts w:ascii="宋体" w:eastAsia="宋体" w:hAnsi="宋体" w:hint="eastAsia"/>
+          <w:sz w:val="24"/>
+          <w:szCs w:val="24"/>
+        </w:rPr>
+        <w:t>。</w:t>
+      </w:r>
+    </w:p>
+    <w:p>
+      <w:pPr>
+        <w:spacing w:line="360" w:lineRule="auto"/>
+        <w:ind w:firstLineChars="200" w:firstLine="482"/>
+        <w:rPr>
+          <w:rFonts w:ascii="宋体" w:eastAsia="宋体" w:hAnsi="宋体" w:hint="eastAsia"/>
+          <w:b/>
+          <w:bCs/>
+          <w:sz w:val="24"/>
+          <w:szCs w:val="24"/>
+        </w:rPr>
+      </w:pPr>
+      <w:r>
+        <w:rPr>
+          <w:rFonts w:ascii="宋体" w:eastAsia="宋体" w:hAnsi="宋体" w:hint="eastAsia"/>
+          <w:b/>
+          <w:bCs/>
+          <w:sz w:val="24"/>
+          <w:szCs w:val="24"/>
+        </w:rPr>
+        <w:t>3.</w:t>
+      </w:r>
+      <w:r>
+        <w:rPr>
+          <w:rFonts w:ascii="宋体" w:eastAsia="宋体" w:hAnsi="宋体"/>
+          <w:b/>
+          <w:bCs/>
+          <w:sz w:val="24"/>
+          <w:szCs w:val="24"/>
+        </w:rPr>
+        <w:t>验证实时性</w:t>
+      </w:r>
+    </w:p>
+    <w:p>
+      <w:pPr>
+        <w:spacing w:line="360" w:lineRule="auto"/>
+        <w:ind w:firstLineChars="200" w:firstLine="480"/>
+        <w:rPr>
+          <w:rFonts w:ascii="宋体" w:eastAsia="宋体" w:hAnsi="宋体" w:hint="eastAsia"/>
+          <w:sz w:val="24"/>
+          <w:szCs w:val="24"/>
+        </w:rPr>
+      </w:pPr>
+      <w:r>
+        <w:rPr>
+          <w:rFonts w:ascii="宋体" w:eastAsia="宋体" w:hAnsi="宋体"/>
+          <w:sz w:val="24"/>
+          <w:szCs w:val="24"/>
+        </w:rPr>
+        <w:t>在</w:t>
+      </w:r>
+      <w:r>
+        <w:rPr>
+          <w:rFonts w:ascii="宋体" w:eastAsia="宋体" w:hAnsi="宋体" w:hint="eastAsia"/>
+          <w:sz w:val="24"/>
+          <w:szCs w:val="24"/>
+        </w:rPr>
+        <w:t>创建的</w:t>
+      </w:r>
+      <w:r>
+        <w:rPr>
+          <w:rFonts w:ascii="宋体" w:eastAsia="宋体" w:hAnsi="宋体"/>
+          <w:sz w:val="24"/>
+          <w:szCs w:val="24"/>
+        </w:rPr>
+        <w:t xml:space="preserve"> Dashboard </w:t>
+      </w:r>
+      <w:r>
+        <w:rPr>
+          <w:rFonts w:ascii="宋体" w:eastAsia="宋体" w:hAnsi="宋体" w:hint="eastAsia"/>
+          <w:sz w:val="24"/>
+          <w:szCs w:val="24"/>
+        </w:rPr>
+        <w:t>中</w:t>
+      </w:r>
+      <w:r>
+        <w:rPr>
+          <w:rFonts w:ascii="宋体" w:eastAsia="宋体" w:hAnsi="宋体"/>
+          <w:sz w:val="24"/>
+          <w:szCs w:val="24"/>
+        </w:rPr>
+        <w:t>可以设置数据刷新间隔（如 5s、10s），Grafana 会按此频率拉取最新数据，实现“</w:t>
+      </w:r>
+      <w:r>
+        <w:rPr>
+          <w:rFonts w:ascii="宋体" w:eastAsia="宋体" w:hAnsi="宋体" w:hint="eastAsia"/>
+          <w:sz w:val="24"/>
+          <w:szCs w:val="24"/>
+        </w:rPr>
+        <w:t>近似</w:t>
+      </w:r>
+      <w:r>
+        <w:rPr>
+          <w:rFonts w:ascii="宋体" w:eastAsia="宋体" w:hAnsi="宋体"/>
+          <w:sz w:val="24"/>
+          <w:szCs w:val="24"/>
+        </w:rPr>
+        <w:t>实时”效果。</w:t>
       </w:r>
     </w:p>
     <w:p>
@@ -7246,11 +7935,15 @@
           <w:ilvl w:val="2"/>
           <w:numId w:val="1"/>
         </w:numPr>
-      </w:pPr>
-      <w:r>
         <w:rPr>
           <w:rFonts w:hint="eastAsia"/>
         </w:rPr>
+      </w:pPr>
+      <w:r>
+        <w:rPr>
+          <w:rFonts w:hint="eastAsia"/>
+        </w:rPr>
+        <w:lastRenderedPageBreak/>
         <w:t>配置管理</w:t>
       </w:r>
     </w:p>
@@ -7278,45 +7971,135 @@
           <w:sz w:val="24"/>
           <w:szCs w:val="24"/>
         </w:rPr>
-        <w:t>是贯穿所有层级、保障数据中台安全、稳定、持续运行的“基础设施”。</w:t>
-      </w:r>
-    </w:p>
-    <w:p>
-      <w:pPr>
-        <w:spacing w:line="360" w:lineRule="auto"/>
-        <w:ind w:firstLineChars="200" w:firstLine="480"/>
-        <w:rPr>
-          <w:rFonts w:ascii="宋体" w:eastAsia="宋体" w:hAnsi="宋体" w:hint="eastAsia"/>
-          <w:sz w:val="24"/>
-          <w:szCs w:val="24"/>
-        </w:rPr>
-      </w:pPr>
-      <w:r>
-        <w:rPr>
-          <w:rFonts w:ascii="宋体" w:eastAsia="宋体" w:hAnsi="宋体" w:hint="eastAsia"/>
-          <w:sz w:val="24"/>
-          <w:szCs w:val="24"/>
-        </w:rPr>
-        <w:t>数据安全：提供数据加密、脱敏、权限控制（RBAC）、日志审计等能力，确保数据在各个环节的安全与合规。</w:t>
-      </w:r>
-    </w:p>
-    <w:p>
-      <w:pPr>
-        <w:spacing w:line="360" w:lineRule="auto"/>
-        <w:ind w:firstLineChars="200" w:firstLine="480"/>
-        <w:rPr>
-          <w:rFonts w:ascii="宋体" w:eastAsia="宋体" w:hAnsi="宋体" w:hint="eastAsia"/>
-          <w:sz w:val="24"/>
-          <w:szCs w:val="24"/>
-        </w:rPr>
-      </w:pPr>
-      <w:r>
-        <w:rPr>
-          <w:rFonts w:ascii="宋体" w:eastAsia="宋体" w:hAnsi="宋体" w:hint="eastAsia"/>
-          <w:sz w:val="24"/>
-          <w:szCs w:val="24"/>
-        </w:rPr>
-        <w:t>平台运营：包含监控预警（系统性能、任务状态）、服务治理（限流、熔断）和成本管理等，确保平台高效、经济地运转。</w:t>
+        <w:t>贯穿</w:t>
+      </w:r>
+      <w:r>
+        <w:rPr>
+          <w:rFonts w:ascii="宋体" w:eastAsia="宋体" w:hAnsi="宋体" w:hint="eastAsia"/>
+          <w:sz w:val="24"/>
+          <w:szCs w:val="24"/>
+        </w:rPr>
+        <w:t>数据平台</w:t>
+      </w:r>
+      <w:r>
+        <w:rPr>
+          <w:rFonts w:ascii="宋体" w:eastAsia="宋体" w:hAnsi="宋体" w:hint="eastAsia"/>
+          <w:sz w:val="24"/>
+          <w:szCs w:val="24"/>
+        </w:rPr>
+        <w:t>所有层级</w:t>
+      </w:r>
+      <w:r>
+        <w:rPr>
+          <w:rFonts w:ascii="宋体" w:eastAsia="宋体" w:hAnsi="宋体" w:hint="eastAsia"/>
+          <w:sz w:val="24"/>
+          <w:szCs w:val="24"/>
+        </w:rPr>
+        <w:t>，</w:t>
+      </w:r>
+      <w:r>
+        <w:rPr>
+          <w:rFonts w:ascii="宋体" w:eastAsia="宋体" w:hAnsi="宋体" w:hint="eastAsia"/>
+          <w:sz w:val="24"/>
+          <w:szCs w:val="24"/>
+        </w:rPr>
+        <w:t>是</w:t>
+      </w:r>
+      <w:r>
+        <w:rPr>
+          <w:rFonts w:ascii="宋体" w:eastAsia="宋体" w:hAnsi="宋体" w:hint="eastAsia"/>
+          <w:sz w:val="24"/>
+          <w:szCs w:val="24"/>
+        </w:rPr>
+        <w:t>保障数据</w:t>
+      </w:r>
+      <w:r>
+        <w:rPr>
+          <w:rFonts w:ascii="宋体" w:eastAsia="宋体" w:hAnsi="宋体" w:hint="eastAsia"/>
+          <w:sz w:val="24"/>
+          <w:szCs w:val="24"/>
+        </w:rPr>
+        <w:t>平台</w:t>
+      </w:r>
+      <w:r>
+        <w:rPr>
+          <w:rFonts w:ascii="宋体" w:eastAsia="宋体" w:hAnsi="宋体" w:hint="eastAsia"/>
+          <w:sz w:val="24"/>
+          <w:szCs w:val="24"/>
+        </w:rPr>
+        <w:t>安全、稳定、持续运行的“基础设施”。提供数据加密、</w:t>
+      </w:r>
+      <w:r>
+        <w:rPr>
+          <w:rFonts w:ascii="宋体" w:eastAsia="宋体" w:hAnsi="宋体" w:hint="eastAsia"/>
+          <w:sz w:val="24"/>
+          <w:szCs w:val="24"/>
+        </w:rPr>
+        <w:t>访问</w:t>
+      </w:r>
+      <w:r>
+        <w:rPr>
+          <w:rFonts w:ascii="宋体" w:eastAsia="宋体" w:hAnsi="宋体" w:hint="eastAsia"/>
+          <w:sz w:val="24"/>
+          <w:szCs w:val="24"/>
+        </w:rPr>
+        <w:t>控制、日志审计</w:t>
+      </w:r>
+      <w:r>
+        <w:rPr>
+          <w:rFonts w:ascii="宋体" w:eastAsia="宋体" w:hAnsi="宋体" w:hint="eastAsia"/>
+          <w:sz w:val="24"/>
+          <w:szCs w:val="24"/>
+        </w:rPr>
+        <w:t>、任务调度</w:t>
+      </w:r>
+      <w:r>
+        <w:rPr>
+          <w:rFonts w:ascii="宋体" w:eastAsia="宋体" w:hAnsi="宋体" w:hint="eastAsia"/>
+          <w:sz w:val="24"/>
+          <w:szCs w:val="24"/>
+        </w:rPr>
+        <w:t>等能力，确保数据在各个环节的安全与合规</w:t>
+      </w:r>
+      <w:r>
+        <w:rPr>
+          <w:rFonts w:ascii="宋体" w:eastAsia="宋体" w:hAnsi="宋体" w:hint="eastAsia"/>
+          <w:sz w:val="24"/>
+          <w:szCs w:val="24"/>
+        </w:rPr>
+        <w:t>，以及</w:t>
+      </w:r>
+      <w:r>
+        <w:rPr>
+          <w:rFonts w:ascii="宋体" w:eastAsia="宋体" w:hAnsi="宋体" w:hint="eastAsia"/>
+          <w:sz w:val="24"/>
+          <w:szCs w:val="24"/>
+        </w:rPr>
+        <w:t>平台高效地</w:t>
+      </w:r>
+      <w:r>
+        <w:rPr>
+          <w:rFonts w:ascii="宋体" w:eastAsia="宋体" w:hAnsi="宋体" w:hint="eastAsia"/>
+          <w:sz w:val="24"/>
+          <w:szCs w:val="24"/>
+        </w:rPr>
+        <w:t>运行</w:t>
+      </w:r>
+      <w:r>
+        <w:rPr>
+          <w:rFonts w:ascii="宋体" w:eastAsia="宋体" w:hAnsi="宋体" w:hint="eastAsia"/>
+          <w:sz w:val="24"/>
+          <w:szCs w:val="24"/>
+        </w:rPr>
+        <w:t>。</w:t>
+      </w:r>
+      <w:r>
+        <w:rPr>
+          <w:rFonts w:ascii="宋体" w:eastAsia="宋体" w:hAnsi="宋体" w:hint="eastAsia"/>
+          <w:sz w:val="24"/>
+          <w:szCs w:val="24"/>
+        </w:rPr>
+        <w:t>下文中主要介绍一下任务调度模块的功能。</w:t>
       </w:r>
     </w:p>
     <w:p>
@@ -7334,8 +8117,484 @@
         <w:rPr>
           <w:rFonts w:hint="eastAsia"/>
         </w:rPr>
-        <w:lastRenderedPageBreak/>
         <w:t>任务调度</w:t>
+      </w:r>
+    </w:p>
+    <w:p>
+      <w:pPr>
+        <w:spacing w:line="360" w:lineRule="auto"/>
+        <w:ind w:firstLineChars="200" w:firstLine="480"/>
+        <w:rPr>
+          <w:rFonts w:ascii="宋体" w:eastAsia="宋体" w:hAnsi="宋体" w:hint="eastAsia"/>
+          <w:sz w:val="24"/>
+          <w:szCs w:val="24"/>
+        </w:rPr>
+      </w:pPr>
+      <w:r>
+        <w:rPr>
+          <w:rFonts w:ascii="宋体" w:eastAsia="宋体" w:hAnsi="宋体" w:hint="eastAsia"/>
+          <w:sz w:val="24"/>
+          <w:szCs w:val="24"/>
+        </w:rPr>
+        <w:t>数据中台的任务调度模块负责协调和管理成千上万个数据处理任务的自动化执行，确保数据能够准时、准确地产出，是连接数据开发与数据价值的桥梁。</w:t>
+      </w:r>
+    </w:p>
+    <w:p>
+      <w:pPr>
+        <w:spacing w:line="360" w:lineRule="auto"/>
+        <w:ind w:firstLineChars="200" w:firstLine="480"/>
+        <w:rPr>
+          <w:rFonts w:ascii="宋体" w:eastAsia="宋体" w:hAnsi="宋体" w:hint="eastAsia"/>
+          <w:sz w:val="24"/>
+          <w:szCs w:val="24"/>
+        </w:rPr>
+      </w:pPr>
+      <w:r>
+        <w:rPr>
+          <w:rFonts w:ascii="宋体" w:eastAsia="宋体" w:hAnsi="宋体" w:hint="eastAsia"/>
+          <w:sz w:val="24"/>
+          <w:szCs w:val="24"/>
+        </w:rPr>
+        <w:t>任务调度模块的核心功能如下：</w:t>
+      </w:r>
+    </w:p>
+    <w:p>
+      <w:pPr>
+        <w:spacing w:line="360" w:lineRule="auto"/>
+        <w:ind w:firstLineChars="200" w:firstLine="482"/>
+        <w:rPr>
+          <w:rFonts w:ascii="宋体" w:eastAsia="宋体" w:hAnsi="宋体" w:hint="eastAsia"/>
+          <w:b/>
+          <w:bCs/>
+          <w:sz w:val="24"/>
+          <w:szCs w:val="24"/>
+        </w:rPr>
+      </w:pPr>
+      <w:r>
+        <w:rPr>
+          <w:rFonts w:ascii="宋体" w:eastAsia="宋体" w:hAnsi="宋体" w:hint="eastAsia"/>
+          <w:b/>
+          <w:bCs/>
+          <w:sz w:val="24"/>
+          <w:szCs w:val="24"/>
+        </w:rPr>
+        <w:t>1.</w:t>
+      </w:r>
+      <w:r>
+        <w:rPr>
+          <w:rFonts w:ascii="宋体" w:eastAsia="宋体" w:hAnsi="宋体" w:hint="eastAsia"/>
+          <w:b/>
+          <w:bCs/>
+          <w:sz w:val="24"/>
+          <w:szCs w:val="24"/>
+        </w:rPr>
+        <w:t>任务开发与配置</w:t>
+      </w:r>
+    </w:p>
+    <w:p>
+      <w:pPr>
+        <w:spacing w:line="360" w:lineRule="auto"/>
+        <w:ind w:firstLineChars="200" w:firstLine="480"/>
+        <w:rPr>
+          <w:rFonts w:ascii="宋体" w:eastAsia="宋体" w:hAnsi="宋体" w:hint="eastAsia"/>
+          <w:sz w:val="24"/>
+          <w:szCs w:val="24"/>
+        </w:rPr>
+      </w:pPr>
+      <w:r>
+        <w:rPr>
+          <w:rFonts w:ascii="宋体" w:eastAsia="宋体" w:hAnsi="宋体" w:hint="eastAsia"/>
+          <w:sz w:val="24"/>
+          <w:szCs w:val="24"/>
+        </w:rPr>
+        <w:t>通过可视化的界面，开发人员可以采用拖拽等低代码方式，轻松完成复杂任务的编排与配置。其核心要素包括：</w:t>
+      </w:r>
+    </w:p>
+    <w:p>
+      <w:pPr>
+        <w:spacing w:line="360" w:lineRule="auto"/>
+        <w:ind w:firstLineChars="200" w:firstLine="480"/>
+        <w:rPr>
+          <w:rFonts w:ascii="宋体" w:eastAsia="宋体" w:hAnsi="宋体" w:hint="eastAsia"/>
+          <w:sz w:val="24"/>
+          <w:szCs w:val="24"/>
+        </w:rPr>
+      </w:pPr>
+      <w:r>
+        <w:rPr>
+          <w:rFonts w:ascii="宋体" w:eastAsia="宋体" w:hAnsi="宋体" w:hint="eastAsia"/>
+          <w:sz w:val="24"/>
+          <w:szCs w:val="24"/>
+        </w:rPr>
+        <w:t>任务（Job/Task）：最小的执行单元，如一个SQL脚本、一个数据同步任务。</w:t>
+      </w:r>
+    </w:p>
+    <w:p>
+      <w:pPr>
+        <w:spacing w:line="360" w:lineRule="auto"/>
+        <w:ind w:firstLineChars="200" w:firstLine="480"/>
+        <w:rPr>
+          <w:rFonts w:ascii="宋体" w:eastAsia="宋体" w:hAnsi="宋体" w:hint="eastAsia"/>
+          <w:sz w:val="24"/>
+          <w:szCs w:val="24"/>
+        </w:rPr>
+      </w:pPr>
+      <w:r>
+        <w:rPr>
+          <w:rFonts w:ascii="宋体" w:eastAsia="宋体" w:hAnsi="宋体" w:hint="eastAsia"/>
+          <w:sz w:val="24"/>
+          <w:szCs w:val="24"/>
+        </w:rPr>
+        <w:t>工作流（Workflow/DAG）：多个任务按依赖关系组成的有向无环图（DAG），定义了任务的执行顺序。</w:t>
+      </w:r>
+    </w:p>
+    <w:p>
+      <w:pPr>
+        <w:spacing w:line="360" w:lineRule="auto"/>
+        <w:ind w:firstLineChars="200" w:firstLine="480"/>
+        <w:rPr>
+          <w:rFonts w:ascii="宋体" w:eastAsia="宋体" w:hAnsi="宋体" w:hint="eastAsia"/>
+          <w:sz w:val="24"/>
+          <w:szCs w:val="24"/>
+        </w:rPr>
+      </w:pPr>
+      <w:r>
+        <w:rPr>
+          <w:rFonts w:ascii="宋体" w:eastAsia="宋体" w:hAnsi="宋体" w:hint="eastAsia"/>
+          <w:sz w:val="24"/>
+          <w:szCs w:val="24"/>
+        </w:rPr>
+        <w:t>节点（Node）：工作流中的具体步骤，支持Shell、Spark、SQL、Python、数据同步等</w:t>
+      </w:r>
+      <w:r>
+        <w:rPr>
+          <w:rFonts w:ascii="宋体" w:eastAsia="宋体" w:hAnsi="宋体" w:hint="eastAsia"/>
+          <w:sz w:val="24"/>
+          <w:szCs w:val="24"/>
+        </w:rPr>
+        <w:t>程序</w:t>
+      </w:r>
+      <w:r>
+        <w:rPr>
+          <w:rFonts w:ascii="宋体" w:eastAsia="宋体" w:hAnsi="宋体" w:hint="eastAsia"/>
+          <w:sz w:val="24"/>
+          <w:szCs w:val="24"/>
+        </w:rPr>
+        <w:t>类型。</w:t>
+      </w:r>
+    </w:p>
+    <w:p>
+      <w:pPr>
+        <w:spacing w:line="360" w:lineRule="auto"/>
+        <w:ind w:firstLineChars="200" w:firstLine="480"/>
+        <w:rPr>
+          <w:rFonts w:ascii="宋体" w:eastAsia="宋体" w:hAnsi="宋体" w:hint="eastAsia"/>
+          <w:sz w:val="24"/>
+          <w:szCs w:val="24"/>
+        </w:rPr>
+      </w:pPr>
+      <w:r>
+        <w:rPr>
+          <w:rFonts w:ascii="宋体" w:eastAsia="宋体" w:hAnsi="宋体" w:hint="eastAsia"/>
+          <w:sz w:val="24"/>
+          <w:szCs w:val="24"/>
+        </w:rPr>
+        <w:t>触发方式：支持定时调度（</w:t>
+      </w:r>
+      <w:r>
+        <w:rPr>
+          <w:rFonts w:ascii="宋体" w:eastAsia="宋体" w:hAnsi="宋体" w:hint="eastAsia"/>
+          <w:sz w:val="24"/>
+          <w:szCs w:val="24"/>
+        </w:rPr>
+        <w:t>例</w:t>
+      </w:r>
+      <w:r>
+        <w:rPr>
+          <w:rFonts w:ascii="宋体" w:eastAsia="宋体" w:hAnsi="宋体" w:hint="eastAsia"/>
+          <w:sz w:val="24"/>
+          <w:szCs w:val="24"/>
+        </w:rPr>
+        <w:t>如每日凌晨执行）和事件触发（</w:t>
+      </w:r>
+      <w:r>
+        <w:rPr>
+          <w:rFonts w:ascii="宋体" w:eastAsia="宋体" w:hAnsi="宋体" w:hint="eastAsia"/>
+          <w:sz w:val="24"/>
+          <w:szCs w:val="24"/>
+        </w:rPr>
+        <w:t>例</w:t>
+      </w:r>
+      <w:r>
+        <w:rPr>
+          <w:rFonts w:ascii="宋体" w:eastAsia="宋体" w:hAnsi="宋体" w:hint="eastAsia"/>
+          <w:sz w:val="24"/>
+          <w:szCs w:val="24"/>
+        </w:rPr>
+        <w:t>如</w:t>
+      </w:r>
+      <w:r>
+        <w:rPr>
+          <w:rFonts w:ascii="宋体" w:eastAsia="宋体" w:hAnsi="宋体" w:hint="eastAsia"/>
+          <w:sz w:val="24"/>
+          <w:szCs w:val="24"/>
+        </w:rPr>
+        <w:t>上游</w:t>
+      </w:r>
+      <w:r>
+        <w:rPr>
+          <w:rFonts w:ascii="宋体" w:eastAsia="宋体" w:hAnsi="宋体" w:hint="eastAsia"/>
+          <w:sz w:val="24"/>
+          <w:szCs w:val="24"/>
+        </w:rPr>
+        <w:t>任务</w:t>
+      </w:r>
+      <w:r>
+        <w:rPr>
+          <w:rFonts w:ascii="宋体" w:eastAsia="宋体" w:hAnsi="宋体" w:hint="eastAsia"/>
+          <w:sz w:val="24"/>
+          <w:szCs w:val="24"/>
+        </w:rPr>
+        <w:t>执行</w:t>
+      </w:r>
+      <w:r>
+        <w:rPr>
+          <w:rFonts w:ascii="宋体" w:eastAsia="宋体" w:hAnsi="宋体" w:hint="eastAsia"/>
+          <w:sz w:val="24"/>
+          <w:szCs w:val="24"/>
+        </w:rPr>
+        <w:t>成功）。</w:t>
+      </w:r>
+    </w:p>
+    <w:p>
+      <w:pPr>
+        <w:spacing w:line="360" w:lineRule="auto"/>
+        <w:ind w:firstLineChars="200" w:firstLine="480"/>
+        <w:rPr>
+          <w:rFonts w:ascii="宋体" w:eastAsia="宋体" w:hAnsi="宋体" w:hint="eastAsia"/>
+          <w:sz w:val="24"/>
+          <w:szCs w:val="24"/>
+        </w:rPr>
+      </w:pPr>
+      <w:r>
+        <w:rPr>
+          <w:rFonts w:ascii="宋体" w:eastAsia="宋体" w:hAnsi="宋体" w:hint="eastAsia"/>
+          <w:sz w:val="24"/>
+          <w:szCs w:val="24"/>
+        </w:rPr>
+        <w:t>依赖管理：精细配置任务间的上下游依赖，确保数据按正确顺序加工。</w:t>
+      </w:r>
+    </w:p>
+    <w:p>
+      <w:pPr>
+        <w:spacing w:line="360" w:lineRule="auto"/>
+        <w:ind w:firstLineChars="200" w:firstLine="482"/>
+        <w:rPr>
+          <w:rFonts w:ascii="宋体" w:eastAsia="宋体" w:hAnsi="宋体" w:hint="eastAsia"/>
+          <w:b/>
+          <w:bCs/>
+          <w:sz w:val="24"/>
+          <w:szCs w:val="24"/>
+        </w:rPr>
+      </w:pPr>
+      <w:r>
+        <w:rPr>
+          <w:rFonts w:ascii="宋体" w:eastAsia="宋体" w:hAnsi="宋体" w:hint="eastAsia"/>
+          <w:b/>
+          <w:bCs/>
+          <w:sz w:val="24"/>
+          <w:szCs w:val="24"/>
+        </w:rPr>
+        <w:t>2.</w:t>
+      </w:r>
+      <w:r>
+        <w:rPr>
+          <w:rFonts w:ascii="宋体" w:eastAsia="宋体" w:hAnsi="宋体" w:hint="eastAsia"/>
+          <w:b/>
+          <w:bCs/>
+          <w:sz w:val="24"/>
+          <w:szCs w:val="24"/>
+        </w:rPr>
+        <w:t>调度与执行</w:t>
+      </w:r>
+    </w:p>
+    <w:p>
+      <w:pPr>
+        <w:spacing w:line="360" w:lineRule="auto"/>
+        <w:ind w:firstLineChars="200" w:firstLine="480"/>
+        <w:rPr>
+          <w:rFonts w:ascii="宋体" w:eastAsia="宋体" w:hAnsi="宋体" w:hint="eastAsia"/>
+          <w:sz w:val="24"/>
+          <w:szCs w:val="24"/>
+        </w:rPr>
+      </w:pPr>
+      <w:r>
+        <w:rPr>
+          <w:rFonts w:ascii="宋体" w:eastAsia="宋体" w:hAnsi="宋体" w:hint="eastAsia"/>
+          <w:sz w:val="24"/>
+          <w:szCs w:val="24"/>
+        </w:rPr>
+        <w:t>根据配置，调度模块会在正确的时间点，按照依赖关系触发任务执行。它会将任务分发到合适的计算资源（</w:t>
+      </w:r>
+      <w:r>
+        <w:rPr>
+          <w:rFonts w:ascii="宋体" w:eastAsia="宋体" w:hAnsi="宋体" w:hint="eastAsia"/>
+          <w:sz w:val="24"/>
+          <w:szCs w:val="24"/>
+        </w:rPr>
+        <w:t>例</w:t>
+      </w:r>
+      <w:r>
+        <w:rPr>
+          <w:rFonts w:ascii="宋体" w:eastAsia="宋体" w:hAnsi="宋体" w:hint="eastAsia"/>
+          <w:sz w:val="24"/>
+          <w:szCs w:val="24"/>
+        </w:rPr>
+        <w:t>如YARN、Kubernetes）上运行，实现资源的高效利用。</w:t>
+      </w:r>
+    </w:p>
+    <w:p>
+      <w:pPr>
+        <w:spacing w:line="360" w:lineRule="auto"/>
+        <w:ind w:firstLineChars="200" w:firstLine="482"/>
+        <w:rPr>
+          <w:rFonts w:ascii="宋体" w:eastAsia="宋体" w:hAnsi="宋体" w:hint="eastAsia"/>
+          <w:b/>
+          <w:bCs/>
+          <w:sz w:val="24"/>
+          <w:szCs w:val="24"/>
+        </w:rPr>
+      </w:pPr>
+      <w:r>
+        <w:rPr>
+          <w:rFonts w:ascii="宋体" w:eastAsia="宋体" w:hAnsi="宋体" w:hint="eastAsia"/>
+          <w:b/>
+          <w:bCs/>
+          <w:sz w:val="24"/>
+          <w:szCs w:val="24"/>
+        </w:rPr>
+        <w:t>3.</w:t>
+      </w:r>
+      <w:r>
+        <w:rPr>
+          <w:rFonts w:ascii="宋体" w:eastAsia="宋体" w:hAnsi="宋体" w:hint="eastAsia"/>
+          <w:b/>
+          <w:bCs/>
+          <w:sz w:val="24"/>
+          <w:szCs w:val="24"/>
+        </w:rPr>
+        <w:t>监控与运维</w:t>
+      </w:r>
+    </w:p>
+    <w:p>
+      <w:pPr>
+        <w:spacing w:line="360" w:lineRule="auto"/>
+        <w:ind w:firstLineChars="200" w:firstLine="480"/>
+        <w:rPr>
+          <w:rFonts w:ascii="宋体" w:eastAsia="宋体" w:hAnsi="宋体" w:hint="eastAsia"/>
+          <w:sz w:val="24"/>
+          <w:szCs w:val="24"/>
+        </w:rPr>
+      </w:pPr>
+      <w:r>
+        <w:rPr>
+          <w:rFonts w:ascii="宋体" w:eastAsia="宋体" w:hAnsi="宋体" w:hint="eastAsia"/>
+          <w:sz w:val="24"/>
+          <w:szCs w:val="24"/>
+        </w:rPr>
+        <w:t>提供全方位的监控和运维能力，保障任务稳定运行。</w:t>
+      </w:r>
+    </w:p>
+    <w:p>
+      <w:pPr>
+        <w:spacing w:line="360" w:lineRule="auto"/>
+        <w:ind w:firstLineChars="200" w:firstLine="480"/>
+        <w:rPr>
+          <w:rFonts w:ascii="宋体" w:eastAsia="宋体" w:hAnsi="宋体" w:hint="eastAsia"/>
+          <w:sz w:val="24"/>
+          <w:szCs w:val="24"/>
+        </w:rPr>
+      </w:pPr>
+      <w:r>
+        <w:rPr>
+          <w:rFonts w:ascii="宋体" w:eastAsia="宋体" w:hAnsi="宋体" w:hint="eastAsia"/>
+          <w:sz w:val="24"/>
+          <w:szCs w:val="24"/>
+        </w:rPr>
+        <w:t>状态监控：实时展示任务运行状态（成功、失败、运行中），并提供详细的执行日志供排查问题。</w:t>
+      </w:r>
+    </w:p>
+    <w:p>
+      <w:pPr>
+        <w:spacing w:line="360" w:lineRule="auto"/>
+        <w:ind w:firstLineChars="200" w:firstLine="480"/>
+        <w:rPr>
+          <w:rFonts w:ascii="宋体" w:eastAsia="宋体" w:hAnsi="宋体" w:hint="eastAsia"/>
+          <w:sz w:val="24"/>
+          <w:szCs w:val="24"/>
+        </w:rPr>
+      </w:pPr>
+      <w:r>
+        <w:rPr>
+          <w:rFonts w:ascii="宋体" w:eastAsia="宋体" w:hAnsi="宋体" w:hint="eastAsia"/>
+          <w:sz w:val="24"/>
+          <w:szCs w:val="24"/>
+        </w:rPr>
+        <w:t>智能告警：任务失败或超时后，通过邮件、短信、企业微信等多种渠道通知相关人员。</w:t>
+      </w:r>
+    </w:p>
+    <w:p>
+      <w:pPr>
+        <w:spacing w:line="360" w:lineRule="auto"/>
+        <w:ind w:firstLineChars="200" w:firstLine="480"/>
+        <w:rPr>
+          <w:rFonts w:ascii="宋体" w:eastAsia="宋体" w:hAnsi="宋体" w:hint="eastAsia"/>
+          <w:sz w:val="24"/>
+          <w:szCs w:val="24"/>
+        </w:rPr>
+      </w:pPr>
+      <w:r>
+        <w:rPr>
+          <w:rFonts w:ascii="宋体" w:eastAsia="宋体" w:hAnsi="宋体" w:hint="eastAsia"/>
+          <w:sz w:val="24"/>
+          <w:szCs w:val="24"/>
+        </w:rPr>
+        <w:t>数据补录：当历史数据出现问题时，支持对指定时间段进行数据补录或</w:t>
+      </w:r>
+      <w:r>
+        <w:rPr>
+          <w:rFonts w:ascii="宋体" w:eastAsia="宋体" w:hAnsi="宋体" w:hint="eastAsia"/>
+          <w:sz w:val="24"/>
+          <w:szCs w:val="24"/>
+        </w:rPr>
+        <w:t>重新执行</w:t>
+      </w:r>
+      <w:r>
+        <w:rPr>
+          <w:rFonts w:ascii="宋体" w:eastAsia="宋体" w:hAnsi="宋体" w:hint="eastAsia"/>
+          <w:sz w:val="24"/>
+          <w:szCs w:val="24"/>
+        </w:rPr>
+        <w:t>。</w:t>
+      </w:r>
+    </w:p>
+    <w:p>
+      <w:pPr>
+        <w:spacing w:line="360" w:lineRule="auto"/>
+        <w:ind w:firstLineChars="200" w:firstLine="480"/>
+        <w:rPr>
+          <w:rFonts w:ascii="宋体" w:eastAsia="宋体" w:hAnsi="宋体" w:hint="eastAsia"/>
+          <w:sz w:val="24"/>
+          <w:szCs w:val="24"/>
+        </w:rPr>
+      </w:pPr>
+      <w:r>
+        <w:rPr>
+          <w:rFonts w:ascii="宋体" w:eastAsia="宋体" w:hAnsi="宋体" w:hint="eastAsia"/>
+          <w:sz w:val="24"/>
+          <w:szCs w:val="24"/>
+        </w:rPr>
+        <w:t>智能分析：通过任务血缘分析，快速定位故障根因，并提供优化建议。</w:t>
       </w:r>
     </w:p>
     <w:p>
@@ -7533,7 +8792,23 @@
           <w:sz w:val="24"/>
           <w:szCs w:val="24"/>
         </w:rPr>
-        <w:t>南钢进行了3年的</w:t>
+        <w:t>南钢</w:t>
+      </w:r>
+      <w:r>
+        <w:rPr>
+          <w:rFonts w:ascii="宋体" w:eastAsia="宋体" w:hAnsi="宋体" w:hint="eastAsia"/>
+          <w:sz w:val="24"/>
+          <w:szCs w:val="24"/>
+        </w:rPr>
+        <w:t>对数据治理工作十分重视，由集团一把手牵头</w:t>
+      </w:r>
+      <w:r>
+        <w:rPr>
+          <w:rFonts w:ascii="宋体" w:eastAsia="宋体" w:hAnsi="宋体" w:hint="eastAsia"/>
+          <w:sz w:val="24"/>
+          <w:szCs w:val="24"/>
+        </w:rPr>
+        <w:t>进行了3年的</w:t>
       </w:r>
       <w:r>
         <w:rPr>
@@ -7542,6 +8817,142 @@
           <w:szCs w:val="24"/>
         </w:rPr>
         <w:t>数据治理工作</w:t>
+      </w:r>
+      <w:r>
+        <w:rPr>
+          <w:rFonts w:ascii="宋体" w:eastAsia="宋体" w:hAnsi="宋体" w:hint="eastAsia"/>
+          <w:sz w:val="24"/>
+          <w:szCs w:val="24"/>
+        </w:rPr>
+        <w:t>，</w:t>
+      </w:r>
+      <w:r>
+        <w:rPr>
+          <w:rFonts w:ascii="宋体" w:eastAsia="宋体" w:hAnsi="宋体" w:hint="eastAsia"/>
+          <w:sz w:val="24"/>
+          <w:szCs w:val="24"/>
+        </w:rPr>
+        <w:t>南钢数据治理工作</w:t>
+      </w:r>
+      <w:r>
+        <w:rPr>
+          <w:rFonts w:ascii="宋体" w:eastAsia="宋体" w:hAnsi="宋体" w:hint="eastAsia"/>
+          <w:sz w:val="24"/>
+          <w:szCs w:val="24"/>
+        </w:rPr>
+        <w:t>值得借鉴</w:t>
+      </w:r>
+      <w:r>
+        <w:rPr>
+          <w:rFonts w:ascii="宋体" w:eastAsia="宋体" w:hAnsi="宋体" w:hint="eastAsia"/>
+          <w:sz w:val="24"/>
+          <w:szCs w:val="24"/>
+        </w:rPr>
+        <w:t>的地方</w:t>
+      </w:r>
+      <w:r>
+        <w:rPr>
+          <w:rFonts w:ascii="宋体" w:eastAsia="宋体" w:hAnsi="宋体" w:hint="eastAsia"/>
+          <w:sz w:val="24"/>
+          <w:szCs w:val="24"/>
+        </w:rPr>
+        <w:t>包括：</w:t>
+      </w:r>
+      <w:r>
+        <w:rPr>
+          <w:rFonts w:ascii="宋体" w:eastAsia="宋体" w:hAnsi="宋体" w:hint="eastAsia"/>
+          <w:sz w:val="24"/>
+          <w:szCs w:val="24"/>
+        </w:rPr>
+        <w:t>1）</w:t>
+      </w:r>
+      <w:r>
+        <w:rPr>
+          <w:rFonts w:ascii="宋体" w:eastAsia="宋体" w:hAnsi="宋体" w:hint="eastAsia"/>
+          <w:sz w:val="24"/>
+          <w:szCs w:val="24"/>
+        </w:rPr>
+        <w:t>为开展</w:t>
+      </w:r>
+      <w:r>
+        <w:rPr>
+          <w:rFonts w:ascii="宋体" w:eastAsia="宋体" w:hAnsi="宋体" w:hint="eastAsia"/>
+          <w:sz w:val="24"/>
+          <w:szCs w:val="24"/>
+        </w:rPr>
+        <w:t>数据治理</w:t>
+      </w:r>
+      <w:r>
+        <w:rPr>
+          <w:rFonts w:ascii="宋体" w:eastAsia="宋体" w:hAnsi="宋体" w:hint="eastAsia"/>
+          <w:sz w:val="24"/>
+          <w:szCs w:val="24"/>
+        </w:rPr>
+        <w:t>而新建的</w:t>
+      </w:r>
+      <w:r>
+        <w:rPr>
+          <w:rFonts w:ascii="宋体" w:eastAsia="宋体" w:hAnsi="宋体" w:hint="eastAsia"/>
+          <w:sz w:val="24"/>
+          <w:szCs w:val="24"/>
+        </w:rPr>
+        <w:t>组织架构</w:t>
+      </w:r>
+      <w:r>
+        <w:rPr>
+          <w:rFonts w:ascii="宋体" w:eastAsia="宋体" w:hAnsi="宋体" w:hint="eastAsia"/>
+          <w:sz w:val="24"/>
+          <w:szCs w:val="24"/>
+        </w:rPr>
+        <w:t>；2）</w:t>
+      </w:r>
+      <w:r>
+        <w:rPr>
+          <w:rFonts w:ascii="宋体" w:eastAsia="宋体" w:hAnsi="宋体" w:hint="eastAsia"/>
+          <w:sz w:val="24"/>
+          <w:szCs w:val="24"/>
+        </w:rPr>
+        <w:t>与</w:t>
+      </w:r>
+      <w:r>
+        <w:rPr>
+          <w:rFonts w:ascii="宋体" w:eastAsia="宋体" w:hAnsi="宋体" w:hint="eastAsia"/>
+          <w:sz w:val="24"/>
+          <w:szCs w:val="24"/>
+        </w:rPr>
+        <w:t>数据治理工作流程</w:t>
+      </w:r>
+      <w:r>
+        <w:rPr>
+          <w:rFonts w:ascii="宋体" w:eastAsia="宋体" w:hAnsi="宋体" w:hint="eastAsia"/>
+          <w:sz w:val="24"/>
+          <w:szCs w:val="24"/>
+        </w:rPr>
+        <w:t>相匹配的</w:t>
+      </w:r>
+      <w:r>
+        <w:rPr>
+          <w:rFonts w:ascii="宋体" w:eastAsia="宋体" w:hAnsi="宋体" w:hint="eastAsia"/>
+          <w:sz w:val="24"/>
+          <w:szCs w:val="24"/>
+        </w:rPr>
+        <w:t>管理</w:t>
+      </w:r>
+      <w:r>
+        <w:rPr>
+          <w:rFonts w:ascii="宋体" w:eastAsia="宋体" w:hAnsi="宋体" w:hint="eastAsia"/>
+          <w:sz w:val="24"/>
+          <w:szCs w:val="24"/>
+        </w:rPr>
+        <w:t>体系</w:t>
+      </w:r>
+      <w:r>
+        <w:rPr>
+          <w:rFonts w:ascii="宋体" w:eastAsia="宋体" w:hAnsi="宋体" w:hint="eastAsia"/>
+          <w:sz w:val="24"/>
+          <w:szCs w:val="24"/>
+        </w:rPr>
+        <w:t>。</w:t>
       </w:r>
     </w:p>
     <w:p>
@@ -7574,11 +8985,11 @@
       </w:pPr>
       <w:r>
         <w:rPr>
-          <w:rFonts w:ascii="宋体" w:eastAsia="宋体" w:hAnsi="宋体" w:hint="eastAsia"/>
-          <w:sz w:val="24"/>
-          <w:szCs w:val="24"/>
-        </w:rPr>
-        <w:t>数值型和非数值类型数据分开</w:t>
+          <w:rFonts w:ascii="宋体" w:eastAsia="宋体" w:hAnsi="宋体"/>
+          <w:sz w:val="24"/>
+          <w:szCs w:val="24"/>
+        </w:rPr>
+        <w:t>数据治理不是一次性的IT项目，而是一项持续的管理体系建设工程。其本质不是技术问题，而是管理问题——通过对数据的规范管理，确保数据的准确性、一致性和安全性。数据治理需要制度、流程、技术和组织的协同作用。</w:t>
       </w:r>
     </w:p>
     <w:p>
@@ -7593,12 +9004,4290 @@
       </w:pPr>
       <w:r>
         <w:rPr>
-          <w:rFonts w:ascii="宋体" w:eastAsia="宋体" w:hAnsi="宋体"/>
-          <w:sz w:val="24"/>
-          <w:szCs w:val="24"/>
-        </w:rPr>
-        <w:t>数据治理不是一次性的IT项目，而是一项持续的管理体系建设工程。其本质不是技术问题，而是管理问题——通过对数据的规范管理，确保数据的准确性、一致性和安全性。数据治理需要制度、流程、技术和组织的协同作用。</w:t>
-      </w:r>
+          <w:rFonts w:ascii="宋体" w:eastAsia="宋体" w:hAnsi="宋体" w:hint="eastAsia"/>
+          <w:sz w:val="24"/>
+          <w:szCs w:val="24"/>
+        </w:rPr>
+        <w:t>参考南钢的经验，</w:t>
+      </w:r>
+      <w:r>
+        <w:rPr>
+          <w:rFonts w:ascii="宋体" w:eastAsia="宋体" w:hAnsi="宋体" w:hint="eastAsia"/>
+          <w:sz w:val="24"/>
+          <w:szCs w:val="24"/>
+        </w:rPr>
+        <w:t>下文主要从数据治理需要的组织架构和数据治理实施过程两方面展开描述。</w:t>
+      </w:r>
+    </w:p>
+    <w:p>
+      <w:pPr>
+        <w:pStyle w:val="3"/>
+        <w:numPr>
+          <w:ilvl w:val="2"/>
+          <w:numId w:val="1"/>
+        </w:numPr>
+        <w:rPr>
+          <w:rFonts w:hint="eastAsia"/>
+        </w:rPr>
+      </w:pPr>
+      <w:r>
+        <w:rPr>
+          <w:rFonts w:hint="eastAsia"/>
+        </w:rPr>
+        <w:t>数据治理组织架构</w:t>
+      </w:r>
+    </w:p>
+    <w:p>
+      <w:pPr>
+        <w:spacing w:line="360" w:lineRule="auto"/>
+        <w:ind w:firstLineChars="200" w:firstLine="480"/>
+        <w:rPr>
+          <w:rFonts w:ascii="宋体" w:eastAsia="宋体" w:hAnsi="宋体" w:hint="eastAsia"/>
+          <w:sz w:val="24"/>
+          <w:szCs w:val="24"/>
+        </w:rPr>
+      </w:pPr>
+      <w:r>
+        <w:rPr>
+          <w:rFonts w:ascii="宋体" w:eastAsia="宋体" w:hAnsi="宋体" w:hint="eastAsia"/>
+          <w:sz w:val="24"/>
+          <w:szCs w:val="24"/>
+        </w:rPr>
+        <w:t>典型的数据治理组织架构采用“三层四级”的结构。大型企业可参考“1+N+X”模式：1个委员会 + N个工作组 + X个业务接口人。</w:t>
+      </w:r>
+    </w:p>
+    <w:p>
+      <w:pPr>
+        <w:pStyle w:val="4"/>
+        <w:numPr>
+          <w:ilvl w:val="3"/>
+          <w:numId w:val="1"/>
+        </w:numPr>
+        <w:rPr>
+          <w:rFonts w:hint="eastAsia"/>
+        </w:rPr>
+      </w:pPr>
+      <w:r>
+        <w:rPr>
+          <w:rFonts w:hint="eastAsia"/>
+        </w:rPr>
+        <w:t>决策层：数据治理委员会</w:t>
+      </w:r>
+    </w:p>
+    <w:p>
+      <w:pPr>
+        <w:spacing w:line="360" w:lineRule="auto"/>
+        <w:ind w:firstLineChars="200" w:firstLine="480"/>
+        <w:rPr>
+          <w:rFonts w:ascii="宋体" w:eastAsia="宋体" w:hAnsi="宋体" w:hint="eastAsia"/>
+          <w:sz w:val="24"/>
+          <w:szCs w:val="24"/>
+        </w:rPr>
+      </w:pPr>
+      <w:r>
+        <w:rPr>
+          <w:rFonts w:ascii="宋体" w:eastAsia="宋体" w:hAnsi="宋体" w:hint="eastAsia"/>
+          <w:sz w:val="24"/>
+          <w:szCs w:val="24"/>
+        </w:rPr>
+        <w:t>数据治理委员会是企业的最高数据治理决策机构</w:t>
+      </w:r>
+      <w:r>
+        <w:rPr>
+          <w:rFonts w:ascii="宋体" w:eastAsia="宋体" w:hAnsi="宋体" w:hint="eastAsia"/>
+          <w:sz w:val="24"/>
+          <w:szCs w:val="24"/>
+        </w:rPr>
+        <w:t>，</w:t>
+      </w:r>
+      <w:r>
+        <w:rPr>
+          <w:rFonts w:ascii="宋体" w:eastAsia="宋体" w:hAnsi="宋体" w:hint="eastAsia"/>
+          <w:sz w:val="24"/>
+          <w:szCs w:val="24"/>
+        </w:rPr>
+        <w:t>由企业高管（通常是CIO或CDO）担任主任，各业务部门负责人担任委员。可包括企业董事长、CIO、各业务线负责人及外部数据专家。</w:t>
+      </w:r>
+      <w:r>
+        <w:rPr>
+          <w:rFonts w:ascii="宋体" w:eastAsia="宋体" w:hAnsi="宋体" w:hint="eastAsia"/>
+          <w:sz w:val="24"/>
+          <w:szCs w:val="24"/>
+        </w:rPr>
+        <w:t>注意，数据治理是</w:t>
+      </w:r>
+      <w:r>
+        <w:rPr>
+          <w:rFonts w:ascii="宋体" w:eastAsia="宋体" w:hAnsi="宋体"/>
+          <w:sz w:val="24"/>
+          <w:szCs w:val="24"/>
+        </w:rPr>
+        <w:t>一把手工程</w:t>
+      </w:r>
+      <w:r>
+        <w:rPr>
+          <w:rFonts w:ascii="宋体" w:eastAsia="宋体" w:hAnsi="宋体" w:hint="eastAsia"/>
+          <w:sz w:val="24"/>
+          <w:szCs w:val="24"/>
+        </w:rPr>
+        <w:t>，只有一把手主导，才能跨部门推进</w:t>
+      </w:r>
+      <w:r>
+        <w:rPr>
+          <w:rFonts w:ascii="宋体" w:eastAsia="宋体" w:hAnsi="宋体"/>
+          <w:sz w:val="24"/>
+          <w:szCs w:val="24"/>
+        </w:rPr>
+        <w:t>数据治理</w:t>
+      </w:r>
+      <w:r>
+        <w:rPr>
+          <w:rFonts w:ascii="宋体" w:eastAsia="宋体" w:hAnsi="宋体" w:hint="eastAsia"/>
+          <w:sz w:val="24"/>
+          <w:szCs w:val="24"/>
+        </w:rPr>
+        <w:t>。</w:t>
+      </w:r>
+    </w:p>
+    <w:p>
+      <w:pPr>
+        <w:spacing w:line="360" w:lineRule="auto"/>
+        <w:ind w:firstLineChars="200" w:firstLine="480"/>
+        <w:rPr>
+          <w:rFonts w:ascii="宋体" w:eastAsia="宋体" w:hAnsi="宋体" w:hint="eastAsia"/>
+          <w:sz w:val="24"/>
+          <w:szCs w:val="24"/>
+        </w:rPr>
+      </w:pPr>
+      <w:r>
+        <w:rPr>
+          <w:rFonts w:ascii="宋体" w:eastAsia="宋体" w:hAnsi="宋体" w:hint="eastAsia"/>
+          <w:sz w:val="24"/>
+          <w:szCs w:val="24"/>
+        </w:rPr>
+        <w:t>数据治理委员会</w:t>
+      </w:r>
+      <w:r>
+        <w:rPr>
+          <w:rFonts w:ascii="宋体" w:eastAsia="宋体" w:hAnsi="宋体" w:hint="eastAsia"/>
+          <w:sz w:val="24"/>
+          <w:szCs w:val="24"/>
+        </w:rPr>
+        <w:t>核心职责</w:t>
+      </w:r>
+      <w:r>
+        <w:rPr>
+          <w:rFonts w:ascii="宋体" w:eastAsia="宋体" w:hAnsi="宋体" w:hint="eastAsia"/>
+          <w:sz w:val="24"/>
+          <w:szCs w:val="24"/>
+        </w:rPr>
+        <w:t>包括</w:t>
+      </w:r>
+      <w:r>
+        <w:rPr>
+          <w:rFonts w:ascii="宋体" w:eastAsia="宋体" w:hAnsi="宋体" w:hint="eastAsia"/>
+          <w:sz w:val="24"/>
+          <w:szCs w:val="24"/>
+        </w:rPr>
+        <w:t>：</w:t>
+      </w:r>
+      <w:r>
+        <w:rPr>
+          <w:rFonts w:ascii="宋体" w:eastAsia="宋体" w:hAnsi="宋体" w:hint="eastAsia"/>
+          <w:sz w:val="24"/>
+          <w:szCs w:val="24"/>
+        </w:rPr>
+        <w:t>1）</w:t>
+      </w:r>
+      <w:r>
+        <w:rPr>
+          <w:rFonts w:ascii="宋体" w:eastAsia="宋体" w:hAnsi="宋体" w:hint="eastAsia"/>
+          <w:sz w:val="24"/>
+          <w:szCs w:val="24"/>
+        </w:rPr>
+        <w:t>明确企业数据治理的终极目标</w:t>
+      </w:r>
+      <w:r>
+        <w:rPr>
+          <w:rFonts w:ascii="宋体" w:eastAsia="宋体" w:hAnsi="宋体" w:hint="eastAsia"/>
+          <w:sz w:val="24"/>
+          <w:szCs w:val="24"/>
+        </w:rPr>
+        <w:t>；2）</w:t>
+      </w:r>
+      <w:r>
+        <w:rPr>
+          <w:rFonts w:ascii="宋体" w:eastAsia="宋体" w:hAnsi="宋体" w:hint="eastAsia"/>
+          <w:sz w:val="24"/>
+          <w:szCs w:val="24"/>
+        </w:rPr>
+        <w:t>审批数据治理的核心规则，如《主数据管理办法》《数据质量考核标准》</w:t>
+      </w:r>
+      <w:r>
+        <w:rPr>
+          <w:rFonts w:ascii="宋体" w:eastAsia="宋体" w:hAnsi="宋体" w:hint="eastAsia"/>
+          <w:sz w:val="24"/>
+          <w:szCs w:val="24"/>
+        </w:rPr>
+        <w:t>；3）</w:t>
+      </w:r>
+      <w:r>
+        <w:rPr>
+          <w:rFonts w:ascii="宋体" w:eastAsia="宋体" w:hAnsi="宋体" w:hint="eastAsia"/>
+          <w:sz w:val="24"/>
+          <w:szCs w:val="24"/>
+        </w:rPr>
+        <w:t>划分各部门的数据责任</w:t>
+      </w:r>
+      <w:r>
+        <w:rPr>
+          <w:rFonts w:ascii="宋体" w:eastAsia="宋体" w:hAnsi="宋体" w:hint="eastAsia"/>
+          <w:sz w:val="24"/>
+          <w:szCs w:val="24"/>
+        </w:rPr>
+        <w:t>；4）</w:t>
+      </w:r>
+      <w:r>
+        <w:rPr>
+          <w:rFonts w:ascii="宋体" w:eastAsia="宋体" w:hAnsi="宋体" w:hint="eastAsia"/>
+          <w:sz w:val="24"/>
+          <w:szCs w:val="24"/>
+        </w:rPr>
+        <w:t>定期听取执行层汇报，解决跨部门重大争议</w:t>
+      </w:r>
+      <w:r>
+        <w:rPr>
+          <w:rFonts w:ascii="宋体" w:eastAsia="宋体" w:hAnsi="宋体" w:hint="eastAsia"/>
+          <w:sz w:val="24"/>
+          <w:szCs w:val="24"/>
+        </w:rPr>
+        <w:t>。</w:t>
+      </w:r>
+    </w:p>
+    <w:p>
+      <w:pPr>
+        <w:spacing w:line="360" w:lineRule="auto"/>
+        <w:ind w:firstLineChars="200" w:firstLine="480"/>
+        <w:rPr>
+          <w:rFonts w:ascii="宋体" w:eastAsia="宋体" w:hAnsi="宋体" w:hint="eastAsia"/>
+          <w:sz w:val="24"/>
+          <w:szCs w:val="24"/>
+        </w:rPr>
+      </w:pPr>
+      <w:r>
+        <w:rPr>
+          <w:rFonts w:ascii="宋体" w:eastAsia="宋体" w:hAnsi="宋体" w:hint="eastAsia"/>
+          <w:sz w:val="24"/>
+          <w:szCs w:val="24"/>
+        </w:rPr>
+        <w:t>数据治理委员会</w:t>
+      </w:r>
+      <w:r>
+        <w:rPr>
+          <w:rFonts w:ascii="宋体" w:eastAsia="宋体" w:hAnsi="宋体" w:hint="eastAsia"/>
+          <w:sz w:val="24"/>
+          <w:szCs w:val="24"/>
+        </w:rPr>
+        <w:t>运作机制：委员会应定期召开会议，频率建议不低于每季度一次。议题包括数据治理工作进展汇报、重大数据标准审批、跨部门数据权属争议裁决、数据质量重大问题通报等。决策应形成会议纪要并在企业内部公示。</w:t>
+      </w:r>
+    </w:p>
+    <w:p>
+      <w:pPr>
+        <w:pStyle w:val="4"/>
+        <w:numPr>
+          <w:ilvl w:val="3"/>
+          <w:numId w:val="1"/>
+        </w:numPr>
+        <w:rPr>
+          <w:rFonts w:hint="eastAsia"/>
+        </w:rPr>
+      </w:pPr>
+      <w:r>
+        <w:rPr>
+          <w:rFonts w:hint="eastAsia"/>
+        </w:rPr>
+        <w:t>管理层：数据治理办公室</w:t>
+      </w:r>
+      <w:r>
+        <w:rPr>
+          <w:rFonts w:hint="eastAsia"/>
+        </w:rPr>
+        <w:t xml:space="preserve"> + </w:t>
+      </w:r>
+      <w:r>
+        <w:rPr>
+          <w:rFonts w:hint="eastAsia"/>
+        </w:rPr>
+        <w:t>专项工作组</w:t>
+      </w:r>
+    </w:p>
+    <w:p>
+      <w:pPr>
+        <w:spacing w:line="360" w:lineRule="auto"/>
+        <w:ind w:firstLineChars="200" w:firstLine="482"/>
+        <w:rPr>
+          <w:rFonts w:ascii="宋体" w:eastAsia="宋体" w:hAnsi="宋体" w:hint="eastAsia"/>
+          <w:b/>
+          <w:bCs/>
+          <w:sz w:val="24"/>
+          <w:szCs w:val="24"/>
+        </w:rPr>
+      </w:pPr>
+      <w:r>
+        <w:rPr>
+          <w:rFonts w:ascii="宋体" w:eastAsia="宋体" w:hAnsi="宋体" w:hint="eastAsia"/>
+          <w:b/>
+          <w:bCs/>
+          <w:sz w:val="24"/>
+          <w:szCs w:val="24"/>
+        </w:rPr>
+        <w:t>1.</w:t>
+      </w:r>
+      <w:r>
+        <w:rPr>
+          <w:rFonts w:ascii="宋体" w:eastAsia="宋体" w:hAnsi="宋体" w:hint="eastAsia"/>
+          <w:b/>
+          <w:bCs/>
+          <w:sz w:val="24"/>
+          <w:szCs w:val="24"/>
+        </w:rPr>
+        <w:t>数据治理办公室（DGO）</w:t>
+      </w:r>
+    </w:p>
+    <w:p>
+      <w:pPr>
+        <w:spacing w:line="360" w:lineRule="auto"/>
+        <w:ind w:firstLineChars="200" w:firstLine="480"/>
+        <w:rPr>
+          <w:rFonts w:ascii="宋体" w:eastAsia="宋体" w:hAnsi="宋体" w:hint="eastAsia"/>
+          <w:sz w:val="24"/>
+          <w:szCs w:val="24"/>
+        </w:rPr>
+      </w:pPr>
+      <w:r>
+        <w:rPr>
+          <w:rFonts w:ascii="宋体" w:eastAsia="宋体" w:hAnsi="宋体" w:hint="eastAsia"/>
+          <w:sz w:val="24"/>
+          <w:szCs w:val="24"/>
+        </w:rPr>
+        <w:t>数据治理办公室是常设执行机构，</w:t>
+      </w:r>
+      <w:r>
+        <w:rPr>
+          <w:rFonts w:ascii="宋体" w:eastAsia="宋体" w:hAnsi="宋体" w:hint="eastAsia"/>
+          <w:sz w:val="24"/>
+          <w:szCs w:val="24"/>
+        </w:rPr>
+        <w:t>由IT部门牵头，联合业务部门骨干组成</w:t>
+      </w:r>
+      <w:r>
+        <w:rPr>
+          <w:rFonts w:ascii="宋体" w:eastAsia="宋体" w:hAnsi="宋体" w:hint="eastAsia"/>
+          <w:sz w:val="24"/>
+          <w:szCs w:val="24"/>
+        </w:rPr>
+        <w:t>，</w:t>
+      </w:r>
+      <w:r>
+        <w:rPr>
+          <w:rFonts w:ascii="宋体" w:eastAsia="宋体" w:hAnsi="宋体" w:hint="eastAsia"/>
+          <w:sz w:val="24"/>
+          <w:szCs w:val="24"/>
+        </w:rPr>
+        <w:t>负责数据治理日常推进工作。</w:t>
+      </w:r>
+    </w:p>
+    <w:p>
+      <w:pPr>
+        <w:spacing w:line="360" w:lineRule="auto"/>
+        <w:ind w:firstLineChars="200" w:firstLine="480"/>
+        <w:rPr>
+          <w:rFonts w:ascii="宋体" w:eastAsia="宋体" w:hAnsi="宋体" w:hint="eastAsia"/>
+          <w:sz w:val="24"/>
+          <w:szCs w:val="24"/>
+        </w:rPr>
+      </w:pPr>
+      <w:r>
+        <w:rPr>
+          <w:rFonts w:ascii="宋体" w:eastAsia="宋体" w:hAnsi="宋体" w:hint="eastAsia"/>
+          <w:sz w:val="24"/>
+          <w:szCs w:val="24"/>
+        </w:rPr>
+        <w:t>数据治理办公室</w:t>
+      </w:r>
+      <w:r>
+        <w:rPr>
+          <w:rFonts w:ascii="宋体" w:eastAsia="宋体" w:hAnsi="宋体" w:hint="eastAsia"/>
+          <w:sz w:val="24"/>
+          <w:szCs w:val="24"/>
+        </w:rPr>
+        <w:t>的</w:t>
+      </w:r>
+      <w:r>
+        <w:rPr>
+          <w:rFonts w:ascii="宋体" w:eastAsia="宋体" w:hAnsi="宋体" w:hint="eastAsia"/>
+          <w:sz w:val="24"/>
+          <w:szCs w:val="24"/>
+        </w:rPr>
+        <w:t>核心职责</w:t>
+      </w:r>
+      <w:r>
+        <w:rPr>
+          <w:rFonts w:ascii="宋体" w:eastAsia="宋体" w:hAnsi="宋体" w:hint="eastAsia"/>
+          <w:sz w:val="24"/>
+          <w:szCs w:val="24"/>
+        </w:rPr>
+        <w:t>包括</w:t>
+      </w:r>
+      <w:r>
+        <w:rPr>
+          <w:rFonts w:ascii="宋体" w:eastAsia="宋体" w:hAnsi="宋体" w:hint="eastAsia"/>
+          <w:sz w:val="24"/>
+          <w:szCs w:val="24"/>
+        </w:rPr>
+        <w:t>：制定和执行数据治理策略</w:t>
+      </w:r>
+      <w:r>
+        <w:rPr>
+          <w:rFonts w:ascii="宋体" w:eastAsia="宋体" w:hAnsi="宋体" w:hint="eastAsia"/>
+          <w:sz w:val="24"/>
+          <w:szCs w:val="24"/>
+        </w:rPr>
+        <w:t>；</w:t>
+      </w:r>
+      <w:r>
+        <w:rPr>
+          <w:rFonts w:ascii="宋体" w:eastAsia="宋体" w:hAnsi="宋体" w:hint="eastAsia"/>
+          <w:sz w:val="24"/>
+          <w:szCs w:val="24"/>
+        </w:rPr>
+        <w:t>制定数据标准、管理数据资产</w:t>
+      </w:r>
+      <w:r>
+        <w:rPr>
+          <w:rFonts w:ascii="宋体" w:eastAsia="宋体" w:hAnsi="宋体" w:hint="eastAsia"/>
+          <w:sz w:val="24"/>
+          <w:szCs w:val="24"/>
+        </w:rPr>
+        <w:t>；</w:t>
+      </w:r>
+      <w:r>
+        <w:rPr>
+          <w:rFonts w:ascii="宋体" w:eastAsia="宋体" w:hAnsi="宋体" w:hint="eastAsia"/>
+          <w:sz w:val="24"/>
+          <w:szCs w:val="24"/>
+        </w:rPr>
+        <w:t>推进数据质量改进</w:t>
+      </w:r>
+      <w:r>
+        <w:rPr>
+          <w:rFonts w:ascii="宋体" w:eastAsia="宋体" w:hAnsi="宋体" w:hint="eastAsia"/>
+          <w:sz w:val="24"/>
+          <w:szCs w:val="24"/>
+        </w:rPr>
+        <w:t>；</w:t>
+      </w:r>
+      <w:r>
+        <w:rPr>
+          <w:rFonts w:ascii="宋体" w:eastAsia="宋体" w:hAnsi="宋体" w:hint="eastAsia"/>
+          <w:sz w:val="24"/>
+          <w:szCs w:val="24"/>
+        </w:rPr>
+        <w:t>组织数据治理培训与考核</w:t>
+      </w:r>
+      <w:r>
+        <w:rPr>
+          <w:rFonts w:ascii="宋体" w:eastAsia="宋体" w:hAnsi="宋体" w:hint="eastAsia"/>
+          <w:sz w:val="24"/>
+          <w:szCs w:val="24"/>
+        </w:rPr>
+        <w:t>；</w:t>
+      </w:r>
+      <w:r>
+        <w:rPr>
+          <w:rFonts w:ascii="宋体" w:eastAsia="宋体" w:hAnsi="宋体" w:hint="eastAsia"/>
+          <w:sz w:val="24"/>
+          <w:szCs w:val="24"/>
+        </w:rPr>
+        <w:t>协调跨部门工作</w:t>
+      </w:r>
+      <w:r>
+        <w:rPr>
+          <w:rFonts w:ascii="宋体" w:eastAsia="宋体" w:hAnsi="宋体" w:hint="eastAsia"/>
+          <w:sz w:val="24"/>
+          <w:szCs w:val="24"/>
+        </w:rPr>
+        <w:t>。</w:t>
+      </w:r>
+    </w:p>
+    <w:p>
+      <w:pPr>
+        <w:spacing w:line="360" w:lineRule="auto"/>
+        <w:ind w:firstLineChars="200" w:firstLine="482"/>
+        <w:rPr>
+          <w:rFonts w:ascii="宋体" w:eastAsia="宋体" w:hAnsi="宋体" w:hint="eastAsia"/>
+          <w:b/>
+          <w:bCs/>
+          <w:sz w:val="24"/>
+          <w:szCs w:val="24"/>
+        </w:rPr>
+      </w:pPr>
+      <w:r>
+        <w:rPr>
+          <w:rFonts w:ascii="宋体" w:eastAsia="宋体" w:hAnsi="宋体" w:hint="eastAsia"/>
+          <w:b/>
+          <w:bCs/>
+          <w:sz w:val="24"/>
+          <w:szCs w:val="24"/>
+        </w:rPr>
+        <w:t>2.</w:t>
+      </w:r>
+      <w:r>
+        <w:rPr>
+          <w:rFonts w:ascii="宋体" w:eastAsia="宋体" w:hAnsi="宋体" w:hint="eastAsia"/>
+          <w:b/>
+          <w:bCs/>
+          <w:sz w:val="24"/>
+          <w:szCs w:val="24"/>
+        </w:rPr>
+        <w:t>专项工作组</w:t>
+      </w:r>
+    </w:p>
+    <w:p>
+      <w:pPr>
+        <w:spacing w:line="360" w:lineRule="auto"/>
+        <w:ind w:firstLineChars="200" w:firstLine="480"/>
+        <w:rPr>
+          <w:rFonts w:ascii="宋体" w:eastAsia="宋体" w:hAnsi="宋体" w:hint="eastAsia"/>
+          <w:sz w:val="24"/>
+          <w:szCs w:val="24"/>
+        </w:rPr>
+      </w:pPr>
+      <w:r>
+        <w:rPr>
+          <w:rFonts w:ascii="宋体" w:eastAsia="宋体" w:hAnsi="宋体" w:hint="eastAsia"/>
+          <w:sz w:val="24"/>
+          <w:szCs w:val="24"/>
+        </w:rPr>
+        <w:t>管理层下设</w:t>
+      </w:r>
+      <w:r>
+        <w:rPr>
+          <w:rFonts w:ascii="宋体" w:eastAsia="宋体" w:hAnsi="宋体" w:hint="eastAsia"/>
+          <w:sz w:val="24"/>
+          <w:szCs w:val="24"/>
+        </w:rPr>
+        <w:t>N</w:t>
+      </w:r>
+      <w:r>
+        <w:rPr>
+          <w:rFonts w:ascii="宋体" w:eastAsia="宋体" w:hAnsi="宋体" w:hint="eastAsia"/>
+          <w:sz w:val="24"/>
+          <w:szCs w:val="24"/>
+        </w:rPr>
+        <w:t>个跨部门工作组，</w:t>
+      </w:r>
+      <w:r>
+        <w:rPr>
+          <w:rFonts w:ascii="宋体" w:eastAsia="宋体" w:hAnsi="宋体" w:hint="eastAsia"/>
+          <w:sz w:val="24"/>
+          <w:szCs w:val="24"/>
+        </w:rPr>
+        <w:t>例</w:t>
+      </w:r>
+      <w:r>
+        <w:rPr>
+          <w:rFonts w:ascii="宋体" w:eastAsia="宋体" w:hAnsi="宋体" w:hint="eastAsia"/>
+          <w:sz w:val="24"/>
+          <w:szCs w:val="24"/>
+        </w:rPr>
+        <w:t>如：主数据管理组</w:t>
+      </w:r>
+      <w:r>
+        <w:rPr>
+          <w:rFonts w:ascii="宋体" w:eastAsia="宋体" w:hAnsi="宋体" w:hint="eastAsia"/>
+          <w:sz w:val="24"/>
+          <w:szCs w:val="24"/>
+        </w:rPr>
+        <w:t>、</w:t>
+      </w:r>
+      <w:r>
+        <w:rPr>
+          <w:rFonts w:ascii="宋体" w:eastAsia="宋体" w:hAnsi="宋体" w:hint="eastAsia"/>
+          <w:sz w:val="24"/>
+          <w:szCs w:val="24"/>
+        </w:rPr>
+        <w:t>数据质量组</w:t>
+      </w:r>
+      <w:r>
+        <w:rPr>
+          <w:rFonts w:ascii="宋体" w:eastAsia="宋体" w:hAnsi="宋体" w:hint="eastAsia"/>
+          <w:sz w:val="24"/>
+          <w:szCs w:val="24"/>
+        </w:rPr>
+        <w:t>、</w:t>
+      </w:r>
+      <w:r>
+        <w:rPr>
+          <w:rFonts w:ascii="宋体" w:eastAsia="宋体" w:hAnsi="宋体" w:hint="eastAsia"/>
+          <w:sz w:val="24"/>
+          <w:szCs w:val="24"/>
+        </w:rPr>
+        <w:t>数据安全组</w:t>
+      </w:r>
+      <w:r>
+        <w:rPr>
+          <w:rFonts w:ascii="宋体" w:eastAsia="宋体" w:hAnsi="宋体" w:hint="eastAsia"/>
+          <w:sz w:val="24"/>
+          <w:szCs w:val="24"/>
+        </w:rPr>
+        <w:t>、</w:t>
+      </w:r>
+      <w:r>
+        <w:rPr>
+          <w:rFonts w:ascii="宋体" w:eastAsia="宋体" w:hAnsi="宋体" w:hint="eastAsia"/>
+          <w:sz w:val="24"/>
+          <w:szCs w:val="24"/>
+        </w:rPr>
+        <w:t>元数据管理组</w:t>
+      </w:r>
+      <w:r>
+        <w:rPr>
+          <w:rFonts w:ascii="宋体" w:eastAsia="宋体" w:hAnsi="宋体" w:hint="eastAsia"/>
+          <w:sz w:val="24"/>
+          <w:szCs w:val="24"/>
+        </w:rPr>
+        <w:t>。工作组的人员构成来自IT部门和业务部门。</w:t>
+      </w:r>
+    </w:p>
+    <w:p>
+      <w:pPr>
+        <w:spacing w:line="360" w:lineRule="auto"/>
+        <w:ind w:firstLineChars="200" w:firstLine="480"/>
+        <w:rPr>
+          <w:rFonts w:ascii="宋体" w:eastAsia="宋体" w:hAnsi="宋体" w:hint="eastAsia"/>
+          <w:sz w:val="24"/>
+          <w:szCs w:val="24"/>
+        </w:rPr>
+      </w:pPr>
+      <w:r>
+        <w:rPr>
+          <w:rFonts w:ascii="宋体" w:eastAsia="宋体" w:hAnsi="宋体" w:hint="eastAsia"/>
+          <w:sz w:val="24"/>
+          <w:szCs w:val="24"/>
+        </w:rPr>
+        <w:t>IT部门</w:t>
+      </w:r>
+      <w:r>
+        <w:rPr>
+          <w:rFonts w:ascii="宋体" w:eastAsia="宋体" w:hAnsi="宋体" w:hint="eastAsia"/>
+          <w:sz w:val="24"/>
+          <w:szCs w:val="24"/>
+        </w:rPr>
+        <w:t>的</w:t>
+      </w:r>
+      <w:r>
+        <w:rPr>
+          <w:rFonts w:ascii="宋体" w:eastAsia="宋体" w:hAnsi="宋体" w:hint="eastAsia"/>
+          <w:sz w:val="24"/>
+          <w:szCs w:val="24"/>
+        </w:rPr>
+        <w:t>职责</w:t>
+      </w:r>
+      <w:r>
+        <w:rPr>
+          <w:rFonts w:ascii="宋体" w:eastAsia="宋体" w:hAnsi="宋体" w:hint="eastAsia"/>
+          <w:sz w:val="24"/>
+          <w:szCs w:val="24"/>
+        </w:rPr>
+        <w:t>包括</w:t>
+      </w:r>
+      <w:r>
+        <w:rPr>
+          <w:rFonts w:ascii="宋体" w:eastAsia="宋体" w:hAnsi="宋体" w:hint="eastAsia"/>
+          <w:sz w:val="24"/>
+          <w:szCs w:val="24"/>
+        </w:rPr>
+        <w:t>：</w:t>
+      </w:r>
+      <w:r>
+        <w:rPr>
+          <w:rFonts w:ascii="宋体" w:eastAsia="宋体" w:hAnsi="宋体" w:hint="eastAsia"/>
+          <w:sz w:val="24"/>
+          <w:szCs w:val="24"/>
+        </w:rPr>
+        <w:t>1</w:t>
+      </w:r>
+      <w:r>
+        <w:rPr>
+          <w:rFonts w:ascii="宋体" w:eastAsia="宋体" w:hAnsi="宋体" w:hint="eastAsia"/>
+          <w:sz w:val="24"/>
+          <w:szCs w:val="24"/>
+        </w:rPr>
+        <w:t>）</w:t>
+      </w:r>
+      <w:r>
+        <w:rPr>
+          <w:rFonts w:ascii="宋体" w:eastAsia="宋体" w:hAnsi="宋体" w:hint="eastAsia"/>
+          <w:sz w:val="24"/>
+          <w:szCs w:val="24"/>
+        </w:rPr>
+        <w:t>模型管理</w:t>
+      </w:r>
+      <w:r>
+        <w:rPr>
+          <w:rFonts w:ascii="宋体" w:eastAsia="宋体" w:hAnsi="宋体" w:hint="eastAsia"/>
+          <w:sz w:val="24"/>
+          <w:szCs w:val="24"/>
+        </w:rPr>
+        <w:t>，</w:t>
+      </w:r>
+      <w:r>
+        <w:rPr>
+          <w:rFonts w:ascii="宋体" w:eastAsia="宋体" w:hAnsi="宋体" w:hint="eastAsia"/>
+          <w:sz w:val="24"/>
+          <w:szCs w:val="24"/>
+        </w:rPr>
+        <w:t>设计客户、供应商等主数据模型</w:t>
+      </w:r>
+      <w:r>
+        <w:rPr>
+          <w:rFonts w:ascii="宋体" w:eastAsia="宋体" w:hAnsi="宋体" w:hint="eastAsia"/>
+          <w:sz w:val="24"/>
+          <w:szCs w:val="24"/>
+        </w:rPr>
+        <w:t>；</w:t>
+      </w:r>
+      <w:r>
+        <w:rPr>
+          <w:rFonts w:ascii="宋体" w:eastAsia="宋体" w:hAnsi="宋体" w:hint="eastAsia"/>
+          <w:sz w:val="24"/>
+          <w:szCs w:val="24"/>
+        </w:rPr>
+        <w:t>2</w:t>
+      </w:r>
+      <w:r>
+        <w:rPr>
+          <w:rFonts w:ascii="宋体" w:eastAsia="宋体" w:hAnsi="宋体" w:hint="eastAsia"/>
+          <w:sz w:val="24"/>
+          <w:szCs w:val="24"/>
+        </w:rPr>
+        <w:t>）</w:t>
+      </w:r>
+      <w:r>
+        <w:rPr>
+          <w:rFonts w:ascii="宋体" w:eastAsia="宋体" w:hAnsi="宋体" w:hint="eastAsia"/>
+          <w:sz w:val="24"/>
+          <w:szCs w:val="24"/>
+        </w:rPr>
+        <w:t>流程管理</w:t>
+      </w:r>
+      <w:r>
+        <w:rPr>
+          <w:rFonts w:ascii="宋体" w:eastAsia="宋体" w:hAnsi="宋体" w:hint="eastAsia"/>
+          <w:sz w:val="24"/>
+          <w:szCs w:val="24"/>
+        </w:rPr>
+        <w:t>，</w:t>
+      </w:r>
+      <w:r>
+        <w:rPr>
+          <w:rFonts w:ascii="宋体" w:eastAsia="宋体" w:hAnsi="宋体" w:hint="eastAsia"/>
+          <w:sz w:val="24"/>
+          <w:szCs w:val="24"/>
+        </w:rPr>
+        <w:t>优化数据接入、清洗、分发流程</w:t>
+      </w:r>
+      <w:r>
+        <w:rPr>
+          <w:rFonts w:ascii="宋体" w:eastAsia="宋体" w:hAnsi="宋体" w:hint="eastAsia"/>
+          <w:sz w:val="24"/>
+          <w:szCs w:val="24"/>
+        </w:rPr>
+        <w:t>。</w:t>
+      </w:r>
+    </w:p>
+    <w:p>
+      <w:pPr>
+        <w:spacing w:line="360" w:lineRule="auto"/>
+        <w:ind w:firstLineChars="200" w:firstLine="480"/>
+        <w:rPr>
+          <w:rFonts w:ascii="宋体" w:eastAsia="宋体" w:hAnsi="宋体" w:hint="eastAsia"/>
+          <w:sz w:val="24"/>
+          <w:szCs w:val="24"/>
+        </w:rPr>
+      </w:pPr>
+      <w:r>
+        <w:rPr>
+          <w:rFonts w:ascii="宋体" w:eastAsia="宋体" w:hAnsi="宋体" w:hint="eastAsia"/>
+          <w:sz w:val="24"/>
+          <w:szCs w:val="24"/>
+        </w:rPr>
+        <w:t>业务部门</w:t>
+      </w:r>
+      <w:r>
+        <w:rPr>
+          <w:rFonts w:ascii="宋体" w:eastAsia="宋体" w:hAnsi="宋体" w:hint="eastAsia"/>
+          <w:sz w:val="24"/>
+          <w:szCs w:val="24"/>
+        </w:rPr>
+        <w:t>的</w:t>
+      </w:r>
+      <w:r>
+        <w:rPr>
+          <w:rFonts w:ascii="宋体" w:eastAsia="宋体" w:hAnsi="宋体" w:hint="eastAsia"/>
+          <w:sz w:val="24"/>
+          <w:szCs w:val="24"/>
+        </w:rPr>
+        <w:t>职责</w:t>
+      </w:r>
+      <w:r>
+        <w:rPr>
+          <w:rFonts w:ascii="宋体" w:eastAsia="宋体" w:hAnsi="宋体" w:hint="eastAsia"/>
+          <w:sz w:val="24"/>
+          <w:szCs w:val="24"/>
+        </w:rPr>
+        <w:t>包括</w:t>
+      </w:r>
+      <w:r>
+        <w:rPr>
+          <w:rFonts w:ascii="宋体" w:eastAsia="宋体" w:hAnsi="宋体" w:hint="eastAsia"/>
+          <w:sz w:val="24"/>
+          <w:szCs w:val="24"/>
+        </w:rPr>
+        <w:t>：派出业务骨干，负责本部门数据的录入、变更、审批</w:t>
+      </w:r>
+      <w:r>
+        <w:rPr>
+          <w:rFonts w:ascii="宋体" w:eastAsia="宋体" w:hAnsi="宋体" w:hint="eastAsia"/>
+          <w:sz w:val="24"/>
+          <w:szCs w:val="24"/>
+        </w:rPr>
+        <w:t>，</w:t>
+      </w:r>
+      <w:r>
+        <w:rPr>
+          <w:rFonts w:ascii="宋体" w:eastAsia="宋体" w:hAnsi="宋体" w:hint="eastAsia"/>
+          <w:sz w:val="24"/>
+          <w:szCs w:val="24"/>
+        </w:rPr>
+        <w:t>例如销售部负责客户主数据的更新，生产部负责物料数据的校验</w:t>
+      </w:r>
+      <w:r>
+        <w:rPr>
+          <w:rFonts w:ascii="宋体" w:eastAsia="宋体" w:hAnsi="宋体" w:hint="eastAsia"/>
+          <w:sz w:val="24"/>
+          <w:szCs w:val="24"/>
+        </w:rPr>
+        <w:t>。</w:t>
+      </w:r>
+    </w:p>
+    <w:p>
+      <w:pPr>
+        <w:spacing w:line="360" w:lineRule="auto"/>
+        <w:ind w:firstLineChars="200" w:firstLine="480"/>
+        <w:rPr>
+          <w:rFonts w:ascii="宋体" w:eastAsia="宋体" w:hAnsi="宋体" w:hint="eastAsia"/>
+          <w:sz w:val="24"/>
+          <w:szCs w:val="24"/>
+        </w:rPr>
+      </w:pPr>
+      <w:r>
+        <w:rPr>
+          <w:rFonts w:ascii="宋体" w:eastAsia="宋体" w:hAnsi="宋体" w:hint="eastAsia"/>
+          <w:sz w:val="24"/>
+          <w:szCs w:val="24"/>
+        </w:rPr>
+        <w:t>IT部门</w:t>
+      </w:r>
+      <w:r>
+        <w:rPr>
+          <w:rFonts w:ascii="宋体" w:eastAsia="宋体" w:hAnsi="宋体" w:hint="eastAsia"/>
+          <w:sz w:val="24"/>
+          <w:szCs w:val="24"/>
+        </w:rPr>
+        <w:t>和业务部门应建立</w:t>
+      </w:r>
+      <w:r>
+        <w:rPr>
+          <w:rFonts w:ascii="宋体" w:eastAsia="宋体" w:hAnsi="宋体" w:hint="eastAsia"/>
+          <w:sz w:val="24"/>
+          <w:szCs w:val="24"/>
+        </w:rPr>
+        <w:t>协同机制</w:t>
+      </w:r>
+      <w:r>
+        <w:rPr>
+          <w:rFonts w:ascii="宋体" w:eastAsia="宋体" w:hAnsi="宋体" w:hint="eastAsia"/>
+          <w:sz w:val="24"/>
+          <w:szCs w:val="24"/>
+        </w:rPr>
+        <w:t>，</w:t>
+      </w:r>
+      <w:r>
+        <w:rPr>
+          <w:rFonts w:ascii="宋体" w:eastAsia="宋体" w:hAnsi="宋体" w:hint="eastAsia"/>
+          <w:sz w:val="24"/>
+          <w:szCs w:val="24"/>
+        </w:rPr>
+        <w:t>每月召开数据治理推进会，IT部与业务部共同解决问题。</w:t>
+      </w:r>
+    </w:p>
+    <w:p>
+      <w:pPr>
+        <w:pStyle w:val="4"/>
+        <w:numPr>
+          <w:ilvl w:val="3"/>
+          <w:numId w:val="1"/>
+        </w:numPr>
+        <w:rPr>
+          <w:rFonts w:hint="eastAsia"/>
+        </w:rPr>
+      </w:pPr>
+      <w:r>
+        <w:rPr>
+          <w:rFonts w:hint="eastAsia"/>
+        </w:rPr>
+        <w:lastRenderedPageBreak/>
+        <w:t>执行层：数据所有者</w:t>
+      </w:r>
+      <w:r>
+        <w:rPr>
+          <w:rFonts w:hint="eastAsia"/>
+        </w:rPr>
+        <w:t xml:space="preserve"> + </w:t>
+      </w:r>
+      <w:r>
+        <w:rPr>
+          <w:rFonts w:hint="eastAsia"/>
+        </w:rPr>
+        <w:t>数据管家</w:t>
+      </w:r>
+    </w:p>
+    <w:p>
+      <w:pPr>
+        <w:spacing w:line="360" w:lineRule="auto"/>
+        <w:ind w:firstLineChars="200" w:firstLine="482"/>
+        <w:rPr>
+          <w:rFonts w:ascii="宋体" w:eastAsia="宋体" w:hAnsi="宋体" w:hint="eastAsia"/>
+          <w:b/>
+          <w:bCs/>
+          <w:sz w:val="24"/>
+          <w:szCs w:val="24"/>
+        </w:rPr>
+      </w:pPr>
+      <w:r>
+        <w:rPr>
+          <w:rFonts w:ascii="宋体" w:eastAsia="宋体" w:hAnsi="宋体" w:hint="eastAsia"/>
+          <w:b/>
+          <w:bCs/>
+          <w:sz w:val="24"/>
+          <w:szCs w:val="24"/>
+        </w:rPr>
+        <w:t>1.</w:t>
+      </w:r>
+      <w:r>
+        <w:rPr>
+          <w:rFonts w:ascii="宋体" w:eastAsia="宋体" w:hAnsi="宋体" w:hint="eastAsia"/>
+          <w:b/>
+          <w:bCs/>
+          <w:sz w:val="24"/>
+          <w:szCs w:val="24"/>
+        </w:rPr>
+        <w:t>数据所有者（Data Owner）</w:t>
+      </w:r>
+    </w:p>
+    <w:p>
+      <w:pPr>
+        <w:spacing w:line="360" w:lineRule="auto"/>
+        <w:ind w:firstLineChars="200" w:firstLine="480"/>
+        <w:rPr>
+          <w:rFonts w:ascii="宋体" w:eastAsia="宋体" w:hAnsi="宋体" w:hint="eastAsia"/>
+          <w:sz w:val="24"/>
+          <w:szCs w:val="24"/>
+        </w:rPr>
+      </w:pPr>
+      <w:r>
+        <w:rPr>
+          <w:rFonts w:ascii="宋体" w:eastAsia="宋体" w:hAnsi="宋体" w:hint="eastAsia"/>
+          <w:sz w:val="24"/>
+          <w:szCs w:val="24"/>
+        </w:rPr>
+        <w:t>数据所有者</w:t>
+      </w:r>
+      <w:r>
+        <w:rPr>
+          <w:rFonts w:ascii="宋体" w:eastAsia="宋体" w:hAnsi="宋体" w:hint="eastAsia"/>
+          <w:sz w:val="24"/>
+          <w:szCs w:val="24"/>
+        </w:rPr>
+        <w:t>对特定数据集或数据域的整体治理负责。通常由业务部门负责人担任。</w:t>
+      </w:r>
+    </w:p>
+    <w:p>
+      <w:pPr>
+        <w:spacing w:line="360" w:lineRule="auto"/>
+        <w:ind w:firstLineChars="200" w:firstLine="480"/>
+        <w:rPr>
+          <w:rFonts w:ascii="宋体" w:eastAsia="宋体" w:hAnsi="宋体" w:hint="eastAsia"/>
+          <w:sz w:val="24"/>
+          <w:szCs w:val="24"/>
+        </w:rPr>
+      </w:pPr>
+      <w:r>
+        <w:rPr>
+          <w:rFonts w:ascii="宋体" w:eastAsia="宋体" w:hAnsi="宋体" w:hint="eastAsia"/>
+          <w:sz w:val="24"/>
+          <w:szCs w:val="24"/>
+        </w:rPr>
+        <w:t>数据所有者</w:t>
+      </w:r>
+      <w:r>
+        <w:rPr>
+          <w:rFonts w:ascii="宋体" w:eastAsia="宋体" w:hAnsi="宋体" w:hint="eastAsia"/>
+          <w:sz w:val="24"/>
+          <w:szCs w:val="24"/>
+        </w:rPr>
+        <w:t>核心职责</w:t>
+      </w:r>
+      <w:r>
+        <w:rPr>
+          <w:rFonts w:ascii="宋体" w:eastAsia="宋体" w:hAnsi="宋体" w:hint="eastAsia"/>
+          <w:sz w:val="24"/>
+          <w:szCs w:val="24"/>
+        </w:rPr>
+        <w:t>包括</w:t>
+      </w:r>
+      <w:r>
+        <w:rPr>
+          <w:rFonts w:ascii="宋体" w:eastAsia="宋体" w:hAnsi="宋体" w:hint="eastAsia"/>
+          <w:sz w:val="24"/>
+          <w:szCs w:val="24"/>
+        </w:rPr>
+        <w:t>：注册数据资产，管理分类和访问</w:t>
+      </w:r>
+      <w:r>
+        <w:rPr>
+          <w:rFonts w:ascii="宋体" w:eastAsia="宋体" w:hAnsi="宋体" w:hint="eastAsia"/>
+          <w:sz w:val="24"/>
+          <w:szCs w:val="24"/>
+        </w:rPr>
+        <w:t>；</w:t>
+      </w:r>
+      <w:r>
+        <w:rPr>
+          <w:rFonts w:ascii="宋体" w:eastAsia="宋体" w:hAnsi="宋体" w:hint="eastAsia"/>
+          <w:sz w:val="24"/>
+          <w:szCs w:val="24"/>
+        </w:rPr>
+        <w:t>确保高标准的数据质量</w:t>
+      </w:r>
+      <w:r>
+        <w:rPr>
+          <w:rFonts w:ascii="宋体" w:eastAsia="宋体" w:hAnsi="宋体" w:hint="eastAsia"/>
+          <w:sz w:val="24"/>
+          <w:szCs w:val="24"/>
+        </w:rPr>
+        <w:t>；</w:t>
+      </w:r>
+      <w:r>
+        <w:rPr>
+          <w:rFonts w:ascii="宋体" w:eastAsia="宋体" w:hAnsi="宋体" w:hint="eastAsia"/>
+          <w:sz w:val="24"/>
+          <w:szCs w:val="24"/>
+        </w:rPr>
+        <w:t>对本部门数据的权责界定和质量把关</w:t>
+      </w:r>
+      <w:r>
+        <w:rPr>
+          <w:rFonts w:ascii="宋体" w:eastAsia="宋体" w:hAnsi="宋体" w:hint="eastAsia"/>
+          <w:sz w:val="24"/>
+          <w:szCs w:val="24"/>
+        </w:rPr>
+        <w:t>。</w:t>
+      </w:r>
+    </w:p>
+    <w:p>
+      <w:pPr>
+        <w:spacing w:line="360" w:lineRule="auto"/>
+        <w:ind w:firstLineChars="200" w:firstLine="482"/>
+        <w:rPr>
+          <w:rFonts w:ascii="宋体" w:eastAsia="宋体" w:hAnsi="宋体" w:hint="eastAsia"/>
+          <w:b/>
+          <w:bCs/>
+          <w:sz w:val="24"/>
+          <w:szCs w:val="24"/>
+        </w:rPr>
+      </w:pPr>
+      <w:r>
+        <w:rPr>
+          <w:rFonts w:ascii="宋体" w:eastAsia="宋体" w:hAnsi="宋体" w:hint="eastAsia"/>
+          <w:b/>
+          <w:bCs/>
+          <w:sz w:val="24"/>
+          <w:szCs w:val="24"/>
+        </w:rPr>
+        <w:t>2.</w:t>
+      </w:r>
+      <w:r>
+        <w:rPr>
+          <w:rFonts w:ascii="宋体" w:eastAsia="宋体" w:hAnsi="宋体" w:hint="eastAsia"/>
+          <w:b/>
+          <w:bCs/>
+          <w:sz w:val="24"/>
+          <w:szCs w:val="24"/>
+        </w:rPr>
+        <w:t>数据管家（Data Steward）</w:t>
+      </w:r>
+    </w:p>
+    <w:p>
+      <w:pPr>
+        <w:spacing w:line="360" w:lineRule="auto"/>
+        <w:ind w:firstLineChars="200" w:firstLine="480"/>
+        <w:rPr>
+          <w:rFonts w:ascii="宋体" w:eastAsia="宋体" w:hAnsi="宋体" w:hint="eastAsia"/>
+          <w:sz w:val="24"/>
+          <w:szCs w:val="24"/>
+        </w:rPr>
+      </w:pPr>
+      <w:r>
+        <w:rPr>
+          <w:rFonts w:ascii="宋体" w:eastAsia="宋体" w:hAnsi="宋体" w:hint="eastAsia"/>
+          <w:sz w:val="24"/>
+          <w:szCs w:val="24"/>
+        </w:rPr>
+        <w:t>数据管家</w:t>
+      </w:r>
+      <w:r>
+        <w:rPr>
+          <w:rFonts w:ascii="宋体" w:eastAsia="宋体" w:hAnsi="宋体" w:hint="eastAsia"/>
+          <w:sz w:val="24"/>
+          <w:szCs w:val="24"/>
+        </w:rPr>
+        <w:t>一定是</w:t>
+      </w:r>
+      <w:r>
+        <w:rPr>
+          <w:rFonts w:ascii="宋体" w:eastAsia="宋体" w:hAnsi="宋体" w:hint="eastAsia"/>
+          <w:sz w:val="24"/>
+          <w:szCs w:val="24"/>
+        </w:rPr>
+        <w:t>业务部门的业务骨干，要求既熟悉本部门的业务流程和数据特点，又具备一定的数据管理知识。</w:t>
+      </w:r>
+    </w:p>
+    <w:p>
+      <w:pPr>
+        <w:spacing w:line="360" w:lineRule="auto"/>
+        <w:ind w:firstLineChars="200" w:firstLine="480"/>
+        <w:rPr>
+          <w:rFonts w:ascii="宋体" w:eastAsia="宋体" w:hAnsi="宋体"/>
+          <w:sz w:val="24"/>
+          <w:szCs w:val="24"/>
+        </w:rPr>
+      </w:pPr>
+      <w:r>
+        <w:rPr>
+          <w:rFonts w:ascii="宋体" w:eastAsia="宋体" w:hAnsi="宋体" w:hint="eastAsia"/>
+          <w:sz w:val="24"/>
+          <w:szCs w:val="24"/>
+        </w:rPr>
+        <w:t>数据管家</w:t>
+      </w:r>
+      <w:r>
+        <w:rPr>
+          <w:rFonts w:ascii="宋体" w:eastAsia="宋体" w:hAnsi="宋体" w:hint="eastAsia"/>
+          <w:sz w:val="24"/>
+          <w:szCs w:val="24"/>
+        </w:rPr>
+        <w:t>的</w:t>
+      </w:r>
+      <w:r>
+        <w:rPr>
+          <w:rFonts w:ascii="宋体" w:eastAsia="宋体" w:hAnsi="宋体" w:hint="eastAsia"/>
+          <w:sz w:val="24"/>
+          <w:szCs w:val="24"/>
+        </w:rPr>
+        <w:t>核心职责</w:t>
+      </w:r>
+      <w:r>
+        <w:rPr>
+          <w:rFonts w:ascii="宋体" w:eastAsia="宋体" w:hAnsi="宋体" w:hint="eastAsia"/>
+          <w:sz w:val="24"/>
+          <w:szCs w:val="24"/>
+        </w:rPr>
+        <w:t>包括</w:t>
+      </w:r>
+      <w:r>
+        <w:rPr>
+          <w:rFonts w:ascii="宋体" w:eastAsia="宋体" w:hAnsi="宋体" w:hint="eastAsia"/>
+          <w:sz w:val="24"/>
+          <w:szCs w:val="24"/>
+        </w:rPr>
+        <w:t>：监督本部门数据标准的执行情况</w:t>
+      </w:r>
+      <w:r>
+        <w:rPr>
+          <w:rFonts w:ascii="宋体" w:eastAsia="宋体" w:hAnsi="宋体" w:hint="eastAsia"/>
+          <w:sz w:val="24"/>
+          <w:szCs w:val="24"/>
+        </w:rPr>
+        <w:t>；</w:t>
+      </w:r>
+      <w:r>
+        <w:rPr>
+          <w:rFonts w:ascii="宋体" w:eastAsia="宋体" w:hAnsi="宋体" w:hint="eastAsia"/>
+          <w:sz w:val="24"/>
+          <w:szCs w:val="24"/>
+        </w:rPr>
+        <w:t>处理日常数据质量问题</w:t>
+      </w:r>
+      <w:r>
+        <w:rPr>
+          <w:rFonts w:ascii="宋体" w:eastAsia="宋体" w:hAnsi="宋体" w:hint="eastAsia"/>
+          <w:sz w:val="24"/>
+          <w:szCs w:val="24"/>
+        </w:rPr>
+        <w:t>；</w:t>
+      </w:r>
+      <w:r>
+        <w:rPr>
+          <w:rFonts w:ascii="宋体" w:eastAsia="宋体" w:hAnsi="宋体" w:hint="eastAsia"/>
+          <w:sz w:val="24"/>
+          <w:szCs w:val="24"/>
+        </w:rPr>
+        <w:t>配合数据治理办公室完成数据资产盘点和元数据录入</w:t>
+      </w:r>
+      <w:r>
+        <w:rPr>
+          <w:rFonts w:ascii="宋体" w:eastAsia="宋体" w:hAnsi="宋体" w:hint="eastAsia"/>
+          <w:sz w:val="24"/>
+          <w:szCs w:val="24"/>
+        </w:rPr>
+        <w:t>；</w:t>
+      </w:r>
+      <w:r>
+        <w:rPr>
+          <w:rFonts w:ascii="宋体" w:eastAsia="宋体" w:hAnsi="宋体" w:hint="eastAsia"/>
+          <w:sz w:val="24"/>
+          <w:szCs w:val="24"/>
+        </w:rPr>
+        <w:t>参与数据质量评估和数据标准评审</w:t>
+      </w:r>
+      <w:r>
+        <w:rPr>
+          <w:rFonts w:ascii="宋体" w:eastAsia="宋体" w:hAnsi="宋体" w:hint="eastAsia"/>
+          <w:sz w:val="24"/>
+          <w:szCs w:val="24"/>
+        </w:rPr>
+        <w:t>；</w:t>
+      </w:r>
+      <w:r>
+        <w:rPr>
+          <w:rFonts w:ascii="宋体" w:eastAsia="宋体" w:hAnsi="宋体" w:hint="eastAsia"/>
+          <w:sz w:val="24"/>
+          <w:szCs w:val="24"/>
+        </w:rPr>
+        <w:t>向部门员工普及数据治理知识</w:t>
+      </w:r>
+      <w:r>
+        <w:rPr>
+          <w:rFonts w:ascii="宋体" w:eastAsia="宋体" w:hAnsi="宋体" w:hint="eastAsia"/>
+          <w:sz w:val="24"/>
+          <w:szCs w:val="24"/>
+        </w:rPr>
+        <w:t>；</w:t>
+      </w:r>
+      <w:r>
+        <w:rPr>
+          <w:rFonts w:ascii="宋体" w:eastAsia="宋体" w:hAnsi="宋体" w:hint="eastAsia"/>
+          <w:sz w:val="24"/>
+          <w:szCs w:val="24"/>
+        </w:rPr>
+        <w:t>对接上层、反馈业务端问题</w:t>
+      </w:r>
+      <w:r>
+        <w:rPr>
+          <w:rFonts w:ascii="宋体" w:eastAsia="宋体" w:hAnsi="宋体" w:hint="eastAsia"/>
+          <w:sz w:val="24"/>
+          <w:szCs w:val="24"/>
+        </w:rPr>
+        <w:t>。</w:t>
+      </w:r>
+    </w:p>
+    <w:p>
+      <w:pPr>
+        <w:spacing w:line="360" w:lineRule="auto"/>
+        <w:ind w:firstLineChars="200" w:firstLine="482"/>
+        <w:rPr>
+          <w:rFonts w:ascii="宋体" w:eastAsia="宋体" w:hAnsi="宋体"/>
+          <w:b/>
+          <w:bCs/>
+          <w:sz w:val="24"/>
+          <w:szCs w:val="24"/>
+        </w:rPr>
+      </w:pPr>
+      <w:r>
+        <w:rPr>
+          <w:rFonts w:ascii="宋体" w:eastAsia="宋体" w:hAnsi="宋体" w:hint="eastAsia"/>
+          <w:b/>
+          <w:bCs/>
+          <w:sz w:val="24"/>
+          <w:szCs w:val="24"/>
+        </w:rPr>
+        <w:t>3.</w:t>
+      </w:r>
+      <w:r>
+        <w:rPr>
+          <w:rFonts w:ascii="宋体" w:eastAsia="宋体" w:hAnsi="宋体"/>
+          <w:b/>
+          <w:bCs/>
+          <w:sz w:val="24"/>
+          <w:szCs w:val="24"/>
+        </w:rPr>
+        <w:t>IT技术专家</w:t>
+      </w:r>
+    </w:p>
+    <w:p>
+      <w:pPr>
+        <w:spacing w:line="360" w:lineRule="auto"/>
+        <w:ind w:firstLineChars="200" w:firstLine="480"/>
+        <w:rPr>
+          <w:rFonts w:ascii="宋体" w:eastAsia="宋体" w:hAnsi="宋体" w:hint="eastAsia"/>
+          <w:sz w:val="24"/>
+          <w:szCs w:val="24"/>
+        </w:rPr>
+      </w:pPr>
+      <w:r>
+        <w:rPr>
+          <w:rFonts w:ascii="宋体" w:eastAsia="宋体" w:hAnsi="宋体"/>
+          <w:sz w:val="24"/>
+          <w:szCs w:val="24"/>
+        </w:rPr>
+        <w:t>IT技术专家负责治理平台建设与系统改造，提供技术支撑，确保数据在采集、处理环节的规范性</w:t>
+      </w:r>
+      <w:r>
+        <w:rPr>
+          <w:rFonts w:ascii="宋体" w:eastAsia="宋体" w:hAnsi="宋体" w:hint="eastAsia"/>
+          <w:sz w:val="24"/>
+          <w:szCs w:val="24"/>
+        </w:rPr>
+        <w:t>，并且负责数据权限、安全等事项</w:t>
+      </w:r>
+      <w:r>
+        <w:rPr>
+          <w:rFonts w:ascii="宋体" w:eastAsia="宋体" w:hAnsi="宋体"/>
+          <w:sz w:val="24"/>
+          <w:szCs w:val="24"/>
+        </w:rPr>
+        <w:t>。</w:t>
+      </w:r>
+    </w:p>
+    <w:p>
+      <w:pPr>
+        <w:pStyle w:val="4"/>
+        <w:numPr>
+          <w:ilvl w:val="3"/>
+          <w:numId w:val="1"/>
+        </w:numPr>
+        <w:rPr>
+          <w:rFonts w:hint="eastAsia"/>
+        </w:rPr>
+      </w:pPr>
+      <w:r>
+        <w:rPr>
+          <w:rFonts w:hint="eastAsia"/>
+        </w:rPr>
+        <w:t>不同规模企业的组织适配</w:t>
+      </w:r>
+    </w:p>
+    <w:tbl>
+      <w:tblPr>
+        <w:tblW w:w="8359" w:type="dxa"/>
+        <w:tblInd w:w="113" w:type="dxa"/>
+        <w:tblLook w:val="04A0" w:firstRow="1" w:lastRow="0" w:firstColumn="1" w:lastColumn="0" w:noHBand="0" w:noVBand="1"/>
+      </w:tblPr>
+      <w:tblGrid>
+        <w:gridCol w:w="1660"/>
+        <w:gridCol w:w="6699"/>
+      </w:tblGrid>
+      <w:tr>
+        <w:trPr>
+          <w:trHeight w:val="681"/>
+        </w:trPr>
+        <w:tc>
+          <w:tcPr>
+            <w:tcW w:w="1660" w:type="dxa"/>
+            <w:tcBorders>
+              <w:top w:val="single" w:sz="4" w:space="0" w:color="auto"/>
+              <w:left w:val="single" w:sz="4" w:space="0" w:color="auto"/>
+              <w:bottom w:val="single" w:sz="4" w:space="0" w:color="auto"/>
+              <w:right w:val="single" w:sz="4" w:space="0" w:color="auto"/>
+            </w:tcBorders>
+            <w:shd w:val="clear" w:color="000000" w:fill="FFFFFF"/>
+            <w:vAlign w:val="center"/>
+            <w:hideMark/>
+          </w:tcPr>
+          <w:p>
+            <w:pPr>
+              <w:widowControl/>
+              <w:jc w:val="center"/>
+              <w:rPr>
+                <w:rFonts w:ascii="宋体" w:eastAsia="宋体" w:hAnsi="宋体" w:cs="宋体" w:hint="eastAsia"/>
+                <w:b/>
+                <w:bCs/>
+                <w:color w:val="0F1115"/>
+                <w:kern w:val="0"/>
+                <w:sz w:val="24"/>
+                <w:szCs w:val="24"/>
+                <w14:ligatures w14:val="none"/>
+              </w:rPr>
+            </w:pPr>
+            <w:r>
+              <w:rPr>
+                <w:rFonts w:ascii="宋体" w:eastAsia="宋体" w:hAnsi="宋体" w:cs="宋体"/>
+                <w:b/>
+                <w:bCs/>
+                <w:color w:val="0F1115"/>
+                <w:kern w:val="0"/>
+                <w:sz w:val="24"/>
+                <w:szCs w:val="24"/>
+                <w14:ligatures w14:val="none"/>
+              </w:rPr>
+              <w:t>企业规模</w:t>
+            </w:r>
+          </w:p>
+        </w:tc>
+        <w:tc>
+          <w:tcPr>
+            <w:tcW w:w="6699" w:type="dxa"/>
+            <w:tcBorders>
+              <w:top w:val="single" w:sz="4" w:space="0" w:color="auto"/>
+              <w:left w:val="nil"/>
+              <w:bottom w:val="single" w:sz="4" w:space="0" w:color="auto"/>
+              <w:right w:val="single" w:sz="4" w:space="0" w:color="auto"/>
+            </w:tcBorders>
+            <w:shd w:val="clear" w:color="000000" w:fill="FFFFFF"/>
+            <w:vAlign w:val="center"/>
+            <w:hideMark/>
+          </w:tcPr>
+          <w:p>
+            <w:pPr>
+              <w:widowControl/>
+              <w:jc w:val="center"/>
+              <w:rPr>
+                <w:rFonts w:ascii="宋体" w:eastAsia="宋体" w:hAnsi="宋体" w:cs="宋体" w:hint="eastAsia"/>
+                <w:b/>
+                <w:bCs/>
+                <w:color w:val="0F1115"/>
+                <w:kern w:val="0"/>
+                <w:sz w:val="24"/>
+                <w:szCs w:val="24"/>
+                <w14:ligatures w14:val="none"/>
+              </w:rPr>
+            </w:pPr>
+            <w:r>
+              <w:rPr>
+                <w:rFonts w:ascii="宋体" w:eastAsia="宋体" w:hAnsi="宋体" w:cs="宋体"/>
+                <w:b/>
+                <w:bCs/>
+                <w:color w:val="0F1115"/>
+                <w:kern w:val="0"/>
+                <w:sz w:val="24"/>
+                <w:szCs w:val="24"/>
+                <w14:ligatures w14:val="none"/>
+              </w:rPr>
+              <w:t>组织架构建议</w:t>
+            </w:r>
+          </w:p>
+        </w:tc>
+      </w:tr>
+      <w:tr>
+        <w:trPr>
+          <w:trHeight w:val="681"/>
+        </w:trPr>
+        <w:tc>
+          <w:tcPr>
+            <w:tcW w:w="1660" w:type="dxa"/>
+            <w:tcBorders>
+              <w:top w:val="nil"/>
+              <w:left w:val="single" w:sz="4" w:space="0" w:color="auto"/>
+              <w:bottom w:val="single" w:sz="4" w:space="0" w:color="auto"/>
+              <w:right w:val="single" w:sz="4" w:space="0" w:color="auto"/>
+            </w:tcBorders>
+            <w:shd w:val="clear" w:color="000000" w:fill="FFFFFF"/>
+            <w:vAlign w:val="center"/>
+            <w:hideMark/>
+          </w:tcPr>
+          <w:p>
+            <w:pPr>
+              <w:widowControl/>
+              <w:jc w:val="center"/>
+              <w:rPr>
+                <w:rFonts w:ascii="宋体" w:eastAsia="宋体" w:hAnsi="宋体" w:cs="宋体" w:hint="eastAsia"/>
+                <w:color w:val="0F1115"/>
+                <w:kern w:val="0"/>
+                <w14:ligatures w14:val="none"/>
+              </w:rPr>
+            </w:pPr>
+            <w:r>
+              <w:rPr>
+                <w:rFonts w:ascii="宋体" w:eastAsia="宋体" w:hAnsi="宋体" w:cs="宋体"/>
+                <w:color w:val="0F1115"/>
+                <w:kern w:val="0"/>
+                <w14:ligatures w14:val="none"/>
+              </w:rPr>
+              <w:t>大型集团</w:t>
+            </w:r>
+          </w:p>
+        </w:tc>
+        <w:tc>
+          <w:tcPr>
+            <w:tcW w:w="6699" w:type="dxa"/>
+            <w:tcBorders>
+              <w:top w:val="nil"/>
+              <w:left w:val="nil"/>
+              <w:bottom w:val="single" w:sz="4" w:space="0" w:color="auto"/>
+              <w:right w:val="single" w:sz="4" w:space="0" w:color="auto"/>
+            </w:tcBorders>
+            <w:shd w:val="clear" w:color="000000" w:fill="FFFFFF"/>
+            <w:vAlign w:val="center"/>
+            <w:hideMark/>
+          </w:tcPr>
+          <w:p>
+            <w:pPr>
+              <w:widowControl/>
+              <w:jc w:val="left"/>
+              <w:rPr>
+                <w:rFonts w:ascii="宋体" w:eastAsia="宋体" w:hAnsi="宋体" w:cs="宋体" w:hint="eastAsia"/>
+                <w:color w:val="0F1115"/>
+                <w:kern w:val="0"/>
+                <w14:ligatures w14:val="none"/>
+              </w:rPr>
+            </w:pPr>
+            <w:hyperlink r:id="rId14" w:tgtFrame="_blank" w:history="1">
+              <w:r>
+                <w:rPr>
+                  <w:rFonts w:ascii="宋体" w:eastAsia="宋体" w:hAnsi="宋体" w:cs="宋体"/>
+                  <w:color w:val="0F1115"/>
+                  <w:kern w:val="0"/>
+                  <w14:ligatures w14:val="none"/>
+                </w:rPr>
+                <w:t>集团+子公司两级治理架构：集团设委员会+办公室，子公司设对应工作小组</w:t>
+              </w:r>
+            </w:hyperlink>
+          </w:p>
+        </w:tc>
+      </w:tr>
+      <w:tr>
+        <w:trPr>
+          <w:trHeight w:val="681"/>
+        </w:trPr>
+        <w:tc>
+          <w:tcPr>
+            <w:tcW w:w="1660" w:type="dxa"/>
+            <w:tcBorders>
+              <w:top w:val="nil"/>
+              <w:left w:val="single" w:sz="4" w:space="0" w:color="auto"/>
+              <w:bottom w:val="single" w:sz="4" w:space="0" w:color="auto"/>
+              <w:right w:val="single" w:sz="4" w:space="0" w:color="auto"/>
+            </w:tcBorders>
+            <w:shd w:val="clear" w:color="000000" w:fill="FFFFFF"/>
+            <w:vAlign w:val="center"/>
+            <w:hideMark/>
+          </w:tcPr>
+          <w:p>
+            <w:pPr>
+              <w:widowControl/>
+              <w:jc w:val="center"/>
+              <w:rPr>
+                <w:rFonts w:ascii="宋体" w:eastAsia="宋体" w:hAnsi="宋体" w:cs="宋体" w:hint="eastAsia"/>
+                <w:color w:val="0F1115"/>
+                <w:kern w:val="0"/>
+                <w14:ligatures w14:val="none"/>
+              </w:rPr>
+            </w:pPr>
+            <w:r>
+              <w:rPr>
+                <w:rFonts w:ascii="宋体" w:eastAsia="宋体" w:hAnsi="宋体" w:cs="宋体"/>
+                <w:color w:val="0F1115"/>
+                <w:kern w:val="0"/>
+                <w14:ligatures w14:val="none"/>
+              </w:rPr>
+              <w:t>中型企业</w:t>
+            </w:r>
+          </w:p>
+        </w:tc>
+        <w:tc>
+          <w:tcPr>
+            <w:tcW w:w="6699" w:type="dxa"/>
+            <w:tcBorders>
+              <w:top w:val="nil"/>
+              <w:left w:val="nil"/>
+              <w:bottom w:val="single" w:sz="4" w:space="0" w:color="auto"/>
+              <w:right w:val="single" w:sz="4" w:space="0" w:color="auto"/>
+            </w:tcBorders>
+            <w:shd w:val="clear" w:color="000000" w:fill="FFFFFF"/>
+            <w:vAlign w:val="center"/>
+            <w:hideMark/>
+          </w:tcPr>
+          <w:p>
+            <w:pPr>
+              <w:widowControl/>
+              <w:jc w:val="left"/>
+              <w:rPr>
+                <w:rFonts w:ascii="宋体" w:eastAsia="宋体" w:hAnsi="宋体" w:cs="宋体" w:hint="eastAsia"/>
+                <w:color w:val="0F1115"/>
+                <w:kern w:val="0"/>
+                <w14:ligatures w14:val="none"/>
+              </w:rPr>
+            </w:pPr>
+            <w:hyperlink r:id="rId15" w:tgtFrame="_blank" w:history="1">
+              <w:r>
+                <w:rPr>
+                  <w:rFonts w:ascii="宋体" w:eastAsia="宋体" w:hAnsi="宋体" w:cs="宋体"/>
+                  <w:color w:val="0F1115"/>
+                  <w:kern w:val="0"/>
+                  <w14:ligatures w14:val="none"/>
+                </w:rPr>
+                <w:t>委员会+办公室+管家三层架构，简化层级但保持核心职能完整</w:t>
+              </w:r>
+            </w:hyperlink>
+          </w:p>
+        </w:tc>
+      </w:tr>
+      <w:tr>
+        <w:trPr>
+          <w:trHeight w:val="681"/>
+        </w:trPr>
+        <w:tc>
+          <w:tcPr>
+            <w:tcW w:w="1660" w:type="dxa"/>
+            <w:tcBorders>
+              <w:top w:val="nil"/>
+              <w:left w:val="single" w:sz="4" w:space="0" w:color="auto"/>
+              <w:bottom w:val="single" w:sz="4" w:space="0" w:color="auto"/>
+              <w:right w:val="single" w:sz="4" w:space="0" w:color="auto"/>
+            </w:tcBorders>
+            <w:shd w:val="clear" w:color="000000" w:fill="FFFFFF"/>
+            <w:vAlign w:val="center"/>
+            <w:hideMark/>
+          </w:tcPr>
+          <w:p>
+            <w:pPr>
+              <w:widowControl/>
+              <w:jc w:val="center"/>
+              <w:rPr>
+                <w:rFonts w:ascii="宋体" w:eastAsia="宋体" w:hAnsi="宋体" w:cs="宋体" w:hint="eastAsia"/>
+                <w:color w:val="0F1115"/>
+                <w:kern w:val="0"/>
+                <w14:ligatures w14:val="none"/>
+              </w:rPr>
+            </w:pPr>
+            <w:r>
+              <w:rPr>
+                <w:rFonts w:ascii="宋体" w:eastAsia="宋体" w:hAnsi="宋体" w:cs="宋体"/>
+                <w:color w:val="0F1115"/>
+                <w:kern w:val="0"/>
+                <w14:ligatures w14:val="none"/>
+              </w:rPr>
+              <w:t>小型企业</w:t>
+            </w:r>
+          </w:p>
+        </w:tc>
+        <w:tc>
+          <w:tcPr>
+            <w:tcW w:w="6699" w:type="dxa"/>
+            <w:tcBorders>
+              <w:top w:val="nil"/>
+              <w:left w:val="nil"/>
+              <w:bottom w:val="single" w:sz="4" w:space="0" w:color="auto"/>
+              <w:right w:val="single" w:sz="4" w:space="0" w:color="auto"/>
+            </w:tcBorders>
+            <w:shd w:val="clear" w:color="000000" w:fill="FFFFFF"/>
+            <w:vAlign w:val="center"/>
+            <w:hideMark/>
+          </w:tcPr>
+          <w:p>
+            <w:pPr>
+              <w:widowControl/>
+              <w:jc w:val="left"/>
+              <w:rPr>
+                <w:rFonts w:ascii="宋体" w:eastAsia="宋体" w:hAnsi="宋体" w:cs="宋体" w:hint="eastAsia"/>
+                <w:color w:val="0F1115"/>
+                <w:kern w:val="0"/>
+                <w14:ligatures w14:val="none"/>
+              </w:rPr>
+            </w:pPr>
+            <w:r>
+              <w:rPr>
+                <w:rFonts w:ascii="宋体" w:eastAsia="宋体" w:hAnsi="宋体" w:cs="宋体"/>
+                <w:color w:val="0F1115"/>
+                <w:kern w:val="0"/>
+                <w14:ligatures w14:val="none"/>
+              </w:rPr>
+              <w:t>IT部门牵头设立数据治理岗位，不设委员会，但需明确业务部门的数据责任</w:t>
+            </w:r>
+          </w:p>
+        </w:tc>
+      </w:tr>
+    </w:tbl>
+    <w:p>
+      <w:pPr>
+        <w:spacing w:line="360" w:lineRule="auto"/>
+        <w:ind w:firstLineChars="200" w:firstLine="480"/>
+        <w:rPr>
+          <w:rFonts w:ascii="宋体" w:eastAsia="宋体" w:hAnsi="宋体"/>
+          <w:sz w:val="24"/>
+          <w:szCs w:val="24"/>
+        </w:rPr>
+      </w:pPr>
+      <w:r>
+        <w:rPr>
+          <w:rFonts w:ascii="宋体" w:eastAsia="宋体" w:hAnsi="宋体" w:hint="eastAsia"/>
+          <w:sz w:val="24"/>
+          <w:szCs w:val="24"/>
+        </w:rPr>
+        <w:t>组织架构设计的原则是“匹配企业实际，避免过度设计”。</w:t>
+      </w:r>
+    </w:p>
+    <w:p>
+      <w:pPr>
+        <w:pStyle w:val="3"/>
+        <w:numPr>
+          <w:ilvl w:val="2"/>
+          <w:numId w:val="1"/>
+        </w:numPr>
+      </w:pPr>
+      <w:r>
+        <w:rPr>
+          <w:rFonts w:hint="eastAsia"/>
+        </w:rPr>
+        <w:t>数据治理实施过程</w:t>
+      </w:r>
+    </w:p>
+    <w:p>
+      <w:pPr>
+        <w:pStyle w:val="4"/>
+        <w:numPr>
+          <w:ilvl w:val="3"/>
+          <w:numId w:val="1"/>
+        </w:numPr>
+      </w:pPr>
+      <w:r>
+        <w:t>现状评估与目标锚定</w:t>
+      </w:r>
+    </w:p>
+    <w:p>
+      <w:pPr>
+        <w:spacing w:line="360" w:lineRule="auto"/>
+        <w:ind w:firstLineChars="200" w:firstLine="480"/>
+        <w:rPr>
+          <w:rFonts w:ascii="宋体" w:eastAsia="宋体" w:hAnsi="宋体"/>
+          <w:sz w:val="24"/>
+          <w:szCs w:val="24"/>
+        </w:rPr>
+      </w:pPr>
+      <w:r>
+        <w:rPr>
+          <w:rFonts w:ascii="宋体" w:eastAsia="宋体" w:hAnsi="宋体"/>
+          <w:sz w:val="24"/>
+          <w:szCs w:val="24"/>
+        </w:rPr>
+        <w:t>现状评估与目标锚定</w:t>
+      </w:r>
+      <w:r>
+        <w:rPr>
+          <w:rFonts w:ascii="宋体" w:eastAsia="宋体" w:hAnsi="宋体" w:hint="eastAsia"/>
+          <w:sz w:val="24"/>
+          <w:szCs w:val="24"/>
+        </w:rPr>
+        <w:t>是数据治理工作的</w:t>
+      </w:r>
+      <w:r>
+        <w:rPr>
+          <w:rFonts w:ascii="宋体" w:eastAsia="宋体" w:hAnsi="宋体" w:hint="eastAsia"/>
+          <w:sz w:val="24"/>
+          <w:szCs w:val="24"/>
+        </w:rPr>
+        <w:t>启动</w:t>
+      </w:r>
+      <w:r>
+        <w:rPr>
+          <w:rFonts w:ascii="宋体" w:eastAsia="宋体" w:hAnsi="宋体" w:hint="eastAsia"/>
+          <w:sz w:val="24"/>
+          <w:szCs w:val="24"/>
+        </w:rPr>
+        <w:t>阶段，要</w:t>
+      </w:r>
+      <w:r>
+        <w:rPr>
+          <w:rFonts w:ascii="宋体" w:eastAsia="宋体" w:hAnsi="宋体"/>
+          <w:sz w:val="24"/>
+          <w:szCs w:val="24"/>
+        </w:rPr>
+        <w:t>明确为什么要做数据治理，以及从哪里开始</w:t>
+      </w:r>
+      <w:r>
+        <w:rPr>
+          <w:rFonts w:ascii="宋体" w:eastAsia="宋体" w:hAnsi="宋体" w:hint="eastAsia"/>
+          <w:sz w:val="24"/>
+          <w:szCs w:val="24"/>
+        </w:rPr>
+        <w:t>。</w:t>
+      </w:r>
+      <w:r>
+        <w:rPr>
+          <w:rFonts w:ascii="宋体" w:eastAsia="宋体" w:hAnsi="宋体"/>
+          <w:sz w:val="24"/>
+          <w:szCs w:val="24"/>
+        </w:rPr>
+        <w:t>启动阶段的核心是明确治理的驱动因素（如合规要求、报表不准、业务协同等）。</w:t>
+      </w:r>
+    </w:p>
+    <w:p>
+      <w:pPr>
+        <w:spacing w:line="360" w:lineRule="auto"/>
+        <w:ind w:firstLineChars="200" w:firstLine="480"/>
+        <w:rPr>
+          <w:rFonts w:ascii="宋体" w:eastAsia="宋体" w:hAnsi="宋体"/>
+          <w:sz w:val="24"/>
+          <w:szCs w:val="24"/>
+        </w:rPr>
+      </w:pPr>
+      <w:r>
+        <w:rPr>
+          <w:rFonts w:ascii="宋体" w:eastAsia="宋体" w:hAnsi="宋体"/>
+          <w:sz w:val="24"/>
+          <w:szCs w:val="24"/>
+        </w:rPr>
+        <w:t>企业需全面盘点数据资产现状，识别核心业务域（如客户、产品、交易等）的数据质量痛点，并评估现有的组织职责与工具平台基础。</w:t>
+      </w:r>
+    </w:p>
+    <w:p>
+      <w:pPr>
+        <w:spacing w:line="360" w:lineRule="auto"/>
+        <w:ind w:firstLineChars="200" w:firstLine="480"/>
+        <w:rPr>
+          <w:rFonts w:ascii="宋体" w:eastAsia="宋体" w:hAnsi="宋体"/>
+          <w:sz w:val="24"/>
+          <w:szCs w:val="24"/>
+        </w:rPr>
+      </w:pPr>
+      <w:r>
+        <w:rPr>
+          <w:rFonts w:ascii="宋体" w:eastAsia="宋体" w:hAnsi="宋体" w:hint="eastAsia"/>
+          <w:sz w:val="24"/>
+          <w:szCs w:val="24"/>
+        </w:rPr>
+        <w:t>完成</w:t>
+      </w:r>
+      <w:r>
+        <w:rPr>
+          <w:rFonts w:ascii="宋体" w:eastAsia="宋体" w:hAnsi="宋体" w:hint="eastAsia"/>
+          <w:sz w:val="24"/>
+          <w:szCs w:val="24"/>
+        </w:rPr>
+        <w:t>现状分析</w:t>
+      </w:r>
+      <w:r>
+        <w:rPr>
+          <w:rFonts w:ascii="宋体" w:eastAsia="宋体" w:hAnsi="宋体" w:hint="eastAsia"/>
+          <w:sz w:val="24"/>
+          <w:szCs w:val="24"/>
+        </w:rPr>
+        <w:t>之后，要</w:t>
+      </w:r>
+      <w:r>
+        <w:rPr>
+          <w:rFonts w:ascii="宋体" w:eastAsia="宋体" w:hAnsi="宋体"/>
+          <w:sz w:val="24"/>
+          <w:szCs w:val="24"/>
+        </w:rPr>
+        <w:t>确定</w:t>
+      </w:r>
+      <w:r>
+        <w:rPr>
+          <w:rFonts w:ascii="宋体" w:eastAsia="宋体" w:hAnsi="宋体" w:hint="eastAsia"/>
+          <w:sz w:val="24"/>
+          <w:szCs w:val="24"/>
+        </w:rPr>
+        <w:t>数据</w:t>
+      </w:r>
+      <w:r>
+        <w:rPr>
+          <w:rFonts w:ascii="宋体" w:eastAsia="宋体" w:hAnsi="宋体"/>
+          <w:sz w:val="24"/>
+          <w:szCs w:val="24"/>
+        </w:rPr>
+        <w:t>治理优先级</w:t>
+      </w:r>
+      <w:r>
+        <w:rPr>
+          <w:rFonts w:ascii="宋体" w:eastAsia="宋体" w:hAnsi="宋体" w:hint="eastAsia"/>
+          <w:b/>
+          <w:bCs/>
+          <w:sz w:val="24"/>
+          <w:szCs w:val="24"/>
+        </w:rPr>
+        <w:t>，</w:t>
+      </w:r>
+      <w:r>
+        <w:rPr>
+          <w:rFonts w:ascii="宋体" w:eastAsia="宋体" w:hAnsi="宋体"/>
+          <w:sz w:val="24"/>
+          <w:szCs w:val="24"/>
+        </w:rPr>
+        <w:t>选择1-2个业务价值高、数据问题突出、部门配合意愿强的领域作为突破口</w:t>
+      </w:r>
+      <w:r>
+        <w:rPr>
+          <w:rFonts w:ascii="宋体" w:eastAsia="宋体" w:hAnsi="宋体" w:hint="eastAsia"/>
+          <w:sz w:val="24"/>
+          <w:szCs w:val="24"/>
+        </w:rPr>
+        <w:t>，</w:t>
+      </w:r>
+      <w:r>
+        <w:rPr>
+          <w:rFonts w:ascii="宋体" w:eastAsia="宋体" w:hAnsi="宋体"/>
+          <w:sz w:val="24"/>
+          <w:szCs w:val="24"/>
+        </w:rPr>
+        <w:t>从最核心、最痛的领域开始试点。</w:t>
+      </w:r>
+    </w:p>
+    <w:p>
+      <w:pPr>
+        <w:pStyle w:val="4"/>
+        <w:numPr>
+          <w:ilvl w:val="3"/>
+          <w:numId w:val="1"/>
+        </w:numPr>
+      </w:pPr>
+      <w:r>
+        <w:rPr>
+          <w:rFonts w:hint="eastAsia"/>
+        </w:rPr>
+        <w:t>方案</w:t>
+      </w:r>
+      <w:r>
+        <w:t>规划与</w:t>
+      </w:r>
+      <w:r>
+        <w:rPr>
+          <w:rFonts w:hint="eastAsia"/>
+        </w:rPr>
+        <w:t>标准</w:t>
+      </w:r>
+      <w:r>
+        <w:t>设计</w:t>
+      </w:r>
+    </w:p>
+    <w:p>
+      <w:pPr>
+        <w:spacing w:line="360" w:lineRule="auto"/>
+        <w:ind w:firstLineChars="200" w:firstLine="482"/>
+        <w:rPr>
+          <w:rFonts w:ascii="宋体" w:eastAsia="宋体" w:hAnsi="宋体" w:hint="eastAsia"/>
+          <w:b/>
+          <w:bCs/>
+          <w:sz w:val="24"/>
+          <w:szCs w:val="24"/>
+        </w:rPr>
+      </w:pPr>
+      <w:r>
+        <w:rPr>
+          <w:rFonts w:ascii="宋体" w:eastAsia="宋体" w:hAnsi="宋体" w:hint="eastAsia"/>
+          <w:b/>
+          <w:bCs/>
+          <w:sz w:val="24"/>
+          <w:szCs w:val="24"/>
+        </w:rPr>
+        <w:t>1.设计</w:t>
+      </w:r>
+      <w:r>
+        <w:rPr>
+          <w:rFonts w:ascii="宋体" w:eastAsia="宋体" w:hAnsi="宋体" w:hint="eastAsia"/>
+          <w:b/>
+          <w:bCs/>
+          <w:sz w:val="24"/>
+          <w:szCs w:val="24"/>
+        </w:rPr>
+        <w:t>数据</w:t>
+      </w:r>
+      <w:r>
+        <w:rPr>
+          <w:rFonts w:ascii="宋体" w:eastAsia="宋体" w:hAnsi="宋体" w:hint="eastAsia"/>
+          <w:b/>
+          <w:bCs/>
+          <w:sz w:val="24"/>
+          <w:szCs w:val="24"/>
+        </w:rPr>
+        <w:t>治理蓝图</w:t>
+      </w:r>
+    </w:p>
+    <w:p>
+      <w:pPr>
+        <w:spacing w:line="360" w:lineRule="auto"/>
+        <w:ind w:firstLineChars="200" w:firstLine="480"/>
+        <w:rPr>
+          <w:rFonts w:ascii="宋体" w:eastAsia="宋体" w:hAnsi="宋体"/>
+          <w:sz w:val="24"/>
+          <w:szCs w:val="24"/>
+        </w:rPr>
+      </w:pPr>
+      <w:r>
+        <w:rPr>
+          <w:rFonts w:ascii="宋体" w:eastAsia="宋体" w:hAnsi="宋体" w:hint="eastAsia"/>
+          <w:sz w:val="24"/>
+          <w:szCs w:val="24"/>
+        </w:rPr>
+        <w:t>1）确定</w:t>
+      </w:r>
+      <w:r>
+        <w:rPr>
+          <w:rFonts w:ascii="宋体" w:eastAsia="宋体" w:hAnsi="宋体" w:hint="eastAsia"/>
+          <w:sz w:val="24"/>
+          <w:szCs w:val="24"/>
+        </w:rPr>
+        <w:t>治理范围</w:t>
+      </w:r>
+    </w:p>
+    <w:p>
+      <w:pPr>
+        <w:spacing w:line="360" w:lineRule="auto"/>
+        <w:ind w:firstLineChars="200" w:firstLine="480"/>
+        <w:rPr>
+          <w:rFonts w:ascii="宋体" w:eastAsia="宋体" w:hAnsi="宋体" w:hint="eastAsia"/>
+          <w:sz w:val="24"/>
+          <w:szCs w:val="24"/>
+        </w:rPr>
+      </w:pPr>
+      <w:r>
+        <w:rPr>
+          <w:rFonts w:ascii="宋体" w:eastAsia="宋体" w:hAnsi="宋体" w:hint="eastAsia"/>
+          <w:sz w:val="24"/>
+          <w:szCs w:val="24"/>
+        </w:rPr>
+        <w:t>首先需要根据</w:t>
+      </w:r>
+      <w:r>
+        <w:rPr>
+          <w:rFonts w:ascii="宋体" w:eastAsia="宋体" w:hAnsi="宋体"/>
+          <w:sz w:val="24"/>
+          <w:szCs w:val="24"/>
+        </w:rPr>
+        <w:t>现状评估与目标锚定</w:t>
+      </w:r>
+      <w:r>
+        <w:rPr>
+          <w:rFonts w:ascii="宋体" w:eastAsia="宋体" w:hAnsi="宋体" w:hint="eastAsia"/>
+          <w:sz w:val="24"/>
+          <w:szCs w:val="24"/>
+        </w:rPr>
+        <w:t>的结果，</w:t>
+      </w:r>
+      <w:r>
+        <w:rPr>
+          <w:rFonts w:ascii="宋体" w:eastAsia="宋体" w:hAnsi="宋体" w:hint="eastAsia"/>
+          <w:sz w:val="24"/>
+          <w:szCs w:val="24"/>
+        </w:rPr>
+        <w:t>明确</w:t>
+      </w:r>
+      <w:r>
+        <w:rPr>
+          <w:rFonts w:ascii="宋体" w:eastAsia="宋体" w:hAnsi="宋体" w:hint="eastAsia"/>
+          <w:sz w:val="24"/>
+          <w:szCs w:val="24"/>
+        </w:rPr>
+        <w:t>开展</w:t>
+      </w:r>
+      <w:r>
+        <w:rPr>
+          <w:rFonts w:ascii="宋体" w:eastAsia="宋体" w:hAnsi="宋体" w:hint="eastAsia"/>
+          <w:sz w:val="24"/>
+          <w:szCs w:val="24"/>
+        </w:rPr>
+        <w:t>治理</w:t>
+      </w:r>
+      <w:r>
+        <w:rPr>
+          <w:rFonts w:ascii="宋体" w:eastAsia="宋体" w:hAnsi="宋体" w:hint="eastAsia"/>
+          <w:sz w:val="24"/>
+          <w:szCs w:val="24"/>
+        </w:rPr>
+        <w:t>的数据对应的</w:t>
+      </w:r>
+      <w:r>
+        <w:rPr>
+          <w:rFonts w:ascii="宋体" w:eastAsia="宋体" w:hAnsi="宋体" w:hint="eastAsia"/>
+          <w:sz w:val="24"/>
+          <w:szCs w:val="24"/>
+        </w:rPr>
+        <w:t>数据类型、业务领域、系统范围</w:t>
+      </w:r>
+      <w:r>
+        <w:rPr>
+          <w:rFonts w:ascii="宋体" w:eastAsia="宋体" w:hAnsi="宋体" w:hint="eastAsia"/>
+          <w:sz w:val="24"/>
+          <w:szCs w:val="24"/>
+        </w:rPr>
+        <w:t>、强相关的业务部门等信息。</w:t>
+      </w:r>
+    </w:p>
+    <w:p>
+      <w:pPr>
+        <w:spacing w:line="360" w:lineRule="auto"/>
+        <w:ind w:firstLineChars="200" w:firstLine="480"/>
+        <w:rPr>
+          <w:rFonts w:ascii="宋体" w:eastAsia="宋体" w:hAnsi="宋体"/>
+          <w:sz w:val="24"/>
+          <w:szCs w:val="24"/>
+        </w:rPr>
+      </w:pPr>
+      <w:r>
+        <w:rPr>
+          <w:rFonts w:ascii="宋体" w:eastAsia="宋体" w:hAnsi="宋体" w:hint="eastAsia"/>
+          <w:sz w:val="24"/>
+          <w:szCs w:val="24"/>
+        </w:rPr>
+        <w:t>2）确定</w:t>
+      </w:r>
+      <w:r>
+        <w:rPr>
+          <w:rFonts w:ascii="宋体" w:eastAsia="宋体" w:hAnsi="宋体" w:hint="eastAsia"/>
+          <w:sz w:val="24"/>
+          <w:szCs w:val="24"/>
+        </w:rPr>
+        <w:t>组织架构</w:t>
+      </w:r>
+    </w:p>
+    <w:p>
+      <w:pPr>
+        <w:spacing w:line="360" w:lineRule="auto"/>
+        <w:ind w:firstLineChars="200" w:firstLine="480"/>
+        <w:rPr>
+          <w:rFonts w:ascii="宋体" w:eastAsia="宋体" w:hAnsi="宋体" w:hint="eastAsia"/>
+          <w:sz w:val="24"/>
+          <w:szCs w:val="24"/>
+        </w:rPr>
+      </w:pPr>
+      <w:r>
+        <w:rPr>
+          <w:rFonts w:ascii="宋体" w:eastAsia="宋体" w:hAnsi="宋体" w:hint="eastAsia"/>
+          <w:sz w:val="24"/>
+          <w:szCs w:val="24"/>
+        </w:rPr>
+        <w:t>然后</w:t>
+      </w:r>
+      <w:r>
+        <w:rPr>
+          <w:rFonts w:ascii="宋体" w:eastAsia="宋体" w:hAnsi="宋体" w:hint="eastAsia"/>
+          <w:sz w:val="24"/>
+          <w:szCs w:val="24"/>
+        </w:rPr>
+        <w:t>根据2.3.1中的数据组织架构体系，</w:t>
+      </w:r>
+      <w:r>
+        <w:rPr>
+          <w:rFonts w:ascii="宋体" w:eastAsia="宋体" w:hAnsi="宋体" w:hint="eastAsia"/>
+          <w:sz w:val="24"/>
+          <w:szCs w:val="24"/>
+        </w:rPr>
+        <w:t>明确谁负责决策、谁负责管理、谁负责执行</w:t>
+      </w:r>
+      <w:r>
+        <w:rPr>
+          <w:rFonts w:ascii="宋体" w:eastAsia="宋体" w:hAnsi="宋体" w:hint="eastAsia"/>
+          <w:sz w:val="24"/>
+          <w:szCs w:val="24"/>
+        </w:rPr>
+        <w:t>，</w:t>
+      </w:r>
+      <w:r>
+        <w:rPr>
+          <w:rFonts w:ascii="宋体" w:eastAsia="宋体" w:hAnsi="宋体" w:hint="eastAsia"/>
+          <w:sz w:val="24"/>
+          <w:szCs w:val="24"/>
+        </w:rPr>
+        <w:t>并且</w:t>
+      </w:r>
+      <w:r>
+        <w:rPr>
+          <w:rFonts w:ascii="宋体" w:eastAsia="宋体" w:hAnsi="宋体"/>
+          <w:sz w:val="24"/>
+          <w:szCs w:val="24"/>
+        </w:rPr>
+        <w:t>明确治理KPI（如降本增效指标），</w:t>
+      </w:r>
+      <w:r>
+        <w:rPr>
+          <w:rFonts w:ascii="宋体" w:eastAsia="宋体" w:hAnsi="宋体" w:hint="eastAsia"/>
+          <w:sz w:val="24"/>
+          <w:szCs w:val="24"/>
+        </w:rPr>
+        <w:t>促使</w:t>
+      </w:r>
+      <w:r>
+        <w:rPr>
+          <w:rFonts w:ascii="宋体" w:eastAsia="宋体" w:hAnsi="宋体"/>
+          <w:sz w:val="24"/>
+          <w:szCs w:val="24"/>
+        </w:rPr>
+        <w:t>业务部门重视并投入资源。</w:t>
+      </w:r>
+    </w:p>
+    <w:p>
+      <w:pPr>
+        <w:spacing w:line="360" w:lineRule="auto"/>
+        <w:ind w:firstLineChars="200" w:firstLine="482"/>
+        <w:rPr>
+          <w:rFonts w:ascii="宋体" w:eastAsia="宋体" w:hAnsi="宋体" w:hint="eastAsia"/>
+          <w:b/>
+          <w:bCs/>
+          <w:sz w:val="24"/>
+          <w:szCs w:val="24"/>
+        </w:rPr>
+      </w:pPr>
+      <w:r>
+        <w:rPr>
+          <w:rFonts w:ascii="宋体" w:eastAsia="宋体" w:hAnsi="宋体" w:hint="eastAsia"/>
+          <w:b/>
+          <w:bCs/>
+          <w:sz w:val="24"/>
+          <w:szCs w:val="24"/>
+        </w:rPr>
+        <w:t>2.建立</w:t>
+      </w:r>
+      <w:r>
+        <w:rPr>
+          <w:rFonts w:ascii="宋体" w:eastAsia="宋体" w:hAnsi="宋体" w:hint="eastAsia"/>
+          <w:b/>
+          <w:bCs/>
+          <w:sz w:val="24"/>
+          <w:szCs w:val="24"/>
+        </w:rPr>
+        <w:t>数据</w:t>
+      </w:r>
+      <w:r>
+        <w:rPr>
+          <w:rFonts w:ascii="宋体" w:eastAsia="宋体" w:hAnsi="宋体" w:hint="eastAsia"/>
+          <w:b/>
+          <w:bCs/>
+          <w:sz w:val="24"/>
+          <w:szCs w:val="24"/>
+        </w:rPr>
+        <w:t>标准体系</w:t>
+      </w:r>
+    </w:p>
+    <w:p>
+      <w:pPr>
+        <w:spacing w:line="360" w:lineRule="auto"/>
+        <w:ind w:firstLineChars="200" w:firstLine="480"/>
+        <w:rPr>
+          <w:rFonts w:ascii="宋体" w:eastAsia="宋体" w:hAnsi="宋体"/>
+          <w:sz w:val="24"/>
+          <w:szCs w:val="24"/>
+        </w:rPr>
+      </w:pPr>
+      <w:r>
+        <w:rPr>
+          <w:rFonts w:ascii="宋体" w:eastAsia="宋体" w:hAnsi="宋体" w:hint="eastAsia"/>
+          <w:sz w:val="24"/>
+          <w:szCs w:val="24"/>
+        </w:rPr>
+        <w:t>数据混乱的核心原因是没有统一标准</w:t>
+      </w:r>
+      <w:r>
+        <w:rPr>
+          <w:rFonts w:ascii="宋体" w:eastAsia="宋体" w:hAnsi="宋体" w:hint="eastAsia"/>
+          <w:sz w:val="24"/>
+          <w:szCs w:val="24"/>
+        </w:rPr>
+        <w:t>，因此开展数据治理</w:t>
+      </w:r>
+      <w:r>
+        <w:rPr>
+          <w:rFonts w:ascii="宋体" w:eastAsia="宋体" w:hAnsi="宋体" w:hint="eastAsia"/>
+          <w:sz w:val="24"/>
+          <w:szCs w:val="24"/>
+        </w:rPr>
+        <w:t>需要制定</w:t>
+      </w:r>
+      <w:r>
+        <w:rPr>
+          <w:rFonts w:ascii="宋体" w:eastAsia="宋体" w:hAnsi="宋体" w:hint="eastAsia"/>
+          <w:sz w:val="24"/>
+          <w:szCs w:val="24"/>
+        </w:rPr>
+        <w:t>不同的数据标准，具体包括</w:t>
+      </w:r>
+      <w:r>
+        <w:rPr>
+          <w:rFonts w:ascii="宋体" w:eastAsia="宋体" w:hAnsi="宋体" w:hint="eastAsia"/>
+          <w:sz w:val="24"/>
+          <w:szCs w:val="24"/>
+        </w:rPr>
+        <w:t>：</w:t>
+      </w:r>
+    </w:p>
+    <w:p>
+      <w:pPr>
+        <w:spacing w:line="360" w:lineRule="auto"/>
+        <w:ind w:firstLineChars="200" w:firstLine="480"/>
+        <w:rPr>
+          <w:rFonts w:ascii="宋体" w:eastAsia="宋体" w:hAnsi="宋体"/>
+          <w:sz w:val="24"/>
+          <w:szCs w:val="24"/>
+        </w:rPr>
+      </w:pPr>
+      <w:r>
+        <w:rPr>
+          <w:rFonts w:ascii="宋体" w:eastAsia="宋体" w:hAnsi="宋体" w:hint="eastAsia"/>
+          <w:sz w:val="24"/>
+          <w:szCs w:val="24"/>
+        </w:rPr>
+        <w:t>1）</w:t>
+      </w:r>
+      <w:r>
+        <w:rPr>
+          <w:rFonts w:ascii="宋体" w:eastAsia="宋体" w:hAnsi="宋体" w:hint="eastAsia"/>
+          <w:sz w:val="24"/>
+          <w:szCs w:val="24"/>
+        </w:rPr>
+        <w:t>数据字典</w:t>
+      </w:r>
+      <w:r>
+        <w:rPr>
+          <w:rFonts w:ascii="宋体" w:eastAsia="宋体" w:hAnsi="宋体" w:hint="eastAsia"/>
+          <w:sz w:val="24"/>
+          <w:szCs w:val="24"/>
+        </w:rPr>
+        <w:t>，</w:t>
+      </w:r>
+      <w:r>
+        <w:rPr>
+          <w:rFonts w:ascii="宋体" w:eastAsia="宋体" w:hAnsi="宋体" w:hint="eastAsia"/>
+          <w:sz w:val="24"/>
+          <w:szCs w:val="24"/>
+        </w:rPr>
+        <w:t>统一数据定义、口径和分类体系</w:t>
+      </w:r>
+      <w:r>
+        <w:rPr>
+          <w:rFonts w:ascii="宋体" w:eastAsia="宋体" w:hAnsi="宋体" w:hint="eastAsia"/>
+          <w:sz w:val="24"/>
+          <w:szCs w:val="24"/>
+        </w:rPr>
+        <w:t>；</w:t>
+      </w:r>
+    </w:p>
+    <w:p>
+      <w:pPr>
+        <w:spacing w:line="360" w:lineRule="auto"/>
+        <w:ind w:firstLineChars="200" w:firstLine="480"/>
+        <w:rPr>
+          <w:rFonts w:ascii="宋体" w:eastAsia="宋体" w:hAnsi="宋体"/>
+          <w:sz w:val="24"/>
+          <w:szCs w:val="24"/>
+        </w:rPr>
+      </w:pPr>
+      <w:r>
+        <w:rPr>
+          <w:rFonts w:ascii="宋体" w:eastAsia="宋体" w:hAnsi="宋体" w:hint="eastAsia"/>
+          <w:sz w:val="24"/>
+          <w:szCs w:val="24"/>
+        </w:rPr>
+        <w:t>2）</w:t>
+      </w:r>
+      <w:r>
+        <w:rPr>
+          <w:rFonts w:ascii="宋体" w:eastAsia="宋体" w:hAnsi="宋体" w:hint="eastAsia"/>
+          <w:sz w:val="24"/>
+          <w:szCs w:val="24"/>
+        </w:rPr>
+        <w:t>数据命名规范</w:t>
+      </w:r>
+      <w:r>
+        <w:rPr>
+          <w:rFonts w:ascii="宋体" w:eastAsia="宋体" w:hAnsi="宋体" w:hint="eastAsia"/>
+          <w:sz w:val="24"/>
+          <w:szCs w:val="24"/>
+        </w:rPr>
+        <w:t>，</w:t>
+      </w:r>
+      <w:r>
+        <w:rPr>
+          <w:rFonts w:ascii="宋体" w:eastAsia="宋体" w:hAnsi="宋体" w:hint="eastAsia"/>
+          <w:sz w:val="24"/>
+          <w:szCs w:val="24"/>
+        </w:rPr>
+        <w:t>统一字段命名规则</w:t>
+      </w:r>
+      <w:r>
+        <w:rPr>
+          <w:rFonts w:ascii="宋体" w:eastAsia="宋体" w:hAnsi="宋体" w:hint="eastAsia"/>
+          <w:sz w:val="24"/>
+          <w:szCs w:val="24"/>
+        </w:rPr>
+        <w:t>；</w:t>
+      </w:r>
+    </w:p>
+    <w:p>
+      <w:pPr>
+        <w:spacing w:line="360" w:lineRule="auto"/>
+        <w:ind w:firstLineChars="200" w:firstLine="480"/>
+        <w:rPr>
+          <w:rFonts w:ascii="宋体" w:eastAsia="宋体" w:hAnsi="宋体"/>
+          <w:sz w:val="24"/>
+          <w:szCs w:val="24"/>
+        </w:rPr>
+      </w:pPr>
+      <w:r>
+        <w:rPr>
+          <w:rFonts w:ascii="宋体" w:eastAsia="宋体" w:hAnsi="宋体" w:hint="eastAsia"/>
+          <w:sz w:val="24"/>
+          <w:szCs w:val="24"/>
+        </w:rPr>
+        <w:t>3）</w:t>
+      </w:r>
+      <w:r>
+        <w:rPr>
+          <w:rFonts w:ascii="宋体" w:eastAsia="宋体" w:hAnsi="宋体" w:hint="eastAsia"/>
+          <w:sz w:val="24"/>
+          <w:szCs w:val="24"/>
+        </w:rPr>
+        <w:t>编码规则</w:t>
+      </w:r>
+      <w:r>
+        <w:rPr>
+          <w:rFonts w:ascii="宋体" w:eastAsia="宋体" w:hAnsi="宋体" w:hint="eastAsia"/>
+          <w:sz w:val="24"/>
+          <w:szCs w:val="24"/>
+        </w:rPr>
+        <w:t>，</w:t>
+      </w:r>
+      <w:r>
+        <w:rPr>
+          <w:rFonts w:ascii="宋体" w:eastAsia="宋体" w:hAnsi="宋体" w:hint="eastAsia"/>
+          <w:sz w:val="24"/>
+          <w:szCs w:val="24"/>
+        </w:rPr>
+        <w:t>如客户编码、产品编码</w:t>
+      </w:r>
+      <w:r>
+        <w:rPr>
+          <w:rFonts w:ascii="宋体" w:eastAsia="宋体" w:hAnsi="宋体" w:hint="eastAsia"/>
+          <w:sz w:val="24"/>
+          <w:szCs w:val="24"/>
+        </w:rPr>
+        <w:t>等编码的格式位数等信息</w:t>
+      </w:r>
+      <w:r>
+        <w:rPr>
+          <w:rFonts w:ascii="宋体" w:eastAsia="宋体" w:hAnsi="宋体" w:hint="eastAsia"/>
+          <w:sz w:val="24"/>
+          <w:szCs w:val="24"/>
+        </w:rPr>
+        <w:t>；</w:t>
+      </w:r>
+    </w:p>
+    <w:p>
+      <w:pPr>
+        <w:spacing w:line="360" w:lineRule="auto"/>
+        <w:ind w:firstLineChars="200" w:firstLine="480"/>
+        <w:rPr>
+          <w:rFonts w:ascii="宋体" w:eastAsia="宋体" w:hAnsi="宋体" w:hint="eastAsia"/>
+          <w:sz w:val="24"/>
+          <w:szCs w:val="24"/>
+        </w:rPr>
+      </w:pPr>
+      <w:r>
+        <w:rPr>
+          <w:rFonts w:ascii="宋体" w:eastAsia="宋体" w:hAnsi="宋体" w:hint="eastAsia"/>
+          <w:sz w:val="24"/>
+          <w:szCs w:val="24"/>
+        </w:rPr>
+        <w:t>4）</w:t>
+      </w:r>
+      <w:r>
+        <w:rPr>
+          <w:rFonts w:ascii="宋体" w:eastAsia="宋体" w:hAnsi="宋体" w:hint="eastAsia"/>
+          <w:sz w:val="24"/>
+          <w:szCs w:val="24"/>
+        </w:rPr>
+        <w:t>质量标准</w:t>
+      </w:r>
+      <w:r>
+        <w:rPr>
+          <w:rFonts w:ascii="宋体" w:eastAsia="宋体" w:hAnsi="宋体" w:hint="eastAsia"/>
+          <w:sz w:val="24"/>
+          <w:szCs w:val="24"/>
+        </w:rPr>
+        <w:t>，</w:t>
+      </w:r>
+      <w:r>
+        <w:rPr>
+          <w:rFonts w:ascii="宋体" w:eastAsia="宋体" w:hAnsi="宋体" w:hint="eastAsia"/>
+          <w:sz w:val="24"/>
+          <w:szCs w:val="24"/>
+        </w:rPr>
+        <w:t>数据</w:t>
+      </w:r>
+      <w:r>
+        <w:rPr>
+          <w:rFonts w:ascii="宋体" w:eastAsia="宋体" w:hAnsi="宋体" w:hint="eastAsia"/>
+          <w:sz w:val="24"/>
+          <w:szCs w:val="24"/>
+        </w:rPr>
+        <w:t>准确性、完整性</w:t>
+      </w:r>
+      <w:r>
+        <w:rPr>
+          <w:rFonts w:ascii="宋体" w:eastAsia="宋体" w:hAnsi="宋体" w:hint="eastAsia"/>
+          <w:sz w:val="24"/>
+          <w:szCs w:val="24"/>
+        </w:rPr>
+        <w:t>、一致性</w:t>
+      </w:r>
+      <w:r>
+        <w:rPr>
+          <w:rFonts w:ascii="宋体" w:eastAsia="宋体" w:hAnsi="宋体" w:hint="eastAsia"/>
+          <w:sz w:val="24"/>
+          <w:szCs w:val="24"/>
+        </w:rPr>
+        <w:t>等</w:t>
+      </w:r>
+      <w:r>
+        <w:rPr>
+          <w:rFonts w:ascii="宋体" w:eastAsia="宋体" w:hAnsi="宋体" w:hint="eastAsia"/>
+          <w:sz w:val="24"/>
+          <w:szCs w:val="24"/>
+        </w:rPr>
+        <w:t>要求</w:t>
+      </w:r>
+      <w:r>
+        <w:rPr>
+          <w:rFonts w:ascii="宋体" w:eastAsia="宋体" w:hAnsi="宋体" w:hint="eastAsia"/>
+          <w:sz w:val="24"/>
+          <w:szCs w:val="24"/>
+        </w:rPr>
+        <w:t>。</w:t>
+      </w:r>
+    </w:p>
+    <w:p>
+      <w:pPr>
+        <w:spacing w:line="360" w:lineRule="auto"/>
+        <w:ind w:firstLineChars="200" w:firstLine="482"/>
+        <w:rPr>
+          <w:rFonts w:ascii="宋体" w:eastAsia="宋体" w:hAnsi="宋体" w:hint="eastAsia"/>
+          <w:b/>
+          <w:bCs/>
+          <w:sz w:val="24"/>
+          <w:szCs w:val="24"/>
+        </w:rPr>
+      </w:pPr>
+      <w:r>
+        <w:rPr>
+          <w:rFonts w:ascii="宋体" w:eastAsia="宋体" w:hAnsi="宋体" w:hint="eastAsia"/>
+          <w:b/>
+          <w:bCs/>
+          <w:sz w:val="24"/>
+          <w:szCs w:val="24"/>
+        </w:rPr>
+        <w:t>3.设计</w:t>
+      </w:r>
+      <w:r>
+        <w:rPr>
+          <w:rFonts w:ascii="宋体" w:eastAsia="宋体" w:hAnsi="宋体" w:hint="eastAsia"/>
+          <w:b/>
+          <w:bCs/>
+          <w:sz w:val="24"/>
+          <w:szCs w:val="24"/>
+        </w:rPr>
+        <w:t>数据</w:t>
+      </w:r>
+      <w:r>
+        <w:rPr>
+          <w:rFonts w:ascii="宋体" w:eastAsia="宋体" w:hAnsi="宋体" w:hint="eastAsia"/>
+          <w:b/>
+          <w:bCs/>
+          <w:sz w:val="24"/>
+          <w:szCs w:val="24"/>
+        </w:rPr>
+        <w:t>治理流程</w:t>
+      </w:r>
+    </w:p>
+    <w:p>
+      <w:pPr>
+        <w:spacing w:line="360" w:lineRule="auto"/>
+        <w:ind w:firstLineChars="200" w:firstLine="480"/>
+        <w:rPr>
+          <w:rFonts w:ascii="宋体" w:eastAsia="宋体" w:hAnsi="宋体"/>
+          <w:sz w:val="24"/>
+          <w:szCs w:val="24"/>
+        </w:rPr>
+      </w:pPr>
+      <w:r>
+        <w:rPr>
+          <w:rFonts w:ascii="宋体" w:eastAsia="宋体" w:hAnsi="宋体"/>
+          <w:sz w:val="24"/>
+          <w:szCs w:val="24"/>
+        </w:rPr>
+        <w:t>数据问题的根源往往在业务流程的</w:t>
+      </w:r>
+      <w:r>
+        <w:rPr>
+          <w:rFonts w:ascii="宋体" w:eastAsia="宋体" w:hAnsi="宋体" w:hint="eastAsia"/>
+          <w:sz w:val="24"/>
+          <w:szCs w:val="24"/>
+        </w:rPr>
+        <w:t>不规范</w:t>
+      </w:r>
+      <w:r>
+        <w:rPr>
+          <w:rFonts w:ascii="宋体" w:eastAsia="宋体" w:hAnsi="宋体"/>
+          <w:sz w:val="24"/>
+          <w:szCs w:val="24"/>
+        </w:rPr>
+        <w:t>。治理工作必须坚持“技术+行为”双维驱动，强化源头责任与过程约束。</w:t>
+      </w:r>
+      <w:r>
+        <w:rPr>
+          <w:rFonts w:ascii="宋体" w:eastAsia="宋体" w:hAnsi="宋体" w:hint="eastAsia"/>
+          <w:sz w:val="24"/>
+          <w:szCs w:val="24"/>
+        </w:rPr>
+        <w:t>因此需要确定各类规范的数据管理流程，具体包括：</w:t>
+      </w:r>
+      <w:r>
+        <w:rPr>
+          <w:rFonts w:ascii="宋体" w:eastAsia="宋体" w:hAnsi="宋体" w:hint="eastAsia"/>
+          <w:sz w:val="24"/>
+          <w:szCs w:val="24"/>
+        </w:rPr>
+        <w:t>数据质量问题处理流程</w:t>
+      </w:r>
+      <w:r>
+        <w:rPr>
+          <w:rFonts w:ascii="宋体" w:eastAsia="宋体" w:hAnsi="宋体" w:hint="eastAsia"/>
+          <w:sz w:val="24"/>
+          <w:szCs w:val="24"/>
+        </w:rPr>
+        <w:t>、</w:t>
+      </w:r>
+      <w:r>
+        <w:rPr>
+          <w:rFonts w:ascii="宋体" w:eastAsia="宋体" w:hAnsi="宋体" w:hint="eastAsia"/>
+          <w:sz w:val="24"/>
+          <w:szCs w:val="24"/>
+        </w:rPr>
+        <w:t>主数据新增/变更流程</w:t>
+      </w:r>
+      <w:r>
+        <w:rPr>
+          <w:rFonts w:ascii="宋体" w:eastAsia="宋体" w:hAnsi="宋体" w:hint="eastAsia"/>
+          <w:sz w:val="24"/>
+          <w:szCs w:val="24"/>
+        </w:rPr>
+        <w:t>、</w:t>
+      </w:r>
+      <w:r>
+        <w:rPr>
+          <w:rFonts w:ascii="宋体" w:eastAsia="宋体" w:hAnsi="宋体" w:hint="eastAsia"/>
+          <w:sz w:val="24"/>
+          <w:szCs w:val="24"/>
+        </w:rPr>
+        <w:t>数据标准维护流程</w:t>
+      </w:r>
+      <w:r>
+        <w:rPr>
+          <w:rFonts w:ascii="宋体" w:eastAsia="宋体" w:hAnsi="宋体" w:hint="eastAsia"/>
+          <w:sz w:val="24"/>
+          <w:szCs w:val="24"/>
+        </w:rPr>
+        <w:t>等内容。</w:t>
+      </w:r>
+    </w:p>
+    <w:p>
+      <w:pPr>
+        <w:spacing w:line="360" w:lineRule="auto"/>
+        <w:ind w:firstLineChars="200" w:firstLine="482"/>
+        <w:rPr>
+          <w:rFonts w:ascii="宋体" w:eastAsia="宋体" w:hAnsi="宋体"/>
+          <w:b/>
+          <w:bCs/>
+          <w:sz w:val="24"/>
+          <w:szCs w:val="24"/>
+        </w:rPr>
+      </w:pPr>
+      <w:r>
+        <w:rPr>
+          <w:rFonts w:ascii="宋体" w:eastAsia="宋体" w:hAnsi="宋体" w:hint="eastAsia"/>
+          <w:b/>
+          <w:bCs/>
+          <w:sz w:val="24"/>
+          <w:szCs w:val="24"/>
+        </w:rPr>
+        <w:t>4.部署数据治理工具</w:t>
+      </w:r>
+    </w:p>
+    <w:p>
+      <w:pPr>
+        <w:spacing w:line="360" w:lineRule="auto"/>
+        <w:ind w:firstLineChars="200" w:firstLine="480"/>
+        <w:rPr>
+          <w:rFonts w:ascii="宋体" w:eastAsia="宋体" w:hAnsi="宋体"/>
+          <w:sz w:val="24"/>
+          <w:szCs w:val="24"/>
+        </w:rPr>
+      </w:pPr>
+      <w:r>
+        <w:rPr>
+          <w:rFonts w:ascii="宋体" w:eastAsia="宋体" w:hAnsi="宋体" w:hint="eastAsia"/>
+          <w:sz w:val="24"/>
+          <w:szCs w:val="24"/>
+        </w:rPr>
+        <w:t>数据治理工具</w:t>
+      </w:r>
+      <w:r>
+        <w:rPr>
+          <w:rFonts w:ascii="宋体" w:eastAsia="宋体" w:hAnsi="宋体"/>
+          <w:sz w:val="24"/>
+          <w:szCs w:val="24"/>
+        </w:rPr>
+        <w:t>核心功能</w:t>
+      </w:r>
+      <w:r>
+        <w:rPr>
+          <w:rFonts w:ascii="宋体" w:eastAsia="宋体" w:hAnsi="宋体" w:hint="eastAsia"/>
+          <w:sz w:val="24"/>
+          <w:szCs w:val="24"/>
+        </w:rPr>
+        <w:t>应该包括</w:t>
+      </w:r>
+      <w:r>
+        <w:rPr>
+          <w:rFonts w:ascii="宋体" w:eastAsia="宋体" w:hAnsi="宋体"/>
+          <w:sz w:val="24"/>
+          <w:szCs w:val="24"/>
+        </w:rPr>
+        <w:t>数据标准管理</w:t>
+      </w:r>
+      <w:r>
+        <w:rPr>
+          <w:rFonts w:ascii="宋体" w:eastAsia="宋体" w:hAnsi="宋体" w:hint="eastAsia"/>
+          <w:sz w:val="24"/>
+          <w:szCs w:val="24"/>
+        </w:rPr>
+        <w:t>、数据质量管理等，</w:t>
+      </w:r>
+      <w:r>
+        <w:rPr>
+          <w:rFonts w:ascii="宋体" w:eastAsia="宋体" w:hAnsi="宋体"/>
+          <w:sz w:val="24"/>
+          <w:szCs w:val="24"/>
+        </w:rPr>
+        <w:t>选择与现有系统兼容的工具</w:t>
+      </w:r>
+      <w:r>
+        <w:rPr>
+          <w:rFonts w:ascii="宋体" w:eastAsia="宋体" w:hAnsi="宋体" w:hint="eastAsia"/>
+          <w:sz w:val="24"/>
+          <w:szCs w:val="24"/>
+        </w:rPr>
+        <w:t>，在工具系统上创建定义好的数据标准、</w:t>
+      </w:r>
+      <w:r>
+        <w:rPr>
+          <w:rFonts w:ascii="宋体" w:eastAsia="宋体" w:hAnsi="宋体" w:hint="eastAsia"/>
+          <w:sz w:val="24"/>
+          <w:szCs w:val="24"/>
+        </w:rPr>
+        <w:t>配置</w:t>
+      </w:r>
+      <w:r>
+        <w:rPr>
+          <w:rFonts w:ascii="宋体" w:eastAsia="宋体" w:hAnsi="宋体" w:hint="eastAsia"/>
+          <w:sz w:val="24"/>
+          <w:szCs w:val="24"/>
+        </w:rPr>
+        <w:t>数据质量校验规则等。</w:t>
+      </w:r>
+    </w:p>
+    <w:p>
+      <w:pPr>
+        <w:pStyle w:val="4"/>
+        <w:numPr>
+          <w:ilvl w:val="3"/>
+          <w:numId w:val="1"/>
+        </w:numPr>
+      </w:pPr>
+      <w:r>
+        <w:rPr>
+          <w:rFonts w:hint="eastAsia"/>
+        </w:rPr>
+        <w:lastRenderedPageBreak/>
+        <w:t>开展治理</w:t>
+      </w:r>
+      <w:r>
+        <w:t>与持续改进</w:t>
+      </w:r>
+    </w:p>
+    <w:p>
+      <w:pPr>
+        <w:spacing w:line="360" w:lineRule="auto"/>
+        <w:ind w:firstLineChars="200" w:firstLine="482"/>
+        <w:rPr>
+          <w:rFonts w:ascii="宋体" w:eastAsia="宋体" w:hAnsi="宋体" w:hint="eastAsia"/>
+          <w:b/>
+          <w:bCs/>
+          <w:sz w:val="24"/>
+          <w:szCs w:val="24"/>
+        </w:rPr>
+      </w:pPr>
+      <w:r>
+        <w:rPr>
+          <w:rFonts w:ascii="宋体" w:eastAsia="宋体" w:hAnsi="宋体" w:hint="eastAsia"/>
+          <w:b/>
+          <w:bCs/>
+          <w:sz w:val="24"/>
+          <w:szCs w:val="24"/>
+        </w:rPr>
+        <w:t>1.</w:t>
+      </w:r>
+      <w:r>
+        <w:rPr>
+          <w:rFonts w:ascii="宋体" w:eastAsia="宋体" w:hAnsi="宋体" w:hint="eastAsia"/>
+          <w:b/>
+          <w:bCs/>
+          <w:sz w:val="24"/>
+          <w:szCs w:val="24"/>
+        </w:rPr>
+        <w:t>建立质量闭环流程</w:t>
+      </w:r>
+    </w:p>
+    <w:p>
+      <w:pPr>
+        <w:spacing w:line="360" w:lineRule="auto"/>
+        <w:ind w:firstLineChars="200" w:firstLine="480"/>
+        <w:rPr>
+          <w:rFonts w:ascii="宋体" w:eastAsia="宋体" w:hAnsi="宋体"/>
+          <w:sz w:val="24"/>
+          <w:szCs w:val="24"/>
+        </w:rPr>
+      </w:pPr>
+      <w:r>
+        <w:rPr>
+          <w:rFonts w:ascii="宋体" w:eastAsia="宋体" w:hAnsi="宋体" w:hint="eastAsia"/>
+          <w:sz w:val="24"/>
+          <w:szCs w:val="24"/>
+        </w:rPr>
+        <w:t>1）</w:t>
+      </w:r>
+      <w:r>
+        <w:rPr>
+          <w:rFonts w:ascii="宋体" w:eastAsia="宋体" w:hAnsi="宋体" w:hint="eastAsia"/>
+          <w:sz w:val="24"/>
+          <w:szCs w:val="24"/>
+        </w:rPr>
+        <w:t>发现问题：</w:t>
+      </w:r>
+    </w:p>
+    <w:p>
+      <w:pPr>
+        <w:spacing w:line="360" w:lineRule="auto"/>
+        <w:ind w:firstLineChars="200" w:firstLine="480"/>
+        <w:rPr>
+          <w:rFonts w:ascii="宋体" w:eastAsia="宋体" w:hAnsi="宋体" w:hint="eastAsia"/>
+          <w:sz w:val="24"/>
+          <w:szCs w:val="24"/>
+        </w:rPr>
+      </w:pPr>
+      <w:r>
+        <w:rPr>
+          <w:rFonts w:ascii="宋体" w:eastAsia="宋体" w:hAnsi="宋体" w:hint="eastAsia"/>
+          <w:sz w:val="24"/>
+          <w:szCs w:val="24"/>
+        </w:rPr>
+        <w:t>启动数据质量校验任务，</w:t>
+      </w:r>
+      <w:r>
+        <w:rPr>
+          <w:rFonts w:ascii="宋体" w:eastAsia="宋体" w:hAnsi="宋体" w:hint="eastAsia"/>
+          <w:sz w:val="24"/>
+          <w:szCs w:val="24"/>
+        </w:rPr>
+        <w:t>系统自动</w:t>
+      </w:r>
+      <w:r>
+        <w:rPr>
+          <w:rFonts w:ascii="宋体" w:eastAsia="宋体" w:hAnsi="宋体"/>
+          <w:sz w:val="24"/>
+          <w:szCs w:val="24"/>
+        </w:rPr>
+        <w:t>常态化</w:t>
+      </w:r>
+      <w:r>
+        <w:rPr>
+          <w:rFonts w:ascii="宋体" w:eastAsia="宋体" w:hAnsi="宋体" w:hint="eastAsia"/>
+          <w:sz w:val="24"/>
+          <w:szCs w:val="24"/>
+        </w:rPr>
+        <w:t>监控</w:t>
+      </w:r>
+      <w:r>
+        <w:rPr>
+          <w:rFonts w:ascii="宋体" w:eastAsia="宋体" w:hAnsi="宋体" w:hint="eastAsia"/>
+          <w:sz w:val="24"/>
+          <w:szCs w:val="24"/>
+        </w:rPr>
+        <w:t>并</w:t>
+      </w:r>
+      <w:r>
+        <w:rPr>
+          <w:rFonts w:ascii="宋体" w:eastAsia="宋体" w:hAnsi="宋体" w:hint="eastAsia"/>
+          <w:sz w:val="24"/>
+          <w:szCs w:val="24"/>
+        </w:rPr>
+        <w:t>报警</w:t>
+      </w:r>
+      <w:r>
+        <w:rPr>
+          <w:rFonts w:ascii="宋体" w:eastAsia="宋体" w:hAnsi="宋体" w:hint="eastAsia"/>
+          <w:sz w:val="24"/>
+          <w:szCs w:val="24"/>
+        </w:rPr>
+        <w:t>出现的</w:t>
+      </w:r>
+      <w:r>
+        <w:rPr>
+          <w:rFonts w:ascii="宋体" w:eastAsia="宋体" w:hAnsi="宋体" w:hint="eastAsia"/>
+          <w:sz w:val="24"/>
+          <w:szCs w:val="24"/>
+        </w:rPr>
+        <w:t>数据质量问题</w:t>
+      </w:r>
+      <w:r>
+        <w:rPr>
+          <w:rFonts w:ascii="宋体" w:eastAsia="宋体" w:hAnsi="宋体" w:hint="eastAsia"/>
+          <w:sz w:val="24"/>
+          <w:szCs w:val="24"/>
+        </w:rPr>
+        <w:t>。</w:t>
+      </w:r>
+    </w:p>
+    <w:p>
+      <w:pPr>
+        <w:spacing w:line="360" w:lineRule="auto"/>
+        <w:ind w:firstLineChars="200" w:firstLine="480"/>
+        <w:rPr>
+          <w:rFonts w:ascii="宋体" w:eastAsia="宋体" w:hAnsi="宋体"/>
+          <w:sz w:val="24"/>
+          <w:szCs w:val="24"/>
+        </w:rPr>
+      </w:pPr>
+      <w:r>
+        <w:rPr>
+          <w:rFonts w:ascii="宋体" w:eastAsia="宋体" w:hAnsi="宋体" w:hint="eastAsia"/>
+          <w:sz w:val="24"/>
+          <w:szCs w:val="24"/>
+        </w:rPr>
+        <w:t>2）</w:t>
+      </w:r>
+      <w:r>
+        <w:rPr>
+          <w:rFonts w:ascii="宋体" w:eastAsia="宋体" w:hAnsi="宋体" w:hint="eastAsia"/>
+          <w:sz w:val="24"/>
+          <w:szCs w:val="24"/>
+        </w:rPr>
+        <w:t>工单分派</w:t>
+      </w:r>
+    </w:p>
+    <w:p>
+      <w:pPr>
+        <w:spacing w:line="360" w:lineRule="auto"/>
+        <w:ind w:firstLineChars="200" w:firstLine="480"/>
+        <w:rPr>
+          <w:rFonts w:ascii="宋体" w:eastAsia="宋体" w:hAnsi="宋体" w:hint="eastAsia"/>
+          <w:sz w:val="24"/>
+          <w:szCs w:val="24"/>
+        </w:rPr>
+      </w:pPr>
+      <w:r>
+        <w:rPr>
+          <w:rFonts w:ascii="宋体" w:eastAsia="宋体" w:hAnsi="宋体" w:hint="eastAsia"/>
+          <w:sz w:val="24"/>
+          <w:szCs w:val="24"/>
+        </w:rPr>
+        <w:t>自动生成工单派发给对应的数据管家</w:t>
+      </w:r>
+      <w:r>
+        <w:rPr>
+          <w:rFonts w:ascii="宋体" w:eastAsia="宋体" w:hAnsi="宋体" w:hint="eastAsia"/>
+          <w:sz w:val="24"/>
+          <w:szCs w:val="24"/>
+        </w:rPr>
+        <w:t>，对数据质量问题进行处理</w:t>
+      </w:r>
+      <w:r>
+        <w:rPr>
+          <w:rFonts w:ascii="宋体" w:eastAsia="宋体" w:hAnsi="宋体" w:hint="eastAsia"/>
+          <w:sz w:val="24"/>
+          <w:szCs w:val="24"/>
+        </w:rPr>
+        <w:t>。</w:t>
+      </w:r>
+    </w:p>
+    <w:p>
+      <w:pPr>
+        <w:spacing w:line="360" w:lineRule="auto"/>
+        <w:ind w:firstLineChars="200" w:firstLine="480"/>
+        <w:rPr>
+          <w:rFonts w:ascii="宋体" w:eastAsia="宋体" w:hAnsi="宋体"/>
+          <w:sz w:val="24"/>
+          <w:szCs w:val="24"/>
+        </w:rPr>
+      </w:pPr>
+      <w:r>
+        <w:rPr>
+          <w:rFonts w:ascii="宋体" w:eastAsia="宋体" w:hAnsi="宋体" w:hint="eastAsia"/>
+          <w:sz w:val="24"/>
+          <w:szCs w:val="24"/>
+        </w:rPr>
+        <w:t>3）</w:t>
+      </w:r>
+      <w:r>
+        <w:rPr>
+          <w:rFonts w:ascii="宋体" w:eastAsia="宋体" w:hAnsi="宋体" w:hint="eastAsia"/>
+          <w:sz w:val="24"/>
+          <w:szCs w:val="24"/>
+        </w:rPr>
+        <w:t>整改反馈：责任人修正数据，系统复核关闭工单。</w:t>
+      </w:r>
+      <w:r>
+        <w:rPr>
+          <w:rFonts w:ascii="宋体" w:eastAsia="宋体" w:hAnsi="宋体" w:hint="eastAsia"/>
+          <w:sz w:val="24"/>
+          <w:szCs w:val="24"/>
+        </w:rPr>
+        <w:t>同时在</w:t>
+      </w:r>
+      <w:r>
+        <w:rPr>
+          <w:rFonts w:ascii="宋体" w:eastAsia="宋体" w:hAnsi="宋体"/>
+          <w:sz w:val="24"/>
+          <w:szCs w:val="24"/>
+        </w:rPr>
+        <w:t>源头治理</w:t>
+      </w:r>
+      <w:r>
+        <w:rPr>
+          <w:rFonts w:ascii="宋体" w:eastAsia="宋体" w:hAnsi="宋体" w:hint="eastAsia"/>
+          <w:sz w:val="24"/>
+          <w:szCs w:val="24"/>
+        </w:rPr>
+        <w:t>，例如</w:t>
+      </w:r>
+      <w:r>
+        <w:rPr>
+          <w:rFonts w:ascii="宋体" w:eastAsia="宋体" w:hAnsi="宋体"/>
+          <w:sz w:val="24"/>
+          <w:szCs w:val="24"/>
+        </w:rPr>
+        <w:t>录入端拦截错误（如在CRM系统中设置必填项、格式校验）</w:t>
+      </w:r>
+      <w:r>
+        <w:rPr>
+          <w:rFonts w:ascii="宋体" w:eastAsia="宋体" w:hAnsi="宋体" w:hint="eastAsia"/>
+          <w:sz w:val="24"/>
+          <w:szCs w:val="24"/>
+        </w:rPr>
+        <w:t>。</w:t>
+      </w:r>
+    </w:p>
+    <w:p>
+      <w:pPr>
+        <w:spacing w:line="360" w:lineRule="auto"/>
+        <w:ind w:firstLineChars="200" w:firstLine="482"/>
+        <w:rPr>
+          <w:rFonts w:ascii="宋体" w:eastAsia="宋体" w:hAnsi="宋体" w:hint="eastAsia"/>
+          <w:b/>
+          <w:bCs/>
+          <w:sz w:val="24"/>
+          <w:szCs w:val="24"/>
+        </w:rPr>
+      </w:pPr>
+      <w:r>
+        <w:rPr>
+          <w:rFonts w:ascii="宋体" w:eastAsia="宋体" w:hAnsi="宋体" w:hint="eastAsia"/>
+          <w:b/>
+          <w:bCs/>
+          <w:sz w:val="24"/>
+          <w:szCs w:val="24"/>
+        </w:rPr>
+        <w:t>2.</w:t>
+      </w:r>
+      <w:r>
+        <w:rPr>
+          <w:rFonts w:ascii="宋体" w:eastAsia="宋体" w:hAnsi="宋体" w:hint="eastAsia"/>
+          <w:b/>
+          <w:bCs/>
+          <w:sz w:val="24"/>
+          <w:szCs w:val="24"/>
+        </w:rPr>
+        <w:t>考核与激励</w:t>
+      </w:r>
+    </w:p>
+    <w:p>
+      <w:pPr>
+        <w:spacing w:line="360" w:lineRule="auto"/>
+        <w:ind w:firstLineChars="200" w:firstLine="480"/>
+        <w:rPr>
+          <w:rFonts w:ascii="宋体" w:eastAsia="宋体" w:hAnsi="宋体"/>
+          <w:sz w:val="24"/>
+          <w:szCs w:val="24"/>
+        </w:rPr>
+      </w:pPr>
+      <w:r>
+        <w:rPr>
+          <w:rFonts w:ascii="宋体" w:eastAsia="宋体" w:hAnsi="宋体" w:hint="eastAsia"/>
+          <w:sz w:val="24"/>
+          <w:szCs w:val="24"/>
+        </w:rPr>
+        <w:t>将数据质量评分纳入业务部门的月度/季度KPI</w:t>
+      </w:r>
+      <w:r>
+        <w:rPr>
+          <w:rFonts w:ascii="宋体" w:eastAsia="宋体" w:hAnsi="宋体" w:hint="eastAsia"/>
+          <w:sz w:val="24"/>
+          <w:szCs w:val="24"/>
+        </w:rPr>
+        <w:t>，</w:t>
+      </w:r>
+      <w:r>
+        <w:rPr>
+          <w:rFonts w:ascii="宋体" w:eastAsia="宋体" w:hAnsi="宋体"/>
+          <w:sz w:val="24"/>
+          <w:szCs w:val="24"/>
+        </w:rPr>
+        <w:t>从模糊要求到明确目标，设定可量化、可考核的KPI</w:t>
+      </w:r>
+      <w:r>
+        <w:rPr>
+          <w:rFonts w:ascii="宋体" w:eastAsia="宋体" w:hAnsi="宋体" w:hint="eastAsia"/>
+          <w:sz w:val="24"/>
+          <w:szCs w:val="24"/>
+        </w:rPr>
+        <w:t>，例如：</w:t>
+      </w:r>
+    </w:p>
+    <w:tbl>
+      <w:tblPr>
+        <w:tblW w:w="6528" w:type="dxa"/>
+        <w:jc w:val="center"/>
+        <w:tblLook w:val="04A0" w:firstRow="1" w:lastRow="0" w:firstColumn="1" w:lastColumn="0" w:noHBand="0" w:noVBand="1"/>
+      </w:tblPr>
+      <w:tblGrid>
+        <w:gridCol w:w="1488"/>
+        <w:gridCol w:w="2200"/>
+        <w:gridCol w:w="1377"/>
+        <w:gridCol w:w="1463"/>
+      </w:tblGrid>
+      <w:tr>
+        <w:trPr>
+          <w:trHeight w:val="441"/>
+          <w:jc w:val="center"/>
+        </w:trPr>
+        <w:tc>
+          <w:tcPr>
+            <w:tcW w:w="1488" w:type="dxa"/>
+            <w:tcBorders>
+              <w:top w:val="single" w:sz="4" w:space="0" w:color="auto"/>
+              <w:left w:val="single" w:sz="4" w:space="0" w:color="auto"/>
+              <w:bottom w:val="single" w:sz="4" w:space="0" w:color="auto"/>
+              <w:right w:val="single" w:sz="4" w:space="0" w:color="auto"/>
+            </w:tcBorders>
+            <w:noWrap/>
+            <w:vAlign w:val="center"/>
+            <w:hideMark/>
+          </w:tcPr>
+          <w:p>
+            <w:pPr>
+              <w:widowControl/>
+              <w:jc w:val="center"/>
+              <w:rPr>
+                <w:rFonts w:ascii="等线" w:eastAsia="等线" w:hAnsi="等线" w:cs="宋体"/>
+                <w:b/>
+                <w:bCs/>
+                <w:color w:val="000000"/>
+                <w:kern w:val="0"/>
+                <w:sz w:val="22"/>
+                <w:szCs w:val="22"/>
+                <w14:ligatures w14:val="none"/>
+              </w:rPr>
+            </w:pPr>
+            <w:r>
+              <w:rPr>
+                <w:rFonts w:ascii="等线" w:eastAsia="等线" w:hAnsi="等线" w:cs="宋体"/>
+                <w:b/>
+                <w:bCs/>
+                <w:color w:val="000000"/>
+                <w:kern w:val="0"/>
+                <w:sz w:val="22"/>
+                <w:szCs w:val="22"/>
+                <w14:ligatures w14:val="none"/>
+              </w:rPr>
+              <w:t>考核对象</w:t>
+            </w:r>
+          </w:p>
+        </w:tc>
+        <w:tc>
+          <w:tcPr>
+            <w:tcW w:w="2200" w:type="dxa"/>
+            <w:tcBorders>
+              <w:top w:val="single" w:sz="4" w:space="0" w:color="auto"/>
+              <w:left w:val="nil"/>
+              <w:bottom w:val="single" w:sz="4" w:space="0" w:color="auto"/>
+              <w:right w:val="single" w:sz="4" w:space="0" w:color="auto"/>
+            </w:tcBorders>
+            <w:noWrap/>
+            <w:vAlign w:val="center"/>
+            <w:hideMark/>
+          </w:tcPr>
+          <w:p>
+            <w:pPr>
+              <w:widowControl/>
+              <w:jc w:val="center"/>
+              <w:rPr>
+                <w:rFonts w:ascii="等线" w:eastAsia="等线" w:hAnsi="等线" w:cs="宋体"/>
+                <w:b/>
+                <w:bCs/>
+                <w:color w:val="000000"/>
+                <w:kern w:val="0"/>
+                <w:sz w:val="22"/>
+                <w:szCs w:val="22"/>
+                <w14:ligatures w14:val="none"/>
+              </w:rPr>
+            </w:pPr>
+            <w:r>
+              <w:rPr>
+                <w:rFonts w:ascii="等线" w:eastAsia="等线" w:hAnsi="等线" w:cs="宋体"/>
+                <w:b/>
+                <w:bCs/>
+                <w:color w:val="000000"/>
+                <w:kern w:val="0"/>
+                <w:sz w:val="22"/>
+                <w:szCs w:val="22"/>
+                <w14:ligatures w14:val="none"/>
+              </w:rPr>
+              <w:t>核心指标</w:t>
+            </w:r>
+          </w:p>
+        </w:tc>
+        <w:tc>
+          <w:tcPr>
+            <w:tcW w:w="1377" w:type="dxa"/>
+            <w:tcBorders>
+              <w:top w:val="single" w:sz="4" w:space="0" w:color="auto"/>
+              <w:left w:val="nil"/>
+              <w:bottom w:val="single" w:sz="4" w:space="0" w:color="auto"/>
+              <w:right w:val="single" w:sz="4" w:space="0" w:color="auto"/>
+            </w:tcBorders>
+            <w:noWrap/>
+            <w:vAlign w:val="center"/>
+            <w:hideMark/>
+          </w:tcPr>
+          <w:p>
+            <w:pPr>
+              <w:widowControl/>
+              <w:jc w:val="center"/>
+              <w:rPr>
+                <w:rFonts w:ascii="等线" w:eastAsia="等线" w:hAnsi="等线" w:cs="宋体"/>
+                <w:b/>
+                <w:bCs/>
+                <w:color w:val="000000"/>
+                <w:kern w:val="0"/>
+                <w:sz w:val="22"/>
+                <w:szCs w:val="22"/>
+                <w14:ligatures w14:val="none"/>
+              </w:rPr>
+            </w:pPr>
+            <w:r>
+              <w:rPr>
+                <w:rFonts w:ascii="等线" w:eastAsia="等线" w:hAnsi="等线" w:cs="宋体"/>
+                <w:b/>
+                <w:bCs/>
+                <w:color w:val="000000"/>
+                <w:kern w:val="0"/>
+                <w:sz w:val="22"/>
+                <w:szCs w:val="22"/>
+                <w14:ligatures w14:val="none"/>
+              </w:rPr>
+              <w:t>目标值</w:t>
+            </w:r>
+          </w:p>
+        </w:tc>
+        <w:tc>
+          <w:tcPr>
+            <w:tcW w:w="1463" w:type="dxa"/>
+            <w:tcBorders>
+              <w:top w:val="single" w:sz="4" w:space="0" w:color="auto"/>
+              <w:left w:val="nil"/>
+              <w:bottom w:val="single" w:sz="4" w:space="0" w:color="auto"/>
+              <w:right w:val="single" w:sz="4" w:space="0" w:color="auto"/>
+            </w:tcBorders>
+            <w:noWrap/>
+            <w:vAlign w:val="center"/>
+            <w:hideMark/>
+          </w:tcPr>
+          <w:p>
+            <w:pPr>
+              <w:widowControl/>
+              <w:jc w:val="center"/>
+              <w:rPr>
+                <w:rFonts w:ascii="等线" w:eastAsia="等线" w:hAnsi="等线" w:cs="宋体"/>
+                <w:b/>
+                <w:bCs/>
+                <w:color w:val="000000"/>
+                <w:kern w:val="0"/>
+                <w:sz w:val="22"/>
+                <w:szCs w:val="22"/>
+                <w14:ligatures w14:val="none"/>
+              </w:rPr>
+            </w:pPr>
+            <w:r>
+              <w:rPr>
+                <w:rFonts w:ascii="等线" w:eastAsia="等线" w:hAnsi="等线" w:cs="宋体"/>
+                <w:b/>
+                <w:bCs/>
+                <w:color w:val="000000"/>
+                <w:kern w:val="0"/>
+                <w:sz w:val="22"/>
+                <w:szCs w:val="22"/>
+                <w14:ligatures w14:val="none"/>
+              </w:rPr>
+              <w:t>考核周期</w:t>
+            </w:r>
+          </w:p>
+        </w:tc>
+      </w:tr>
+      <w:tr>
+        <w:trPr>
+          <w:trHeight w:val="441"/>
+          <w:jc w:val="center"/>
+        </w:trPr>
+        <w:tc>
+          <w:tcPr>
+            <w:tcW w:w="1488" w:type="dxa"/>
+            <w:tcBorders>
+              <w:top w:val="nil"/>
+              <w:left w:val="single" w:sz="4" w:space="0" w:color="auto"/>
+              <w:bottom w:val="single" w:sz="4" w:space="0" w:color="auto"/>
+              <w:right w:val="single" w:sz="4" w:space="0" w:color="auto"/>
+            </w:tcBorders>
+            <w:noWrap/>
+            <w:vAlign w:val="center"/>
+            <w:hideMark/>
+          </w:tcPr>
+          <w:p>
+            <w:pPr>
+              <w:widowControl/>
+              <w:jc w:val="center"/>
+              <w:rPr>
+                <w:rFonts w:ascii="等线" w:eastAsia="等线" w:hAnsi="等线" w:cs="宋体"/>
+                <w:color w:val="000000"/>
+                <w:kern w:val="0"/>
+                <w:sz w:val="22"/>
+                <w:szCs w:val="22"/>
+                <w14:ligatures w14:val="none"/>
+              </w:rPr>
+            </w:pPr>
+            <w:r>
+              <w:rPr>
+                <w:rFonts w:ascii="等线" w:eastAsia="等线" w:hAnsi="等线" w:cs="宋体"/>
+                <w:color w:val="000000"/>
+                <w:kern w:val="0"/>
+                <w:sz w:val="22"/>
+                <w:szCs w:val="22"/>
+                <w14:ligatures w14:val="none"/>
+              </w:rPr>
+              <w:t>业务部门</w:t>
+            </w:r>
+          </w:p>
+        </w:tc>
+        <w:tc>
+          <w:tcPr>
+            <w:tcW w:w="2200" w:type="dxa"/>
+            <w:tcBorders>
+              <w:top w:val="nil"/>
+              <w:left w:val="nil"/>
+              <w:bottom w:val="single" w:sz="4" w:space="0" w:color="auto"/>
+              <w:right w:val="single" w:sz="4" w:space="0" w:color="auto"/>
+            </w:tcBorders>
+            <w:noWrap/>
+            <w:vAlign w:val="center"/>
+            <w:hideMark/>
+          </w:tcPr>
+          <w:p>
+            <w:pPr>
+              <w:widowControl/>
+              <w:jc w:val="center"/>
+              <w:rPr>
+                <w:rFonts w:ascii="等线" w:eastAsia="等线" w:hAnsi="等线" w:cs="宋体"/>
+                <w:color w:val="000000"/>
+                <w:kern w:val="0"/>
+                <w:sz w:val="22"/>
+                <w:szCs w:val="22"/>
+                <w14:ligatures w14:val="none"/>
+              </w:rPr>
+            </w:pPr>
+            <w:r>
+              <w:rPr>
+                <w:rFonts w:ascii="等线" w:eastAsia="等线" w:hAnsi="等线" w:cs="宋体"/>
+                <w:color w:val="000000"/>
+                <w:kern w:val="0"/>
+                <w:sz w:val="22"/>
+                <w:szCs w:val="22"/>
+                <w14:ligatures w14:val="none"/>
+              </w:rPr>
+              <w:t>主数据准确率</w:t>
+            </w:r>
+          </w:p>
+        </w:tc>
+        <w:tc>
+          <w:tcPr>
+            <w:tcW w:w="1377" w:type="dxa"/>
+            <w:tcBorders>
+              <w:top w:val="nil"/>
+              <w:left w:val="nil"/>
+              <w:bottom w:val="single" w:sz="4" w:space="0" w:color="auto"/>
+              <w:right w:val="single" w:sz="4" w:space="0" w:color="auto"/>
+            </w:tcBorders>
+            <w:noWrap/>
+            <w:vAlign w:val="center"/>
+            <w:hideMark/>
+          </w:tcPr>
+          <w:p>
+            <w:pPr>
+              <w:widowControl/>
+              <w:jc w:val="center"/>
+              <w:rPr>
+                <w:rFonts w:ascii="等线" w:eastAsia="等线" w:hAnsi="等线" w:cs="宋体"/>
+                <w:color w:val="000000"/>
+                <w:kern w:val="0"/>
+                <w:sz w:val="22"/>
+                <w:szCs w:val="22"/>
+                <w14:ligatures w14:val="none"/>
+              </w:rPr>
+            </w:pPr>
+            <w:r>
+              <w:rPr>
+                <w:rFonts w:ascii="等线" w:eastAsia="等线" w:hAnsi="等线" w:cs="宋体"/>
+                <w:color w:val="000000"/>
+                <w:kern w:val="0"/>
+                <w:sz w:val="22"/>
+                <w:szCs w:val="22"/>
+                <w14:ligatures w14:val="none"/>
+              </w:rPr>
+              <w:t>≥ 98%</w:t>
+            </w:r>
+          </w:p>
+        </w:tc>
+        <w:tc>
+          <w:tcPr>
+            <w:tcW w:w="1463" w:type="dxa"/>
+            <w:tcBorders>
+              <w:top w:val="nil"/>
+              <w:left w:val="nil"/>
+              <w:bottom w:val="single" w:sz="4" w:space="0" w:color="auto"/>
+              <w:right w:val="single" w:sz="4" w:space="0" w:color="auto"/>
+            </w:tcBorders>
+            <w:noWrap/>
+            <w:vAlign w:val="center"/>
+            <w:hideMark/>
+          </w:tcPr>
+          <w:p>
+            <w:pPr>
+              <w:widowControl/>
+              <w:jc w:val="center"/>
+              <w:rPr>
+                <w:rFonts w:ascii="等线" w:eastAsia="等线" w:hAnsi="等线" w:cs="宋体"/>
+                <w:color w:val="000000"/>
+                <w:kern w:val="0"/>
+                <w:sz w:val="22"/>
+                <w:szCs w:val="22"/>
+                <w14:ligatures w14:val="none"/>
+              </w:rPr>
+            </w:pPr>
+            <w:r>
+              <w:rPr>
+                <w:rFonts w:ascii="等线" w:eastAsia="等线" w:hAnsi="等线" w:cs="宋体"/>
+                <w:color w:val="000000"/>
+                <w:kern w:val="0"/>
+                <w:sz w:val="22"/>
+                <w:szCs w:val="22"/>
+                <w14:ligatures w14:val="none"/>
+              </w:rPr>
+              <w:t>月度</w:t>
+            </w:r>
+          </w:p>
+        </w:tc>
+      </w:tr>
+      <w:tr>
+        <w:trPr>
+          <w:trHeight w:val="441"/>
+          <w:jc w:val="center"/>
+        </w:trPr>
+        <w:tc>
+          <w:tcPr>
+            <w:tcW w:w="1488" w:type="dxa"/>
+            <w:tcBorders>
+              <w:top w:val="nil"/>
+              <w:left w:val="single" w:sz="4" w:space="0" w:color="auto"/>
+              <w:bottom w:val="single" w:sz="4" w:space="0" w:color="auto"/>
+              <w:right w:val="single" w:sz="4" w:space="0" w:color="auto"/>
+            </w:tcBorders>
+            <w:noWrap/>
+            <w:vAlign w:val="center"/>
+            <w:hideMark/>
+          </w:tcPr>
+          <w:p>
+            <w:pPr>
+              <w:widowControl/>
+              <w:jc w:val="center"/>
+              <w:rPr>
+                <w:rFonts w:ascii="等线" w:eastAsia="等线" w:hAnsi="等线" w:cs="宋体"/>
+                <w:color w:val="000000"/>
+                <w:kern w:val="0"/>
+                <w:sz w:val="22"/>
+                <w:szCs w:val="22"/>
+                <w14:ligatures w14:val="none"/>
+              </w:rPr>
+            </w:pPr>
+            <w:r>
+              <w:rPr>
+                <w:rFonts w:ascii="等线" w:eastAsia="等线" w:hAnsi="等线" w:cs="宋体"/>
+                <w:color w:val="000000"/>
+                <w:kern w:val="0"/>
+                <w:sz w:val="22"/>
+                <w:szCs w:val="22"/>
+                <w14:ligatures w14:val="none"/>
+              </w:rPr>
+              <w:t>业务部门</w:t>
+            </w:r>
+          </w:p>
+        </w:tc>
+        <w:tc>
+          <w:tcPr>
+            <w:tcW w:w="2200" w:type="dxa"/>
+            <w:tcBorders>
+              <w:top w:val="nil"/>
+              <w:left w:val="nil"/>
+              <w:bottom w:val="single" w:sz="4" w:space="0" w:color="auto"/>
+              <w:right w:val="single" w:sz="4" w:space="0" w:color="auto"/>
+            </w:tcBorders>
+            <w:noWrap/>
+            <w:vAlign w:val="center"/>
+            <w:hideMark/>
+          </w:tcPr>
+          <w:p>
+            <w:pPr>
+              <w:widowControl/>
+              <w:jc w:val="center"/>
+              <w:rPr>
+                <w:rFonts w:ascii="等线" w:eastAsia="等线" w:hAnsi="等线" w:cs="宋体"/>
+                <w:color w:val="000000"/>
+                <w:kern w:val="0"/>
+                <w:sz w:val="22"/>
+                <w:szCs w:val="22"/>
+                <w14:ligatures w14:val="none"/>
+              </w:rPr>
+            </w:pPr>
+            <w:r>
+              <w:rPr>
+                <w:rFonts w:ascii="等线" w:eastAsia="等线" w:hAnsi="等线" w:cs="宋体"/>
+                <w:color w:val="000000"/>
+                <w:kern w:val="0"/>
+                <w:sz w:val="22"/>
+                <w:szCs w:val="22"/>
+                <w14:ligatures w14:val="none"/>
+              </w:rPr>
+              <w:t>数据质量问题闭环率</w:t>
+            </w:r>
+          </w:p>
+        </w:tc>
+        <w:tc>
+          <w:tcPr>
+            <w:tcW w:w="1377" w:type="dxa"/>
+            <w:tcBorders>
+              <w:top w:val="nil"/>
+              <w:left w:val="nil"/>
+              <w:bottom w:val="single" w:sz="4" w:space="0" w:color="auto"/>
+              <w:right w:val="single" w:sz="4" w:space="0" w:color="auto"/>
+            </w:tcBorders>
+            <w:noWrap/>
+            <w:vAlign w:val="center"/>
+            <w:hideMark/>
+          </w:tcPr>
+          <w:p>
+            <w:pPr>
+              <w:widowControl/>
+              <w:jc w:val="center"/>
+              <w:rPr>
+                <w:rFonts w:ascii="等线" w:eastAsia="等线" w:hAnsi="等线" w:cs="宋体"/>
+                <w:color w:val="000000"/>
+                <w:kern w:val="0"/>
+                <w:sz w:val="22"/>
+                <w:szCs w:val="22"/>
+                <w14:ligatures w14:val="none"/>
+              </w:rPr>
+            </w:pPr>
+            <w:r>
+              <w:rPr>
+                <w:rFonts w:ascii="等线" w:eastAsia="等线" w:hAnsi="等线" w:cs="宋体"/>
+                <w:color w:val="000000"/>
+                <w:kern w:val="0"/>
+                <w:sz w:val="22"/>
+                <w:szCs w:val="22"/>
+                <w14:ligatures w14:val="none"/>
+              </w:rPr>
+              <w:t>≥ 95%</w:t>
+            </w:r>
+          </w:p>
+        </w:tc>
+        <w:tc>
+          <w:tcPr>
+            <w:tcW w:w="1463" w:type="dxa"/>
+            <w:tcBorders>
+              <w:top w:val="nil"/>
+              <w:left w:val="nil"/>
+              <w:bottom w:val="single" w:sz="4" w:space="0" w:color="auto"/>
+              <w:right w:val="single" w:sz="4" w:space="0" w:color="auto"/>
+            </w:tcBorders>
+            <w:noWrap/>
+            <w:vAlign w:val="center"/>
+            <w:hideMark/>
+          </w:tcPr>
+          <w:p>
+            <w:pPr>
+              <w:widowControl/>
+              <w:jc w:val="center"/>
+              <w:rPr>
+                <w:rFonts w:ascii="等线" w:eastAsia="等线" w:hAnsi="等线" w:cs="宋体"/>
+                <w:color w:val="000000"/>
+                <w:kern w:val="0"/>
+                <w:sz w:val="22"/>
+                <w:szCs w:val="22"/>
+                <w14:ligatures w14:val="none"/>
+              </w:rPr>
+            </w:pPr>
+            <w:r>
+              <w:rPr>
+                <w:rFonts w:ascii="等线" w:eastAsia="等线" w:hAnsi="等线" w:cs="宋体"/>
+                <w:color w:val="000000"/>
+                <w:kern w:val="0"/>
+                <w:sz w:val="22"/>
+                <w:szCs w:val="22"/>
+                <w14:ligatures w14:val="none"/>
+              </w:rPr>
+              <w:t>月度</w:t>
+            </w:r>
+          </w:p>
+        </w:tc>
+      </w:tr>
+      <w:tr>
+        <w:trPr>
+          <w:trHeight w:val="441"/>
+          <w:jc w:val="center"/>
+        </w:trPr>
+        <w:tc>
+          <w:tcPr>
+            <w:tcW w:w="1488" w:type="dxa"/>
+            <w:tcBorders>
+              <w:top w:val="nil"/>
+              <w:left w:val="single" w:sz="4" w:space="0" w:color="auto"/>
+              <w:bottom w:val="single" w:sz="4" w:space="0" w:color="auto"/>
+              <w:right w:val="single" w:sz="4" w:space="0" w:color="auto"/>
+            </w:tcBorders>
+            <w:noWrap/>
+            <w:vAlign w:val="center"/>
+            <w:hideMark/>
+          </w:tcPr>
+          <w:p>
+            <w:pPr>
+              <w:widowControl/>
+              <w:jc w:val="center"/>
+              <w:rPr>
+                <w:rFonts w:ascii="等线" w:eastAsia="等线" w:hAnsi="等线" w:cs="宋体"/>
+                <w:color w:val="000000"/>
+                <w:kern w:val="0"/>
+                <w:sz w:val="22"/>
+                <w:szCs w:val="22"/>
+                <w14:ligatures w14:val="none"/>
+              </w:rPr>
+            </w:pPr>
+            <w:r>
+              <w:rPr>
+                <w:rFonts w:ascii="等线" w:eastAsia="等线" w:hAnsi="等线" w:cs="宋体"/>
+                <w:color w:val="000000"/>
+                <w:kern w:val="0"/>
+                <w:sz w:val="22"/>
+                <w:szCs w:val="22"/>
+                <w14:ligatures w14:val="none"/>
+              </w:rPr>
+              <w:t>IT 部门</w:t>
+            </w:r>
+          </w:p>
+        </w:tc>
+        <w:tc>
+          <w:tcPr>
+            <w:tcW w:w="2200" w:type="dxa"/>
+            <w:tcBorders>
+              <w:top w:val="nil"/>
+              <w:left w:val="nil"/>
+              <w:bottom w:val="single" w:sz="4" w:space="0" w:color="auto"/>
+              <w:right w:val="single" w:sz="4" w:space="0" w:color="auto"/>
+            </w:tcBorders>
+            <w:noWrap/>
+            <w:vAlign w:val="center"/>
+            <w:hideMark/>
+          </w:tcPr>
+          <w:p>
+            <w:pPr>
+              <w:widowControl/>
+              <w:jc w:val="center"/>
+              <w:rPr>
+                <w:rFonts w:ascii="等线" w:eastAsia="等线" w:hAnsi="等线" w:cs="宋体"/>
+                <w:color w:val="000000"/>
+                <w:kern w:val="0"/>
+                <w:sz w:val="22"/>
+                <w:szCs w:val="22"/>
+                <w14:ligatures w14:val="none"/>
+              </w:rPr>
+            </w:pPr>
+            <w:r>
+              <w:rPr>
+                <w:rFonts w:ascii="等线" w:eastAsia="等线" w:hAnsi="等线" w:cs="宋体"/>
+                <w:color w:val="000000"/>
+                <w:kern w:val="0"/>
+                <w:sz w:val="22"/>
+                <w:szCs w:val="22"/>
+                <w14:ligatures w14:val="none"/>
+              </w:rPr>
+              <w:t>数据服务响应时效</w:t>
+            </w:r>
+          </w:p>
+        </w:tc>
+        <w:tc>
+          <w:tcPr>
+            <w:tcW w:w="1377" w:type="dxa"/>
+            <w:tcBorders>
+              <w:top w:val="nil"/>
+              <w:left w:val="nil"/>
+              <w:bottom w:val="single" w:sz="4" w:space="0" w:color="auto"/>
+              <w:right w:val="single" w:sz="4" w:space="0" w:color="auto"/>
+            </w:tcBorders>
+            <w:noWrap/>
+            <w:vAlign w:val="center"/>
+            <w:hideMark/>
+          </w:tcPr>
+          <w:p>
+            <w:pPr>
+              <w:widowControl/>
+              <w:jc w:val="center"/>
+              <w:rPr>
+                <w:rFonts w:ascii="等线" w:eastAsia="等线" w:hAnsi="等线" w:cs="宋体"/>
+                <w:color w:val="000000"/>
+                <w:kern w:val="0"/>
+                <w:sz w:val="22"/>
+                <w:szCs w:val="22"/>
+                <w14:ligatures w14:val="none"/>
+              </w:rPr>
+            </w:pPr>
+            <w:r>
+              <w:rPr>
+                <w:rFonts w:ascii="等线" w:eastAsia="等线" w:hAnsi="等线" w:cs="宋体"/>
+                <w:color w:val="000000"/>
+                <w:kern w:val="0"/>
+                <w:sz w:val="22"/>
+                <w:szCs w:val="22"/>
+                <w14:ligatures w14:val="none"/>
+              </w:rPr>
+              <w:t>≤ 4 小时</w:t>
+            </w:r>
+          </w:p>
+        </w:tc>
+        <w:tc>
+          <w:tcPr>
+            <w:tcW w:w="1463" w:type="dxa"/>
+            <w:tcBorders>
+              <w:top w:val="nil"/>
+              <w:left w:val="nil"/>
+              <w:bottom w:val="single" w:sz="4" w:space="0" w:color="auto"/>
+              <w:right w:val="single" w:sz="4" w:space="0" w:color="auto"/>
+            </w:tcBorders>
+            <w:noWrap/>
+            <w:vAlign w:val="center"/>
+            <w:hideMark/>
+          </w:tcPr>
+          <w:p>
+            <w:pPr>
+              <w:widowControl/>
+              <w:jc w:val="center"/>
+              <w:rPr>
+                <w:rFonts w:ascii="等线" w:eastAsia="等线" w:hAnsi="等线" w:cs="宋体"/>
+                <w:color w:val="000000"/>
+                <w:kern w:val="0"/>
+                <w:sz w:val="22"/>
+                <w:szCs w:val="22"/>
+                <w14:ligatures w14:val="none"/>
+              </w:rPr>
+            </w:pPr>
+            <w:r>
+              <w:rPr>
+                <w:rFonts w:ascii="等线" w:eastAsia="等线" w:hAnsi="等线" w:cs="宋体"/>
+                <w:color w:val="000000"/>
+                <w:kern w:val="0"/>
+                <w:sz w:val="22"/>
+                <w:szCs w:val="22"/>
+                <w14:ligatures w14:val="none"/>
+              </w:rPr>
+              <w:t>月度</w:t>
+            </w:r>
+          </w:p>
+        </w:tc>
+      </w:tr>
+      <w:tr>
+        <w:trPr>
+          <w:trHeight w:val="441"/>
+          <w:jc w:val="center"/>
+        </w:trPr>
+        <w:tc>
+          <w:tcPr>
+            <w:tcW w:w="1488" w:type="dxa"/>
+            <w:tcBorders>
+              <w:top w:val="nil"/>
+              <w:left w:val="single" w:sz="4" w:space="0" w:color="auto"/>
+              <w:bottom w:val="single" w:sz="4" w:space="0" w:color="auto"/>
+              <w:right w:val="single" w:sz="4" w:space="0" w:color="auto"/>
+            </w:tcBorders>
+            <w:noWrap/>
+            <w:vAlign w:val="center"/>
+            <w:hideMark/>
+          </w:tcPr>
+          <w:p>
+            <w:pPr>
+              <w:widowControl/>
+              <w:jc w:val="center"/>
+              <w:rPr>
+                <w:rFonts w:ascii="等线" w:eastAsia="等线" w:hAnsi="等线" w:cs="宋体"/>
+                <w:color w:val="000000"/>
+                <w:kern w:val="0"/>
+                <w:sz w:val="22"/>
+                <w:szCs w:val="22"/>
+                <w14:ligatures w14:val="none"/>
+              </w:rPr>
+            </w:pPr>
+            <w:r>
+              <w:rPr>
+                <w:rFonts w:ascii="等线" w:eastAsia="等线" w:hAnsi="等线" w:cs="宋体"/>
+                <w:color w:val="000000"/>
+                <w:kern w:val="0"/>
+                <w:sz w:val="22"/>
+                <w:szCs w:val="22"/>
+                <w14:ligatures w14:val="none"/>
+              </w:rPr>
+              <w:t>数据管家</w:t>
+            </w:r>
+          </w:p>
+        </w:tc>
+        <w:tc>
+          <w:tcPr>
+            <w:tcW w:w="2200" w:type="dxa"/>
+            <w:tcBorders>
+              <w:top w:val="nil"/>
+              <w:left w:val="nil"/>
+              <w:bottom w:val="single" w:sz="4" w:space="0" w:color="auto"/>
+              <w:right w:val="single" w:sz="4" w:space="0" w:color="auto"/>
+            </w:tcBorders>
+            <w:noWrap/>
+            <w:vAlign w:val="center"/>
+            <w:hideMark/>
+          </w:tcPr>
+          <w:p>
+            <w:pPr>
+              <w:widowControl/>
+              <w:jc w:val="center"/>
+              <w:rPr>
+                <w:rFonts w:ascii="等线" w:eastAsia="等线" w:hAnsi="等线" w:cs="宋体"/>
+                <w:color w:val="000000"/>
+                <w:kern w:val="0"/>
+                <w:sz w:val="22"/>
+                <w:szCs w:val="22"/>
+                <w14:ligatures w14:val="none"/>
+              </w:rPr>
+            </w:pPr>
+            <w:r>
+              <w:rPr>
+                <w:rFonts w:ascii="等线" w:eastAsia="等线" w:hAnsi="等线" w:cs="宋体"/>
+                <w:color w:val="000000"/>
+                <w:kern w:val="0"/>
+                <w:sz w:val="22"/>
+                <w:szCs w:val="22"/>
+                <w14:ligatures w14:val="none"/>
+              </w:rPr>
+              <w:t>规则维护及时率</w:t>
+            </w:r>
+          </w:p>
+        </w:tc>
+        <w:tc>
+          <w:tcPr>
+            <w:tcW w:w="1377" w:type="dxa"/>
+            <w:tcBorders>
+              <w:top w:val="nil"/>
+              <w:left w:val="nil"/>
+              <w:bottom w:val="single" w:sz="4" w:space="0" w:color="auto"/>
+              <w:right w:val="single" w:sz="4" w:space="0" w:color="auto"/>
+            </w:tcBorders>
+            <w:noWrap/>
+            <w:vAlign w:val="center"/>
+            <w:hideMark/>
+          </w:tcPr>
+          <w:p>
+            <w:pPr>
+              <w:widowControl/>
+              <w:jc w:val="center"/>
+              <w:rPr>
+                <w:rFonts w:ascii="等线" w:eastAsia="等线" w:hAnsi="等线" w:cs="宋体"/>
+                <w:color w:val="000000"/>
+                <w:kern w:val="0"/>
+                <w:sz w:val="22"/>
+                <w:szCs w:val="22"/>
+                <w14:ligatures w14:val="none"/>
+              </w:rPr>
+            </w:pPr>
+            <w:r>
+              <w:rPr>
+                <w:rFonts w:ascii="等线" w:eastAsia="等线" w:hAnsi="等线" w:cs="宋体"/>
+                <w:color w:val="000000"/>
+                <w:kern w:val="0"/>
+                <w:sz w:val="22"/>
+                <w:szCs w:val="22"/>
+                <w14:ligatures w14:val="none"/>
+              </w:rPr>
+              <w:t>100%</w:t>
+            </w:r>
+          </w:p>
+        </w:tc>
+        <w:tc>
+          <w:tcPr>
+            <w:tcW w:w="1463" w:type="dxa"/>
+            <w:tcBorders>
+              <w:top w:val="nil"/>
+              <w:left w:val="nil"/>
+              <w:bottom w:val="single" w:sz="4" w:space="0" w:color="auto"/>
+              <w:right w:val="single" w:sz="4" w:space="0" w:color="auto"/>
+            </w:tcBorders>
+            <w:noWrap/>
+            <w:vAlign w:val="center"/>
+            <w:hideMark/>
+          </w:tcPr>
+          <w:p>
+            <w:pPr>
+              <w:widowControl/>
+              <w:jc w:val="center"/>
+              <w:rPr>
+                <w:rFonts w:ascii="等线" w:eastAsia="等线" w:hAnsi="等线" w:cs="宋体"/>
+                <w:color w:val="000000"/>
+                <w:kern w:val="0"/>
+                <w:sz w:val="22"/>
+                <w:szCs w:val="22"/>
+                <w14:ligatures w14:val="none"/>
+              </w:rPr>
+            </w:pPr>
+            <w:r>
+              <w:rPr>
+                <w:rFonts w:ascii="等线" w:eastAsia="等线" w:hAnsi="等线" w:cs="宋体"/>
+                <w:color w:val="000000"/>
+                <w:kern w:val="0"/>
+                <w:sz w:val="22"/>
+                <w:szCs w:val="22"/>
+                <w14:ligatures w14:val="none"/>
+              </w:rPr>
+              <w:t>季度</w:t>
+            </w:r>
+          </w:p>
+        </w:tc>
+      </w:tr>
+      <w:tr>
+        <w:trPr>
+          <w:trHeight w:val="441"/>
+          <w:jc w:val="center"/>
+        </w:trPr>
+        <w:tc>
+          <w:tcPr>
+            <w:tcW w:w="1488" w:type="dxa"/>
+            <w:tcBorders>
+              <w:top w:val="nil"/>
+              <w:left w:val="single" w:sz="4" w:space="0" w:color="auto"/>
+              <w:bottom w:val="single" w:sz="4" w:space="0" w:color="auto"/>
+              <w:right w:val="single" w:sz="4" w:space="0" w:color="auto"/>
+            </w:tcBorders>
+            <w:noWrap/>
+            <w:vAlign w:val="center"/>
+            <w:hideMark/>
+          </w:tcPr>
+          <w:p>
+            <w:pPr>
+              <w:widowControl/>
+              <w:jc w:val="center"/>
+              <w:rPr>
+                <w:rFonts w:ascii="等线" w:eastAsia="等线" w:hAnsi="等线" w:cs="宋体"/>
+                <w:color w:val="000000"/>
+                <w:kern w:val="0"/>
+                <w:sz w:val="22"/>
+                <w:szCs w:val="22"/>
+                <w14:ligatures w14:val="none"/>
+              </w:rPr>
+            </w:pPr>
+            <w:r>
+              <w:rPr>
+                <w:rFonts w:ascii="等线" w:eastAsia="等线" w:hAnsi="等线" w:cs="宋体"/>
+                <w:color w:val="000000"/>
+                <w:kern w:val="0"/>
+                <w:sz w:val="22"/>
+                <w:szCs w:val="22"/>
+                <w14:ligatures w14:val="none"/>
+              </w:rPr>
+              <w:t>全员</w:t>
+            </w:r>
+          </w:p>
+        </w:tc>
+        <w:tc>
+          <w:tcPr>
+            <w:tcW w:w="2200" w:type="dxa"/>
+            <w:tcBorders>
+              <w:top w:val="nil"/>
+              <w:left w:val="nil"/>
+              <w:bottom w:val="single" w:sz="4" w:space="0" w:color="auto"/>
+              <w:right w:val="single" w:sz="4" w:space="0" w:color="auto"/>
+            </w:tcBorders>
+            <w:noWrap/>
+            <w:vAlign w:val="center"/>
+            <w:hideMark/>
+          </w:tcPr>
+          <w:p>
+            <w:pPr>
+              <w:widowControl/>
+              <w:jc w:val="center"/>
+              <w:rPr>
+                <w:rFonts w:ascii="等线" w:eastAsia="等线" w:hAnsi="等线" w:cs="宋体"/>
+                <w:color w:val="000000"/>
+                <w:kern w:val="0"/>
+                <w:sz w:val="22"/>
+                <w:szCs w:val="22"/>
+                <w14:ligatures w14:val="none"/>
+              </w:rPr>
+            </w:pPr>
+            <w:r>
+              <w:rPr>
+                <w:rFonts w:ascii="等线" w:eastAsia="等线" w:hAnsi="等线" w:cs="宋体"/>
+                <w:color w:val="000000"/>
+                <w:kern w:val="0"/>
+                <w:sz w:val="22"/>
+                <w:szCs w:val="22"/>
+                <w14:ligatures w14:val="none"/>
+              </w:rPr>
+              <w:t>数据素养培训通过率</w:t>
+            </w:r>
+          </w:p>
+        </w:tc>
+        <w:tc>
+          <w:tcPr>
+            <w:tcW w:w="1377" w:type="dxa"/>
+            <w:tcBorders>
+              <w:top w:val="nil"/>
+              <w:left w:val="nil"/>
+              <w:bottom w:val="single" w:sz="4" w:space="0" w:color="auto"/>
+              <w:right w:val="single" w:sz="4" w:space="0" w:color="auto"/>
+            </w:tcBorders>
+            <w:noWrap/>
+            <w:vAlign w:val="center"/>
+            <w:hideMark/>
+          </w:tcPr>
+          <w:p>
+            <w:pPr>
+              <w:widowControl/>
+              <w:jc w:val="center"/>
+              <w:rPr>
+                <w:rFonts w:ascii="等线" w:eastAsia="等线" w:hAnsi="等线" w:cs="宋体"/>
+                <w:color w:val="000000"/>
+                <w:kern w:val="0"/>
+                <w:sz w:val="22"/>
+                <w:szCs w:val="22"/>
+                <w14:ligatures w14:val="none"/>
+              </w:rPr>
+            </w:pPr>
+            <w:r>
+              <w:rPr>
+                <w:rFonts w:ascii="等线" w:eastAsia="等线" w:hAnsi="等线" w:cs="宋体"/>
+                <w:color w:val="000000"/>
+                <w:kern w:val="0"/>
+                <w:sz w:val="22"/>
+                <w:szCs w:val="22"/>
+                <w14:ligatures w14:val="none"/>
+              </w:rPr>
+              <w:t>≥ 90%</w:t>
+            </w:r>
+          </w:p>
+        </w:tc>
+        <w:tc>
+          <w:tcPr>
+            <w:tcW w:w="1463" w:type="dxa"/>
+            <w:tcBorders>
+              <w:top w:val="nil"/>
+              <w:left w:val="nil"/>
+              <w:bottom w:val="single" w:sz="4" w:space="0" w:color="auto"/>
+              <w:right w:val="single" w:sz="4" w:space="0" w:color="auto"/>
+            </w:tcBorders>
+            <w:noWrap/>
+            <w:vAlign w:val="center"/>
+            <w:hideMark/>
+          </w:tcPr>
+          <w:p>
+            <w:pPr>
+              <w:widowControl/>
+              <w:jc w:val="center"/>
+              <w:rPr>
+                <w:rFonts w:ascii="等线" w:eastAsia="等线" w:hAnsi="等线" w:cs="宋体"/>
+                <w:color w:val="000000"/>
+                <w:kern w:val="0"/>
+                <w:sz w:val="22"/>
+                <w:szCs w:val="22"/>
+                <w14:ligatures w14:val="none"/>
+              </w:rPr>
+            </w:pPr>
+            <w:r>
+              <w:rPr>
+                <w:rFonts w:ascii="等线" w:eastAsia="等线" w:hAnsi="等线" w:cs="宋体"/>
+                <w:color w:val="000000"/>
+                <w:kern w:val="0"/>
+                <w:sz w:val="22"/>
+                <w:szCs w:val="22"/>
+                <w14:ligatures w14:val="none"/>
+              </w:rPr>
+              <w:t>年度</w:t>
+            </w:r>
+          </w:p>
+        </w:tc>
+      </w:tr>
+    </w:tbl>
+    <w:p>
+      <w:pPr>
+        <w:spacing w:line="360" w:lineRule="auto"/>
+        <w:ind w:firstLineChars="200" w:firstLine="480"/>
+        <w:rPr>
+          <w:rFonts w:ascii="宋体" w:eastAsia="宋体" w:hAnsi="宋体"/>
+          <w:sz w:val="24"/>
+          <w:szCs w:val="24"/>
+        </w:rPr>
+      </w:pPr>
+      <w:r>
+        <w:rPr>
+          <w:rFonts w:ascii="宋体" w:eastAsia="宋体" w:hAnsi="宋体" w:hint="eastAsia"/>
+          <w:sz w:val="24"/>
+          <w:szCs w:val="24"/>
+        </w:rPr>
+        <w:t>同时建立</w:t>
+      </w:r>
+      <w:r>
+        <w:rPr>
+          <w:rFonts w:ascii="宋体" w:eastAsia="宋体" w:hAnsi="宋体"/>
+          <w:sz w:val="24"/>
+          <w:szCs w:val="24"/>
+        </w:rPr>
+        <w:t>激励机制</w:t>
+      </w:r>
+      <w:r>
+        <w:rPr>
+          <w:rFonts w:ascii="宋体" w:eastAsia="宋体" w:hAnsi="宋体" w:hint="eastAsia"/>
+          <w:sz w:val="24"/>
+          <w:szCs w:val="24"/>
+        </w:rPr>
+        <w:t>：</w:t>
+      </w:r>
+    </w:p>
+    <w:p>
+      <w:pPr>
+        <w:tabs>
+          <w:tab w:val="num" w:pos="720"/>
+        </w:tabs>
+        <w:spacing w:line="360" w:lineRule="auto"/>
+        <w:ind w:firstLineChars="200" w:firstLine="480"/>
+        <w:rPr>
+          <w:rFonts w:ascii="宋体" w:eastAsia="宋体" w:hAnsi="宋体"/>
+          <w:sz w:val="24"/>
+          <w:szCs w:val="24"/>
+        </w:rPr>
+      </w:pPr>
+      <w:r>
+        <w:rPr>
+          <w:rFonts w:ascii="宋体" w:eastAsia="宋体" w:hAnsi="宋体" w:hint="eastAsia"/>
+          <w:sz w:val="24"/>
+          <w:szCs w:val="24"/>
+        </w:rPr>
+        <w:t>1）</w:t>
+      </w:r>
+      <w:r>
+        <w:rPr>
+          <w:rFonts w:ascii="宋体" w:eastAsia="宋体" w:hAnsi="宋体"/>
+          <w:sz w:val="24"/>
+          <w:szCs w:val="24"/>
+        </w:rPr>
+        <w:t>正向激励：设立"数据治理标兵"奖项，每季度评选优秀数据管家，给予奖金/荣誉</w:t>
+      </w:r>
+    </w:p>
+    <w:p>
+      <w:pPr>
+        <w:tabs>
+          <w:tab w:val="num" w:pos="720"/>
+        </w:tabs>
+        <w:spacing w:line="360" w:lineRule="auto"/>
+        <w:ind w:firstLineChars="200" w:firstLine="480"/>
+        <w:rPr>
+          <w:rFonts w:ascii="宋体" w:eastAsia="宋体" w:hAnsi="宋体"/>
+          <w:sz w:val="24"/>
+          <w:szCs w:val="24"/>
+        </w:rPr>
+      </w:pPr>
+      <w:r>
+        <w:rPr>
+          <w:rFonts w:ascii="宋体" w:eastAsia="宋体" w:hAnsi="宋体" w:hint="eastAsia"/>
+          <w:sz w:val="24"/>
+          <w:szCs w:val="24"/>
+        </w:rPr>
+        <w:t>2）</w:t>
+      </w:r>
+      <w:r>
+        <w:rPr>
+          <w:rFonts w:ascii="宋体" w:eastAsia="宋体" w:hAnsi="宋体"/>
+          <w:sz w:val="24"/>
+          <w:szCs w:val="24"/>
+        </w:rPr>
+        <w:t>负向约束：数据质量问题导致业务损失（如错误报表导致决策失误）的，追溯数据管家与业务负责人责任</w:t>
+      </w:r>
+    </w:p>
+    <w:p>
+      <w:pPr>
+        <w:spacing w:line="360" w:lineRule="auto"/>
+        <w:rPr>
+          <w:rFonts w:ascii="宋体" w:eastAsia="宋体" w:hAnsi="宋体" w:hint="eastAsia"/>
+          <w:sz w:val="24"/>
+          <w:szCs w:val="24"/>
+        </w:rPr>
+      </w:pPr>
     </w:p>
     <w:p>
       <w:pPr>
@@ -9241,6 +14930,155 @@
         </w:tabs>
         <w:ind w:left="6480" w:hanging="360"/>
       </w:pPr>
+    </w:lvl>
+  </w:abstractNum>
+  <w:abstractNum w:abstractNumId="12" w15:restartNumberingAfterBreak="0">
+    <w:nsid w:val="7C940213"/>
+    <w:multiLevelType w:val="multilevel"/>
+    <w:tmpl w:val="68B42320"/>
+    <w:lvl w:ilvl="0">
+      <w:start w:val="1"/>
+      <w:numFmt w:val="bullet"/>
+      <w:lvlText w:val=""/>
+      <w:lvlJc w:val="left"/>
+      <w:pPr>
+        <w:tabs>
+          <w:tab w:val="num" w:pos="720"/>
+        </w:tabs>
+        <w:ind w:left="720" w:hanging="360"/>
+      </w:pPr>
+      <w:rPr>
+        <w:rFonts w:ascii="Symbol" w:hAnsi="Symbol" w:hint="default"/>
+        <w:sz w:val="20"/>
+      </w:rPr>
+    </w:lvl>
+    <w:lvl w:ilvl="1" w:tentative="1">
+      <w:start w:val="1"/>
+      <w:numFmt w:val="bullet"/>
+      <w:lvlText w:val=""/>
+      <w:lvlJc w:val="left"/>
+      <w:pPr>
+        <w:tabs>
+          <w:tab w:val="num" w:pos="1440"/>
+        </w:tabs>
+        <w:ind w:left="1440" w:hanging="360"/>
+      </w:pPr>
+      <w:rPr>
+        <w:rFonts w:ascii="Symbol" w:hAnsi="Symbol" w:hint="default"/>
+        <w:sz w:val="20"/>
+      </w:rPr>
+    </w:lvl>
+    <w:lvl w:ilvl="2" w:tentative="1">
+      <w:start w:val="1"/>
+      <w:numFmt w:val="bullet"/>
+      <w:lvlText w:val=""/>
+      <w:lvlJc w:val="left"/>
+      <w:pPr>
+        <w:tabs>
+          <w:tab w:val="num" w:pos="2160"/>
+        </w:tabs>
+        <w:ind w:left="2160" w:hanging="360"/>
+      </w:pPr>
+      <w:rPr>
+        <w:rFonts w:ascii="Symbol" w:hAnsi="Symbol" w:hint="default"/>
+        <w:sz w:val="20"/>
+      </w:rPr>
+    </w:lvl>
+    <w:lvl w:ilvl="3" w:tentative="1">
+      <w:start w:val="1"/>
+      <w:numFmt w:val="bullet"/>
+      <w:lvlText w:val=""/>
+      <w:lvlJc w:val="left"/>
+      <w:pPr>
+        <w:tabs>
+          <w:tab w:val="num" w:pos="2880"/>
+        </w:tabs>
+        <w:ind w:left="2880" w:hanging="360"/>
+      </w:pPr>
+      <w:rPr>
+        <w:rFonts w:ascii="Symbol" w:hAnsi="Symbol" w:hint="default"/>
+        <w:sz w:val="20"/>
+      </w:rPr>
+    </w:lvl>
+    <w:lvl w:ilvl="4" w:tentative="1">
+      <w:start w:val="1"/>
+      <w:numFmt w:val="bullet"/>
+      <w:lvlText w:val=""/>
+      <w:lvlJc w:val="left"/>
+      <w:pPr>
+        <w:tabs>
+          <w:tab w:val="num" w:pos="3600"/>
+        </w:tabs>
+        <w:ind w:left="3600" w:hanging="360"/>
+      </w:pPr>
+      <w:rPr>
+        <w:rFonts w:ascii="Symbol" w:hAnsi="Symbol" w:hint="default"/>
+        <w:sz w:val="20"/>
+      </w:rPr>
+    </w:lvl>
+    <w:lvl w:ilvl="5" w:tentative="1">
+      <w:start w:val="1"/>
+      <w:numFmt w:val="bullet"/>
+      <w:lvlText w:val=""/>
+      <w:lvlJc w:val="left"/>
+      <w:pPr>
+        <w:tabs>
+          <w:tab w:val="num" w:pos="4320"/>
+        </w:tabs>
+        <w:ind w:left="4320" w:hanging="360"/>
+      </w:pPr>
+      <w:rPr>
+        <w:rFonts w:ascii="Symbol" w:hAnsi="Symbol" w:hint="default"/>
+        <w:sz w:val="20"/>
+      </w:rPr>
+    </w:lvl>
+    <w:lvl w:ilvl="6" w:tentative="1">
+      <w:start w:val="1"/>
+      <w:numFmt w:val="bullet"/>
+      <w:lvlText w:val=""/>
+      <w:lvlJc w:val="left"/>
+      <w:pPr>
+        <w:tabs>
+          <w:tab w:val="num" w:pos="5040"/>
+        </w:tabs>
+        <w:ind w:left="5040" w:hanging="360"/>
+      </w:pPr>
+      <w:rPr>
+        <w:rFonts w:ascii="Symbol" w:hAnsi="Symbol" w:hint="default"/>
+        <w:sz w:val="20"/>
+      </w:rPr>
+    </w:lvl>
+    <w:lvl w:ilvl="7" w:tentative="1">
+      <w:start w:val="1"/>
+      <w:numFmt w:val="bullet"/>
+      <w:lvlText w:val=""/>
+      <w:lvlJc w:val="left"/>
+      <w:pPr>
+        <w:tabs>
+          <w:tab w:val="num" w:pos="5760"/>
+        </w:tabs>
+        <w:ind w:left="5760" w:hanging="360"/>
+      </w:pPr>
+      <w:rPr>
+        <w:rFonts w:ascii="Symbol" w:hAnsi="Symbol" w:hint="default"/>
+        <w:sz w:val="20"/>
+      </w:rPr>
+    </w:lvl>
+    <w:lvl w:ilvl="8" w:tentative="1">
+      <w:start w:val="1"/>
+      <w:numFmt w:val="bullet"/>
+      <w:lvlText w:val=""/>
+      <w:lvlJc w:val="left"/>
+      <w:pPr>
+        <w:tabs>
+          <w:tab w:val="num" w:pos="6480"/>
+        </w:tabs>
+        <w:ind w:left="6480" w:hanging="360"/>
+      </w:pPr>
+      <w:rPr>
+        <w:rFonts w:ascii="Symbol" w:hAnsi="Symbol" w:hint="default"/>
+        <w:sz w:val="20"/>
+      </w:rPr>
     </w:lvl>
   </w:abstractNum>
   <w:num w:numId="1" w16cid:durableId="2039812630">
@@ -9278,6 +15116,9 @@
   </w:num>
   <w:num w:numId="12" w16cid:durableId="371074307">
     <w:abstractNumId w:val="8"/>
+  </w:num>
+  <w:num w:numId="13" w16cid:durableId="14116464">
+    <w:abstractNumId w:val="12"/>
   </w:num>
 </w:numbering>
 </file>
